--- a/TS-Kramam/TS-2.6/TS 2.6 Sanskrit Krama Paatam Corrections.docx
+++ b/TS-Kramam/TS-2.6/TS 2.6 Sanskrit Krama Paatam Corrections.docx
@@ -61,18 +61,7 @@
           <w:szCs w:val="32"/>
           <w:u w:val="single"/>
         </w:rPr>
-        <w:t xml:space="preserve">Corrections –Observed </w:t>
-      </w:r>
-      <w:proofErr w:type="gramStart"/>
-      <w:r>
-        <w:rPr>
-          <w:b/>
-          <w:bCs/>
-          <w:sz w:val="32"/>
-          <w:szCs w:val="32"/>
-          <w:u w:val="single"/>
-        </w:rPr>
-        <w:t xml:space="preserve">till </w:t>
+        <w:t xml:space="preserve">Corrections –Observed till </w:t>
       </w:r>
       <w:r>
         <w:rPr>
@@ -85,7 +74,6 @@
         </w:rPr>
         <w:t>????</w:t>
       </w:r>
-      <w:proofErr w:type="gramEnd"/>
     </w:p>
     <w:p>
       <w:pPr>
@@ -762,7 +750,6 @@
               </w:rPr>
               <w:t>Uç</w:t>
             </w:r>
-            <w:proofErr w:type="gramStart"/>
             <w:r>
               <w:rPr>
                 <w:rFonts w:ascii="BRH Malayalam Extra" w:hAnsi="BRH Malayalam Extra" w:cs="BRH Devanagari Extra"/>
@@ -782,7 +769,6 @@
               </w:rPr>
               <w:t>.G</w:t>
             </w:r>
-            <w:proofErr w:type="gramEnd"/>
             <w:r>
               <w:rPr>
                 <w:rFonts w:ascii="BRH Malayalam Extra" w:hAnsi="BRH Malayalam Extra" w:cs="BRH Devanagari Extra"/>
@@ -888,7 +874,6 @@
               </w:rPr>
               <w:t>Uç</w:t>
             </w:r>
-            <w:proofErr w:type="gramStart"/>
             <w:r>
               <w:rPr>
                 <w:rFonts w:ascii="BRH Malayalam Extra" w:hAnsi="BRH Malayalam Extra" w:cs="BRH Devanagari Extra"/>
@@ -908,7 +893,6 @@
               </w:rPr>
               <w:t>.G</w:t>
             </w:r>
-            <w:proofErr w:type="gramEnd"/>
             <w:r>
               <w:rPr>
                 <w:rFonts w:ascii="BRH Malayalam Extra" w:hAnsi="BRH Malayalam Extra" w:cs="BRH Devanagari Extra"/>
@@ -1654,16 +1638,14 @@
               <w:rPr>
                 <w:rFonts w:cs="Arial"/>
                 <w:b/>
-                <w:color w:val="EE0000"/>
-                <w:sz w:val="28"/>
-                <w:szCs w:val="32"/>
-              </w:rPr>
-            </w:pPr>
-            <w:r>
-              <w:rPr>
-                <w:rFonts w:cs="Arial"/>
-                <w:b/>
-                <w:color w:val="EE0000"/>
+                <w:sz w:val="28"/>
+                <w:szCs w:val="32"/>
+              </w:rPr>
+            </w:pPr>
+            <w:r>
+              <w:rPr>
+                <w:rFonts w:cs="Arial"/>
+                <w:b/>
                 <w:sz w:val="28"/>
                 <w:szCs w:val="32"/>
               </w:rPr>
@@ -1684,16 +1666,14 @@
               <w:rPr>
                 <w:rFonts w:cs="Arial"/>
                 <w:b/>
-                <w:color w:val="EE0000"/>
-                <w:sz w:val="28"/>
-                <w:szCs w:val="32"/>
-              </w:rPr>
-            </w:pPr>
-            <w:r>
-              <w:rPr>
-                <w:rFonts w:cs="Arial"/>
-                <w:b/>
-                <w:color w:val="EE0000"/>
+                <w:sz w:val="28"/>
+                <w:szCs w:val="32"/>
+              </w:rPr>
+            </w:pPr>
+            <w:r>
+              <w:rPr>
+                <w:rFonts w:cs="Arial"/>
+                <w:b/>
                 <w:sz w:val="28"/>
                 <w:szCs w:val="32"/>
               </w:rPr>
@@ -1714,16 +1694,14 @@
               <w:rPr>
                 <w:rFonts w:cs="Arial"/>
                 <w:b/>
-                <w:color w:val="EE0000"/>
-                <w:sz w:val="28"/>
-                <w:szCs w:val="32"/>
-              </w:rPr>
-            </w:pPr>
-            <w:r>
-              <w:rPr>
-                <w:rFonts w:cs="Arial"/>
-                <w:b/>
-                <w:color w:val="EE0000"/>
+                <w:sz w:val="28"/>
+                <w:szCs w:val="32"/>
+              </w:rPr>
+            </w:pPr>
+            <w:r>
+              <w:rPr>
+                <w:rFonts w:cs="Arial"/>
+                <w:b/>
                 <w:sz w:val="28"/>
                 <w:szCs w:val="32"/>
               </w:rPr>
@@ -1733,7 +1711,6 @@
               <w:rPr>
                 <w:rFonts w:cs="Arial"/>
                 <w:b/>
-                <w:color w:val="EE0000"/>
                 <w:szCs w:val="32"/>
               </w:rPr>
               <w:t xml:space="preserve">. - </w:t>
@@ -1742,7 +1719,6 @@
               <w:rPr>
                 <w:rFonts w:cs="Arial"/>
                 <w:b/>
-                <w:color w:val="EE0000"/>
                 <w:sz w:val="28"/>
                 <w:szCs w:val="28"/>
               </w:rPr>
@@ -1763,15 +1739,13 @@
               <w:spacing w:before="0" w:line="240" w:lineRule="auto"/>
               <w:rPr>
                 <w:rFonts w:ascii="BRH Devanagari Extra" w:hAnsi="BRH Devanagari Extra" w:cs="BRH Devanagari Extra"/>
-                <w:color w:val="EE0000"/>
-                <w:sz w:val="40"/>
-                <w:szCs w:val="40"/>
-              </w:rPr>
-            </w:pPr>
-            <w:r>
-              <w:rPr>
-                <w:rFonts w:ascii="BRH Devanagari Extra" w:hAnsi="BRH Devanagari Extra" w:cs="BRH Devanagari Extra"/>
-                <w:color w:val="EE0000"/>
+                <w:sz w:val="40"/>
+                <w:szCs w:val="40"/>
+              </w:rPr>
+            </w:pPr>
+            <w:r>
+              <w:rPr>
+                <w:rFonts w:ascii="BRH Devanagari Extra" w:hAnsi="BRH Devanagari Extra" w:cs="BRH Devanagari Extra"/>
                 <w:sz w:val="40"/>
                 <w:szCs w:val="40"/>
               </w:rPr>
@@ -1781,16 +1755,14 @@
               <w:rPr>
                 <w:rFonts w:ascii="BRH Malayalam Extra" w:hAnsi="BRH Malayalam Extra" w:cs="BRH Devanagari Extra"/>
                 <w:b/>
-                <w:color w:val="EE0000"/>
-                <w:sz w:val="32"/>
-                <w:szCs w:val="40"/>
-              </w:rPr>
-              <w:t>–</w:t>
-            </w:r>
-            <w:r>
-              <w:rPr>
-                <w:rFonts w:ascii="BRH Devanagari Extra" w:hAnsi="BRH Devanagari Extra" w:cs="BRH Devanagari Extra"/>
-                <w:color w:val="EE0000"/>
+                <w:sz w:val="32"/>
+                <w:szCs w:val="40"/>
+              </w:rPr>
+              <w:t>–</w:t>
+            </w:r>
+            <w:r>
+              <w:rPr>
+                <w:rFonts w:ascii="BRH Devanagari Extra" w:hAnsi="BRH Devanagari Extra" w:cs="BRH Devanagari Extra"/>
                 <w:sz w:val="40"/>
                 <w:szCs w:val="40"/>
               </w:rPr>
@@ -1800,16 +1772,14 @@
               <w:rPr>
                 <w:rFonts w:ascii="BRH Malayalam Extra" w:hAnsi="BRH Malayalam Extra" w:cs="BRH Devanagari Extra"/>
                 <w:b/>
-                <w:color w:val="EE0000"/>
-                <w:sz w:val="32"/>
-                <w:szCs w:val="40"/>
-              </w:rPr>
-              <w:t>–</w:t>
-            </w:r>
-            <w:r>
-              <w:rPr>
-                <w:rFonts w:ascii="BRH Devanagari Extra" w:hAnsi="BRH Devanagari Extra" w:cs="BRH Devanagari Extra"/>
-                <w:color w:val="EE0000"/>
+                <w:sz w:val="32"/>
+                <w:szCs w:val="40"/>
+              </w:rPr>
+              <w:t>–</w:t>
+            </w:r>
+            <w:r>
+              <w:rPr>
+                <w:rFonts w:ascii="BRH Devanagari Extra" w:hAnsi="BRH Devanagari Extra" w:cs="BRH Devanagari Extra"/>
                 <w:sz w:val="40"/>
                 <w:szCs w:val="40"/>
               </w:rPr>
@@ -1818,7 +1788,6 @@
             <w:r>
               <w:rPr>
                 <w:rFonts w:ascii="BRH Devanagari Extra" w:hAnsi="BRH Devanagari Extra" w:cs="BRH Devanagari Extra"/>
-                <w:color w:val="EE0000"/>
                 <w:sz w:val="40"/>
                 <w:szCs w:val="40"/>
               </w:rPr>
@@ -1827,7 +1796,6 @@
             <w:r>
               <w:rPr>
                 <w:rFonts w:ascii="BRH Devanagari Extra" w:hAnsi="BRH Devanagari Extra" w:cs="BRH Devanagari Extra"/>
-                <w:color w:val="EE0000"/>
                 <w:sz w:val="40"/>
                 <w:szCs w:val="40"/>
                 <w:highlight w:val="yellow"/>
@@ -1837,7 +1805,6 @@
             <w:r>
               <w:rPr>
                 <w:rFonts w:ascii="BRH Devanagari Extra" w:hAnsi="BRH Devanagari Extra" w:cs="BRH Devanagari Extra"/>
-                <w:color w:val="EE0000"/>
                 <w:sz w:val="40"/>
                 <w:szCs w:val="40"/>
               </w:rPr>
@@ -1847,16 +1814,14 @@
               <w:rPr>
                 <w:rFonts w:ascii="BRH Malayalam Extra" w:hAnsi="BRH Malayalam Extra" w:cs="BRH Devanagari Extra"/>
                 <w:b/>
-                <w:color w:val="EE0000"/>
-                <w:sz w:val="32"/>
-                <w:szCs w:val="40"/>
-              </w:rPr>
-              <w:t>–</w:t>
-            </w:r>
-            <w:r>
-              <w:rPr>
-                <w:rFonts w:ascii="BRH Devanagari Extra" w:hAnsi="BRH Devanagari Extra" w:cs="BRH Devanagari Extra"/>
-                <w:color w:val="EE0000"/>
+                <w:sz w:val="32"/>
+                <w:szCs w:val="40"/>
+              </w:rPr>
+              <w:t>–</w:t>
+            </w:r>
+            <w:r>
+              <w:rPr>
+                <w:rFonts w:ascii="BRH Devanagari Extra" w:hAnsi="BRH Devanagari Extra" w:cs="BRH Devanagari Extra"/>
                 <w:sz w:val="40"/>
                 <w:szCs w:val="40"/>
               </w:rPr>
@@ -1877,15 +1842,13 @@
               <w:spacing w:before="0" w:line="240" w:lineRule="auto"/>
               <w:rPr>
                 <w:rFonts w:ascii="BRH Devanagari Extra" w:hAnsi="BRH Devanagari Extra" w:cs="BRH Devanagari Extra"/>
-                <w:color w:val="EE0000"/>
-                <w:sz w:val="40"/>
-                <w:szCs w:val="40"/>
-              </w:rPr>
-            </w:pPr>
-            <w:r>
-              <w:rPr>
-                <w:rFonts w:ascii="BRH Devanagari Extra" w:hAnsi="BRH Devanagari Extra" w:cs="BRH Devanagari Extra"/>
-                <w:color w:val="EE0000"/>
+                <w:sz w:val="40"/>
+                <w:szCs w:val="40"/>
+              </w:rPr>
+            </w:pPr>
+            <w:r>
+              <w:rPr>
+                <w:rFonts w:ascii="BRH Devanagari Extra" w:hAnsi="BRH Devanagari Extra" w:cs="BRH Devanagari Extra"/>
                 <w:sz w:val="40"/>
                 <w:szCs w:val="40"/>
               </w:rPr>
@@ -1895,16 +1858,14 @@
               <w:rPr>
                 <w:rFonts w:ascii="BRH Malayalam Extra" w:hAnsi="BRH Malayalam Extra" w:cs="BRH Devanagari Extra"/>
                 <w:b/>
-                <w:color w:val="EE0000"/>
-                <w:sz w:val="32"/>
-                <w:szCs w:val="40"/>
-              </w:rPr>
-              <w:t>–</w:t>
-            </w:r>
-            <w:r>
-              <w:rPr>
-                <w:rFonts w:ascii="BRH Devanagari Extra" w:hAnsi="BRH Devanagari Extra" w:cs="BRH Devanagari Extra"/>
-                <w:color w:val="EE0000"/>
+                <w:sz w:val="32"/>
+                <w:szCs w:val="40"/>
+              </w:rPr>
+              <w:t>–</w:t>
+            </w:r>
+            <w:r>
+              <w:rPr>
+                <w:rFonts w:ascii="BRH Devanagari Extra" w:hAnsi="BRH Devanagari Extra" w:cs="BRH Devanagari Extra"/>
                 <w:sz w:val="40"/>
                 <w:szCs w:val="40"/>
               </w:rPr>
@@ -1914,16 +1875,14 @@
               <w:rPr>
                 <w:rFonts w:ascii="BRH Malayalam Extra" w:hAnsi="BRH Malayalam Extra" w:cs="BRH Devanagari Extra"/>
                 <w:b/>
-                <w:color w:val="EE0000"/>
-                <w:sz w:val="32"/>
-                <w:szCs w:val="40"/>
-              </w:rPr>
-              <w:t>–</w:t>
-            </w:r>
-            <w:r>
-              <w:rPr>
-                <w:rFonts w:ascii="BRH Devanagari Extra" w:hAnsi="BRH Devanagari Extra" w:cs="BRH Devanagari Extra"/>
-                <w:color w:val="EE0000"/>
+                <w:sz w:val="32"/>
+                <w:szCs w:val="40"/>
+              </w:rPr>
+              <w:t>–</w:t>
+            </w:r>
+            <w:r>
+              <w:rPr>
+                <w:rFonts w:ascii="BRH Devanagari Extra" w:hAnsi="BRH Devanagari Extra" w:cs="BRH Devanagari Extra"/>
                 <w:sz w:val="40"/>
                 <w:szCs w:val="40"/>
               </w:rPr>
@@ -1932,7 +1891,6 @@
             <w:r>
               <w:rPr>
                 <w:rFonts w:ascii="BRH Devanagari Extra" w:hAnsi="BRH Devanagari Extra" w:cs="BRH Devanagari Extra"/>
-                <w:color w:val="EE0000"/>
                 <w:sz w:val="40"/>
                 <w:szCs w:val="40"/>
               </w:rPr>
@@ -1941,7 +1899,6 @@
             <w:r>
               <w:rPr>
                 <w:rFonts w:ascii="BRH Devanagari Extra" w:hAnsi="BRH Devanagari Extra" w:cs="BRH Devanagari Extra"/>
-                <w:color w:val="EE0000"/>
                 <w:sz w:val="40"/>
                 <w:szCs w:val="40"/>
                 <w:highlight w:val="green"/>
@@ -1951,7 +1908,6 @@
             <w:r>
               <w:rPr>
                 <w:rFonts w:ascii="BRH Devanagari Extra" w:hAnsi="BRH Devanagari Extra" w:cs="BRH Devanagari Extra"/>
-                <w:color w:val="EE0000"/>
                 <w:sz w:val="40"/>
                 <w:szCs w:val="40"/>
               </w:rPr>
@@ -1961,16 +1917,14 @@
               <w:rPr>
                 <w:rFonts w:ascii="BRH Malayalam Extra" w:hAnsi="BRH Malayalam Extra" w:cs="BRH Devanagari Extra"/>
                 <w:b/>
-                <w:color w:val="EE0000"/>
-                <w:sz w:val="32"/>
-                <w:szCs w:val="40"/>
-              </w:rPr>
-              <w:t>–</w:t>
-            </w:r>
-            <w:r>
-              <w:rPr>
-                <w:rFonts w:ascii="BRH Devanagari Extra" w:hAnsi="BRH Devanagari Extra" w:cs="BRH Devanagari Extra"/>
-                <w:color w:val="EE0000"/>
+                <w:sz w:val="32"/>
+                <w:szCs w:val="40"/>
+              </w:rPr>
+              <w:t>–</w:t>
+            </w:r>
+            <w:r>
+              <w:rPr>
+                <w:rFonts w:ascii="BRH Devanagari Extra" w:hAnsi="BRH Devanagari Extra" w:cs="BRH Devanagari Extra"/>
                 <w:sz w:val="40"/>
                 <w:szCs w:val="40"/>
               </w:rPr>
@@ -2001,16 +1955,14 @@
               <w:rPr>
                 <w:rFonts w:cs="Arial"/>
                 <w:b/>
-                <w:color w:val="EE0000"/>
-                <w:sz w:val="28"/>
-                <w:szCs w:val="32"/>
-              </w:rPr>
-            </w:pPr>
-            <w:r>
-              <w:rPr>
-                <w:rFonts w:cs="Arial"/>
-                <w:b/>
-                <w:color w:val="EE0000"/>
+                <w:sz w:val="28"/>
+                <w:szCs w:val="32"/>
+              </w:rPr>
+            </w:pPr>
+            <w:r>
+              <w:rPr>
+                <w:rFonts w:cs="Arial"/>
+                <w:b/>
                 <w:sz w:val="28"/>
                 <w:szCs w:val="32"/>
               </w:rPr>
@@ -2031,16 +1983,14 @@
               <w:rPr>
                 <w:rFonts w:cs="Arial"/>
                 <w:b/>
-                <w:color w:val="EE0000"/>
-                <w:sz w:val="28"/>
-                <w:szCs w:val="32"/>
-              </w:rPr>
-            </w:pPr>
-            <w:r>
-              <w:rPr>
-                <w:rFonts w:cs="Arial"/>
-                <w:b/>
-                <w:color w:val="EE0000"/>
+                <w:sz w:val="28"/>
+                <w:szCs w:val="32"/>
+              </w:rPr>
+            </w:pPr>
+            <w:r>
+              <w:rPr>
+                <w:rFonts w:cs="Arial"/>
+                <w:b/>
                 <w:sz w:val="28"/>
                 <w:szCs w:val="32"/>
               </w:rPr>
@@ -2061,16 +2011,14 @@
               <w:rPr>
                 <w:rFonts w:cs="Arial"/>
                 <w:b/>
-                <w:color w:val="EE0000"/>
-                <w:sz w:val="28"/>
-                <w:szCs w:val="32"/>
-              </w:rPr>
-            </w:pPr>
-            <w:r>
-              <w:rPr>
-                <w:rFonts w:cs="Arial"/>
-                <w:b/>
-                <w:color w:val="EE0000"/>
+                <w:sz w:val="28"/>
+                <w:szCs w:val="32"/>
+              </w:rPr>
+            </w:pPr>
+            <w:r>
+              <w:rPr>
+                <w:rFonts w:cs="Arial"/>
+                <w:b/>
                 <w:sz w:val="28"/>
                 <w:szCs w:val="32"/>
               </w:rPr>
@@ -2080,7 +2028,6 @@
               <w:rPr>
                 <w:rFonts w:cs="Arial"/>
                 <w:b/>
-                <w:color w:val="EE0000"/>
                 <w:szCs w:val="32"/>
               </w:rPr>
               <w:t xml:space="preserve">. - </w:t>
@@ -2089,7 +2036,6 @@
               <w:rPr>
                 <w:rFonts w:cs="Arial"/>
                 <w:b/>
-                <w:color w:val="EE0000"/>
                 <w:sz w:val="28"/>
                 <w:szCs w:val="28"/>
               </w:rPr>
@@ -2110,15 +2056,13 @@
               <w:spacing w:before="0" w:line="240" w:lineRule="auto"/>
               <w:rPr>
                 <w:rFonts w:ascii="BRH Devanagari Extra" w:hAnsi="BRH Devanagari Extra" w:cs="BRH Devanagari Extra"/>
-                <w:color w:val="EE0000"/>
-                <w:sz w:val="40"/>
-                <w:szCs w:val="40"/>
-              </w:rPr>
-            </w:pPr>
-            <w:r>
-              <w:rPr>
-                <w:rFonts w:ascii="BRH Devanagari Extra" w:hAnsi="BRH Devanagari Extra" w:cs="BRH Devanagari Extra"/>
-                <w:color w:val="EE0000"/>
+                <w:sz w:val="40"/>
+                <w:szCs w:val="40"/>
+              </w:rPr>
+            </w:pPr>
+            <w:r>
+              <w:rPr>
+                <w:rFonts w:ascii="BRH Devanagari Extra" w:hAnsi="BRH Devanagari Extra" w:cs="BRH Devanagari Extra"/>
                 <w:sz w:val="40"/>
                 <w:szCs w:val="40"/>
               </w:rPr>
@@ -2128,16 +2072,14 @@
               <w:rPr>
                 <w:rFonts w:ascii="BRH Malayalam Extra" w:hAnsi="BRH Malayalam Extra" w:cs="BRH Devanagari Extra"/>
                 <w:b/>
-                <w:color w:val="EE0000"/>
-                <w:sz w:val="32"/>
-                <w:szCs w:val="40"/>
-              </w:rPr>
-              <w:t>–</w:t>
-            </w:r>
-            <w:r>
-              <w:rPr>
-                <w:rFonts w:ascii="BRH Devanagari Extra" w:hAnsi="BRH Devanagari Extra" w:cs="BRH Devanagari Extra"/>
-                <w:color w:val="EE0000"/>
+                <w:sz w:val="32"/>
+                <w:szCs w:val="40"/>
+              </w:rPr>
+              <w:t>–</w:t>
+            </w:r>
+            <w:r>
+              <w:rPr>
+                <w:rFonts w:ascii="BRH Devanagari Extra" w:hAnsi="BRH Devanagari Extra" w:cs="BRH Devanagari Extra"/>
                 <w:sz w:val="40"/>
                 <w:szCs w:val="40"/>
               </w:rPr>
@@ -2147,16 +2089,14 @@
               <w:rPr>
                 <w:rFonts w:ascii="BRH Malayalam Extra" w:hAnsi="BRH Malayalam Extra" w:cs="BRH Devanagari Extra"/>
                 <w:b/>
-                <w:color w:val="EE0000"/>
-                <w:sz w:val="32"/>
-                <w:szCs w:val="40"/>
-              </w:rPr>
-              <w:t>–</w:t>
-            </w:r>
-            <w:r>
-              <w:rPr>
-                <w:rFonts w:ascii="BRH Devanagari Extra" w:hAnsi="BRH Devanagari Extra" w:cs="BRH Devanagari Extra"/>
-                <w:color w:val="EE0000"/>
+                <w:sz w:val="32"/>
+                <w:szCs w:val="40"/>
+              </w:rPr>
+              <w:t>–</w:t>
+            </w:r>
+            <w:r>
+              <w:rPr>
+                <w:rFonts w:ascii="BRH Devanagari Extra" w:hAnsi="BRH Devanagari Extra" w:cs="BRH Devanagari Extra"/>
                 <w:sz w:val="40"/>
                 <w:szCs w:val="40"/>
               </w:rPr>
@@ -2166,16 +2106,14 @@
               <w:rPr>
                 <w:rFonts w:ascii="BRH Malayalam Extra" w:hAnsi="BRH Malayalam Extra" w:cs="BRH Devanagari Extra"/>
                 <w:b/>
-                <w:color w:val="EE0000"/>
-                <w:sz w:val="32"/>
-                <w:szCs w:val="40"/>
-              </w:rPr>
-              <w:t>–</w:t>
-            </w:r>
-            <w:r>
-              <w:rPr>
-                <w:rFonts w:ascii="BRH Devanagari Extra" w:hAnsi="BRH Devanagari Extra" w:cs="BRH Devanagari Extra"/>
-                <w:color w:val="EE0000"/>
+                <w:sz w:val="32"/>
+                <w:szCs w:val="40"/>
+              </w:rPr>
+              <w:t>–</w:t>
+            </w:r>
+            <w:r>
+              <w:rPr>
+                <w:rFonts w:ascii="BRH Devanagari Extra" w:hAnsi="BRH Devanagari Extra" w:cs="BRH Devanagari Extra"/>
                 <w:sz w:val="40"/>
                 <w:szCs w:val="40"/>
               </w:rPr>
@@ -2184,7 +2122,6 @@
             <w:r>
               <w:rPr>
                 <w:rFonts w:ascii="BRH Devanagari Extra" w:hAnsi="BRH Devanagari Extra" w:cs="BRH Devanagari Extra"/>
-                <w:color w:val="EE0000"/>
                 <w:sz w:val="40"/>
                 <w:szCs w:val="40"/>
                 <w:highlight w:val="yellow"/>
@@ -2194,7 +2131,6 @@
             <w:r>
               <w:rPr>
                 <w:rFonts w:ascii="BRH Devanagari Extra" w:hAnsi="BRH Devanagari Extra" w:cs="BRH Devanagari Extra"/>
-                <w:color w:val="EE0000"/>
                 <w:sz w:val="40"/>
                 <w:szCs w:val="40"/>
               </w:rPr>
@@ -2204,16 +2140,14 @@
               <w:rPr>
                 <w:rFonts w:ascii="BRH Malayalam Extra" w:hAnsi="BRH Malayalam Extra" w:cs="BRH Devanagari Extra"/>
                 <w:b/>
-                <w:color w:val="EE0000"/>
-                <w:sz w:val="32"/>
-                <w:szCs w:val="40"/>
-              </w:rPr>
-              <w:t>–</w:t>
-            </w:r>
-            <w:r>
-              <w:rPr>
-                <w:rFonts w:ascii="BRH Devanagari Extra" w:hAnsi="BRH Devanagari Extra" w:cs="BRH Devanagari Extra"/>
-                <w:color w:val="EE0000"/>
+                <w:sz w:val="32"/>
+                <w:szCs w:val="40"/>
+              </w:rPr>
+              <w:t>–</w:t>
+            </w:r>
+            <w:r>
+              <w:rPr>
+                <w:rFonts w:ascii="BRH Devanagari Extra" w:hAnsi="BRH Devanagari Extra" w:cs="BRH Devanagari Extra"/>
                 <w:sz w:val="40"/>
                 <w:szCs w:val="40"/>
               </w:rPr>
@@ -2234,15 +2168,13 @@
               <w:spacing w:before="0" w:line="240" w:lineRule="auto"/>
               <w:rPr>
                 <w:rFonts w:ascii="BRH Devanagari Extra" w:hAnsi="BRH Devanagari Extra" w:cs="BRH Devanagari Extra"/>
-                <w:color w:val="EE0000"/>
-                <w:sz w:val="40"/>
-                <w:szCs w:val="40"/>
-              </w:rPr>
-            </w:pPr>
-            <w:r>
-              <w:rPr>
-                <w:rFonts w:ascii="BRH Devanagari Extra" w:hAnsi="BRH Devanagari Extra" w:cs="BRH Devanagari Extra"/>
-                <w:color w:val="EE0000"/>
+                <w:sz w:val="40"/>
+                <w:szCs w:val="40"/>
+              </w:rPr>
+            </w:pPr>
+            <w:r>
+              <w:rPr>
+                <w:rFonts w:ascii="BRH Devanagari Extra" w:hAnsi="BRH Devanagari Extra" w:cs="BRH Devanagari Extra"/>
                 <w:sz w:val="40"/>
                 <w:szCs w:val="40"/>
               </w:rPr>
@@ -2252,16 +2184,14 @@
               <w:rPr>
                 <w:rFonts w:ascii="BRH Malayalam Extra" w:hAnsi="BRH Malayalam Extra" w:cs="BRH Devanagari Extra"/>
                 <w:b/>
-                <w:color w:val="EE0000"/>
-                <w:sz w:val="32"/>
-                <w:szCs w:val="40"/>
-              </w:rPr>
-              <w:t>–</w:t>
-            </w:r>
-            <w:r>
-              <w:rPr>
-                <w:rFonts w:ascii="BRH Devanagari Extra" w:hAnsi="BRH Devanagari Extra" w:cs="BRH Devanagari Extra"/>
-                <w:color w:val="EE0000"/>
+                <w:sz w:val="32"/>
+                <w:szCs w:val="40"/>
+              </w:rPr>
+              <w:t>–</w:t>
+            </w:r>
+            <w:r>
+              <w:rPr>
+                <w:rFonts w:ascii="BRH Devanagari Extra" w:hAnsi="BRH Devanagari Extra" w:cs="BRH Devanagari Extra"/>
                 <w:sz w:val="40"/>
                 <w:szCs w:val="40"/>
               </w:rPr>
@@ -2271,16 +2201,14 @@
               <w:rPr>
                 <w:rFonts w:ascii="BRH Malayalam Extra" w:hAnsi="BRH Malayalam Extra" w:cs="BRH Devanagari Extra"/>
                 <w:b/>
-                <w:color w:val="EE0000"/>
-                <w:sz w:val="32"/>
-                <w:szCs w:val="40"/>
-              </w:rPr>
-              <w:t>–</w:t>
-            </w:r>
-            <w:r>
-              <w:rPr>
-                <w:rFonts w:ascii="BRH Devanagari Extra" w:hAnsi="BRH Devanagari Extra" w:cs="BRH Devanagari Extra"/>
-                <w:color w:val="EE0000"/>
+                <w:sz w:val="32"/>
+                <w:szCs w:val="40"/>
+              </w:rPr>
+              <w:t>–</w:t>
+            </w:r>
+            <w:r>
+              <w:rPr>
+                <w:rFonts w:ascii="BRH Devanagari Extra" w:hAnsi="BRH Devanagari Extra" w:cs="BRH Devanagari Extra"/>
                 <w:sz w:val="40"/>
                 <w:szCs w:val="40"/>
               </w:rPr>
@@ -2290,16 +2218,14 @@
               <w:rPr>
                 <w:rFonts w:ascii="BRH Malayalam Extra" w:hAnsi="BRH Malayalam Extra" w:cs="BRH Devanagari Extra"/>
                 <w:b/>
-                <w:color w:val="EE0000"/>
-                <w:sz w:val="32"/>
-                <w:szCs w:val="40"/>
-              </w:rPr>
-              <w:t>–</w:t>
-            </w:r>
-            <w:r>
-              <w:rPr>
-                <w:rFonts w:ascii="BRH Devanagari Extra" w:hAnsi="BRH Devanagari Extra" w:cs="BRH Devanagari Extra"/>
-                <w:color w:val="EE0000"/>
+                <w:sz w:val="32"/>
+                <w:szCs w:val="40"/>
+              </w:rPr>
+              <w:t>–</w:t>
+            </w:r>
+            <w:r>
+              <w:rPr>
+                <w:rFonts w:ascii="BRH Devanagari Extra" w:hAnsi="BRH Devanagari Extra" w:cs="BRH Devanagari Extra"/>
                 <w:sz w:val="40"/>
                 <w:szCs w:val="40"/>
               </w:rPr>
@@ -2308,7 +2234,6 @@
             <w:r>
               <w:rPr>
                 <w:rFonts w:ascii="BRH Devanagari Extra" w:hAnsi="BRH Devanagari Extra" w:cs="BRH Devanagari Extra"/>
-                <w:color w:val="EE0000"/>
                 <w:sz w:val="40"/>
                 <w:szCs w:val="40"/>
                 <w:highlight w:val="green"/>
@@ -2318,7 +2243,6 @@
             <w:r>
               <w:rPr>
                 <w:rFonts w:ascii="BRH Devanagari Extra" w:hAnsi="BRH Devanagari Extra" w:cs="BRH Devanagari Extra"/>
-                <w:color w:val="EE0000"/>
                 <w:sz w:val="40"/>
                 <w:szCs w:val="40"/>
               </w:rPr>
@@ -2328,20 +2252,1202 @@
               <w:rPr>
                 <w:rFonts w:ascii="BRH Malayalam Extra" w:hAnsi="BRH Malayalam Extra" w:cs="BRH Devanagari Extra"/>
                 <w:b/>
-                <w:color w:val="EE0000"/>
-                <w:sz w:val="32"/>
-                <w:szCs w:val="40"/>
-              </w:rPr>
-              <w:t>–</w:t>
-            </w:r>
-            <w:r>
-              <w:rPr>
-                <w:rFonts w:ascii="BRH Devanagari Extra" w:hAnsi="BRH Devanagari Extra" w:cs="BRH Devanagari Extra"/>
-                <w:color w:val="EE0000"/>
+                <w:sz w:val="32"/>
+                <w:szCs w:val="40"/>
+              </w:rPr>
+              <w:t>–</w:t>
+            </w:r>
+            <w:r>
+              <w:rPr>
+                <w:rFonts w:ascii="BRH Devanagari Extra" w:hAnsi="BRH Devanagari Extra" w:cs="BRH Devanagari Extra"/>
                 <w:sz w:val="40"/>
                 <w:szCs w:val="40"/>
               </w:rPr>
               <w:t>uÉ |</w:t>
+            </w:r>
+          </w:p>
+        </w:tc>
+      </w:tr>
+      <w:tr>
+        <w:trPr>
+          <w:trHeight w:val="1692"/>
+        </w:trPr>
+        <w:tc>
+          <w:tcPr>
+            <w:tcW w:w="4048" w:type="dxa"/>
+          </w:tcPr>
+          <w:p>
+            <w:pPr>
+              <w:widowControl w:val="0"/>
+              <w:tabs>
+                <w:tab w:val="left" w:pos="993"/>
+              </w:tabs>
+              <w:autoSpaceDE w:val="0"/>
+              <w:autoSpaceDN w:val="0"/>
+              <w:adjustRightInd w:val="0"/>
+              <w:spacing w:before="0" w:line="240" w:lineRule="auto"/>
+              <w:ind w:right="297"/>
+              <w:rPr>
+                <w:rFonts w:cs="Arial"/>
+                <w:b/>
+                <w:color w:val="000000"/>
+                <w:sz w:val="28"/>
+                <w:szCs w:val="32"/>
+              </w:rPr>
+            </w:pPr>
+            <w:r>
+              <w:rPr>
+                <w:rFonts w:cs="Arial"/>
+                <w:b/>
+                <w:color w:val="000000"/>
+                <w:sz w:val="28"/>
+                <w:szCs w:val="32"/>
+              </w:rPr>
+              <w:lastRenderedPageBreak/>
+              <w:t>T.S.2.</w:t>
+            </w:r>
+            <w:r>
+              <w:rPr>
+                <w:rFonts w:cs="Arial"/>
+                <w:b/>
+                <w:color w:val="000000"/>
+                <w:sz w:val="28"/>
+                <w:szCs w:val="32"/>
+              </w:rPr>
+              <w:t xml:space="preserve">6.8.5 </w:t>
+            </w:r>
+            <w:r>
+              <w:rPr>
+                <w:rFonts w:cs="Arial"/>
+                <w:b/>
+                <w:color w:val="000000"/>
+                <w:sz w:val="28"/>
+                <w:szCs w:val="32"/>
+              </w:rPr>
+              <w:t>– Kramam</w:t>
+            </w:r>
+          </w:p>
+          <w:p>
+            <w:pPr>
+              <w:widowControl w:val="0"/>
+              <w:tabs>
+                <w:tab w:val="left" w:pos="993"/>
+              </w:tabs>
+              <w:autoSpaceDE w:val="0"/>
+              <w:autoSpaceDN w:val="0"/>
+              <w:adjustRightInd w:val="0"/>
+              <w:spacing w:before="0" w:line="240" w:lineRule="auto"/>
+              <w:ind w:right="297"/>
+              <w:rPr>
+                <w:rFonts w:cs="Arial"/>
+                <w:b/>
+                <w:color w:val="000000"/>
+                <w:sz w:val="28"/>
+                <w:szCs w:val="32"/>
+                <w:lang w:val="en-IN"/>
+              </w:rPr>
+            </w:pPr>
+            <w:r>
+              <w:rPr>
+                <w:rFonts w:cs="Arial"/>
+                <w:b/>
+                <w:color w:val="000000"/>
+                <w:sz w:val="28"/>
+                <w:szCs w:val="32"/>
+                <w:lang w:val="en-IN"/>
+              </w:rPr>
+              <w:t>Krama Vaakyam No.- 18</w:t>
+            </w:r>
+          </w:p>
+          <w:p>
+            <w:pPr>
+              <w:widowControl w:val="0"/>
+              <w:tabs>
+                <w:tab w:val="left" w:pos="993"/>
+              </w:tabs>
+              <w:autoSpaceDE w:val="0"/>
+              <w:autoSpaceDN w:val="0"/>
+              <w:adjustRightInd w:val="0"/>
+              <w:spacing w:before="0" w:line="240" w:lineRule="auto"/>
+              <w:ind w:right="297"/>
+              <w:rPr>
+                <w:rFonts w:cs="Arial"/>
+                <w:b/>
+                <w:color w:val="000000"/>
+                <w:sz w:val="28"/>
+                <w:szCs w:val="32"/>
+                <w:lang w:val="it-IT"/>
+              </w:rPr>
+            </w:pPr>
+            <w:r>
+              <w:rPr>
+                <w:rFonts w:cs="Arial"/>
+                <w:b/>
+                <w:color w:val="000000"/>
+                <w:sz w:val="28"/>
+                <w:szCs w:val="32"/>
+                <w:lang w:val="it-IT"/>
+              </w:rPr>
+              <w:t>Panchaati No</w:t>
+            </w:r>
+            <w:r>
+              <w:rPr>
+                <w:rFonts w:cs="Arial"/>
+                <w:b/>
+                <w:color w:val="000000"/>
+                <w:szCs w:val="32"/>
+                <w:lang w:val="it-IT"/>
+              </w:rPr>
+              <w:t xml:space="preserve">. - </w:t>
+            </w:r>
+            <w:r>
+              <w:rPr>
+                <w:rFonts w:cs="Arial"/>
+                <w:b/>
+                <w:color w:val="000000"/>
+                <w:sz w:val="28"/>
+                <w:szCs w:val="32"/>
+                <w:lang w:val="it-IT"/>
+              </w:rPr>
+              <w:t>4</w:t>
+            </w:r>
+            <w:r>
+              <w:rPr>
+                <w:rFonts w:cs="Arial"/>
+                <w:b/>
+                <w:color w:val="000000"/>
+                <w:sz w:val="28"/>
+                <w:szCs w:val="32"/>
+                <w:lang w:val="it-IT"/>
+              </w:rPr>
+              <w:t>6</w:t>
+            </w:r>
+          </w:p>
+        </w:tc>
+        <w:tc>
+          <w:tcPr>
+            <w:tcW w:w="5386" w:type="dxa"/>
+          </w:tcPr>
+          <w:p>
+            <w:pPr>
+              <w:widowControl w:val="0"/>
+              <w:autoSpaceDE w:val="0"/>
+              <w:autoSpaceDN w:val="0"/>
+              <w:adjustRightInd w:val="0"/>
+              <w:spacing w:before="0" w:line="240" w:lineRule="auto"/>
+              <w:rPr>
+                <w:rFonts w:ascii="BRH Devanagari Extra" w:hAnsi="BRH Devanagari Extra" w:cs="BRH Devanagari Extra"/>
+                <w:color w:val="000000"/>
+                <w:sz w:val="40"/>
+                <w:szCs w:val="40"/>
+                <w:lang w:val="it-IT"/>
+              </w:rPr>
+            </w:pPr>
+            <w:r>
+              <w:rPr>
+                <w:rFonts w:ascii="BRH Devanagari Extra" w:hAnsi="BRH Devanagari Extra" w:cs="BRH Devanagari Extra"/>
+                <w:color w:val="000000"/>
+                <w:sz w:val="40"/>
+                <w:szCs w:val="40"/>
+                <w:lang w:val="it-IT"/>
+              </w:rPr>
+              <w:t>AÉ</w:t>
+            </w:r>
+            <w:r>
+              <w:rPr>
+                <w:rFonts w:ascii="BRH Malayalam Extra" w:hAnsi="BRH Malayalam Extra" w:cs="BRH Devanagari Extra"/>
+                <w:b/>
+                <w:color w:val="000000"/>
+                <w:sz w:val="32"/>
+                <w:szCs w:val="40"/>
+                <w:highlight w:val="yellow"/>
+                <w:lang w:val="it-IT"/>
+              </w:rPr>
+              <w:t>–</w:t>
+            </w:r>
+            <w:r>
+              <w:rPr>
+                <w:rFonts w:ascii="BRH Devanagari Extra" w:hAnsi="BRH Devanagari Extra" w:cs="BRH Devanagari Extra"/>
+                <w:color w:val="000000"/>
+                <w:sz w:val="40"/>
+                <w:szCs w:val="40"/>
+                <w:highlight w:val="yellow"/>
+                <w:lang w:val="it-IT"/>
+              </w:rPr>
+              <w:t>®</w:t>
+            </w:r>
+            <w:r>
+              <w:rPr>
+                <w:rFonts w:ascii="BRH Devanagari Extra" w:hAnsi="BRH Devanagari Extra" w:cs="BRH Devanagari Extra"/>
+                <w:color w:val="000000"/>
+                <w:sz w:val="40"/>
+                <w:szCs w:val="40"/>
+                <w:lang w:val="it-IT"/>
+              </w:rPr>
+              <w:t>ï</w:t>
+            </w:r>
+            <w:r>
+              <w:rPr>
+                <w:rFonts w:ascii="BRH Malayalam Extra" w:hAnsi="BRH Malayalam Extra" w:cs="BRH Devanagari Extra"/>
+                <w:b/>
+                <w:color w:val="000000"/>
+                <w:sz w:val="32"/>
+                <w:szCs w:val="40"/>
+                <w:lang w:val="it-IT"/>
+              </w:rPr>
+              <w:t>–</w:t>
+            </w:r>
+            <w:r>
+              <w:rPr>
+                <w:rFonts w:ascii="BRH Devanagari Extra" w:hAnsi="BRH Devanagari Extra" w:cs="BRH Devanagari Extra"/>
+                <w:color w:val="000000"/>
+                <w:sz w:val="40"/>
+                <w:szCs w:val="40"/>
+                <w:lang w:val="it-IT"/>
+              </w:rPr>
+              <w:t>mÉëÉ</w:t>
+            </w:r>
+            <w:r>
+              <w:rPr>
+                <w:rFonts w:ascii="BRH Malayalam Extra" w:hAnsi="BRH Malayalam Extra" w:cs="BRH Devanagari Extra"/>
+                <w:b/>
+                <w:color w:val="000000"/>
+                <w:sz w:val="32"/>
+                <w:szCs w:val="40"/>
+                <w:lang w:val="it-IT"/>
+              </w:rPr>
+              <w:t>–</w:t>
+            </w:r>
+            <w:r>
+              <w:rPr>
+                <w:rFonts w:ascii="BRH Devanagari Extra" w:hAnsi="BRH Devanagari Extra" w:cs="BRH Devanagari Extra"/>
+                <w:color w:val="000000"/>
+                <w:sz w:val="40"/>
+                <w:szCs w:val="40"/>
+                <w:lang w:val="it-IT"/>
+              </w:rPr>
+              <w:t>ÍzÉ</w:t>
+            </w:r>
+            <w:r>
+              <w:rPr>
+                <w:rFonts w:ascii="BRH Malayalam Extra" w:hAnsi="BRH Malayalam Extra" w:cs="BRH Devanagari Extra"/>
+                <w:b/>
+                <w:color w:val="000000"/>
+                <w:sz w:val="32"/>
+                <w:szCs w:val="40"/>
+                <w:lang w:val="it-IT"/>
+              </w:rPr>
+              <w:t>–</w:t>
+            </w:r>
+            <w:r>
+              <w:rPr>
+                <w:rFonts w:ascii="BRH Devanagari Extra" w:hAnsi="BRH Devanagari Extra" w:cs="BRH Devanagari Extra"/>
+                <w:color w:val="000000"/>
+                <w:sz w:val="40"/>
+                <w:szCs w:val="40"/>
+                <w:lang w:val="it-IT"/>
+              </w:rPr>
+              <w:t>Ì§É</w:t>
+            </w:r>
+            <w:r>
+              <w:rPr>
+                <w:rFonts w:ascii="BRH Malayalam Extra" w:hAnsi="BRH Malayalam Extra" w:cs="BRH Devanagari Extra"/>
+                <w:b/>
+                <w:color w:val="000000"/>
+                <w:sz w:val="32"/>
+                <w:szCs w:val="40"/>
+                <w:lang w:val="it-IT"/>
+              </w:rPr>
+              <w:t>–</w:t>
+            </w:r>
+            <w:r>
+              <w:rPr>
+                <w:rFonts w:ascii="BRH Devanagari Extra" w:hAnsi="BRH Devanagari Extra" w:cs="BRH Devanagari Extra"/>
+                <w:color w:val="000000"/>
+                <w:sz w:val="40"/>
+                <w:szCs w:val="40"/>
+                <w:lang w:val="it-IT"/>
+              </w:rPr>
+              <w:t xml:space="preserve">rÉÈ | </w:t>
+            </w:r>
+          </w:p>
+          <w:p>
+            <w:pPr>
+              <w:widowControl w:val="0"/>
+              <w:autoSpaceDE w:val="0"/>
+              <w:autoSpaceDN w:val="0"/>
+              <w:adjustRightInd w:val="0"/>
+              <w:spacing w:before="0" w:line="240" w:lineRule="auto"/>
+              <w:rPr>
+                <w:rFonts w:ascii="BRH Devanagari Extra" w:hAnsi="BRH Devanagari Extra" w:cs="BRH Devanagari Extra"/>
+                <w:color w:val="000000"/>
+                <w:sz w:val="40"/>
+                <w:szCs w:val="40"/>
+                <w:lang w:val="it-IT"/>
+              </w:rPr>
+            </w:pPr>
+            <w:r>
+              <w:rPr>
+                <w:rFonts w:ascii="BRH Devanagari Extra" w:hAnsi="BRH Devanagari Extra" w:cs="BRH Devanagari Extra"/>
+                <w:color w:val="000000"/>
+                <w:sz w:val="40"/>
+                <w:szCs w:val="40"/>
+                <w:lang w:val="it-IT"/>
+              </w:rPr>
+              <w:t>A</w:t>
+            </w:r>
+            <w:r>
+              <w:rPr>
+                <w:rFonts w:ascii="BRH Malayalam Extra" w:hAnsi="BRH Malayalam Extra" w:cs="BRH Devanagari Extra"/>
+                <w:b/>
+                <w:color w:val="000000"/>
+                <w:sz w:val="32"/>
+                <w:szCs w:val="40"/>
+                <w:lang w:val="it-IT"/>
+              </w:rPr>
+              <w:t>–</w:t>
+            </w:r>
+            <w:r>
+              <w:rPr>
+                <w:rFonts w:ascii="BRH Devanagari Extra" w:hAnsi="BRH Devanagari Extra" w:cs="BRH Devanagari Extra"/>
+                <w:color w:val="000000"/>
+                <w:sz w:val="40"/>
+                <w:szCs w:val="40"/>
+                <w:lang w:val="it-IT"/>
+              </w:rPr>
+              <w:t>mÉëÉ</w:t>
+            </w:r>
+            <w:r>
+              <w:rPr>
+                <w:rFonts w:ascii="BRH Malayalam Extra" w:hAnsi="BRH Malayalam Extra" w:cs="BRH Devanagari Extra"/>
+                <w:b/>
+                <w:color w:val="000000"/>
+                <w:sz w:val="32"/>
+                <w:szCs w:val="40"/>
+                <w:lang w:val="it-IT"/>
+              </w:rPr>
+              <w:t>–</w:t>
+            </w:r>
+            <w:r>
+              <w:rPr>
+                <w:rFonts w:ascii="BRH Devanagari Extra" w:hAnsi="BRH Devanagari Extra" w:cs="BRH Devanagari Extra"/>
+                <w:color w:val="000000"/>
+                <w:sz w:val="40"/>
+                <w:szCs w:val="40"/>
+                <w:lang w:val="it-IT"/>
+              </w:rPr>
+              <w:t>ÍzÉ</w:t>
+            </w:r>
+            <w:r>
+              <w:rPr>
+                <w:rFonts w:ascii="BRH Malayalam Extra" w:hAnsi="BRH Malayalam Extra" w:cs="BRH Devanagari Extra"/>
+                <w:b/>
+                <w:color w:val="000000"/>
+                <w:sz w:val="32"/>
+                <w:szCs w:val="40"/>
+                <w:lang w:val="it-IT"/>
+              </w:rPr>
+              <w:t>–</w:t>
+            </w:r>
+            <w:r>
+              <w:rPr>
+                <w:rFonts w:ascii="BRH Devanagari Extra" w:hAnsi="BRH Devanagari Extra" w:cs="BRH Devanagari Extra"/>
+                <w:color w:val="000000"/>
+                <w:sz w:val="40"/>
+                <w:szCs w:val="40"/>
+                <w:lang w:val="it-IT"/>
+              </w:rPr>
+              <w:t>Ì§É</w:t>
+            </w:r>
+            <w:r>
+              <w:rPr>
+                <w:rFonts w:ascii="BRH Malayalam Extra" w:hAnsi="BRH Malayalam Extra" w:cs="BRH Devanagari Extra"/>
+                <w:b/>
+                <w:color w:val="000000"/>
+                <w:sz w:val="32"/>
+                <w:szCs w:val="40"/>
+                <w:lang w:val="it-IT"/>
+              </w:rPr>
+              <w:t>–</w:t>
+            </w:r>
+            <w:r>
+              <w:rPr>
+                <w:rFonts w:ascii="BRH Devanagari Extra" w:hAnsi="BRH Devanagari Extra" w:cs="BRH Devanagari Extra"/>
+                <w:color w:val="000000"/>
+                <w:sz w:val="40"/>
+                <w:szCs w:val="40"/>
+                <w:lang w:val="it-IT"/>
+              </w:rPr>
+              <w:t>rÉÉå uÉæ |</w:t>
+            </w:r>
+          </w:p>
+        </w:tc>
+        <w:tc>
+          <w:tcPr>
+            <w:tcW w:w="5220" w:type="dxa"/>
+          </w:tcPr>
+          <w:p>
+            <w:pPr>
+              <w:widowControl w:val="0"/>
+              <w:autoSpaceDE w:val="0"/>
+              <w:autoSpaceDN w:val="0"/>
+              <w:adjustRightInd w:val="0"/>
+              <w:spacing w:before="0" w:line="240" w:lineRule="auto"/>
+              <w:rPr>
+                <w:rFonts w:ascii="BRH Devanagari Extra" w:hAnsi="BRH Devanagari Extra" w:cs="BRH Devanagari Extra"/>
+                <w:color w:val="000000"/>
+                <w:sz w:val="40"/>
+                <w:szCs w:val="40"/>
+                <w:lang w:val="it-IT"/>
+              </w:rPr>
+            </w:pPr>
+            <w:r>
+              <w:rPr>
+                <w:rFonts w:ascii="BRH Devanagari Extra" w:hAnsi="BRH Devanagari Extra" w:cs="BRH Devanagari Extra"/>
+                <w:color w:val="000000"/>
+                <w:sz w:val="40"/>
+                <w:szCs w:val="40"/>
+                <w:lang w:val="it-IT"/>
+              </w:rPr>
+              <w:t>AÉ</w:t>
+            </w:r>
+            <w:r>
+              <w:rPr>
+                <w:rFonts w:ascii="BRH Malayalam Extra" w:hAnsi="BRH Malayalam Extra" w:cs="BRH Devanagari Extra"/>
+                <w:b/>
+                <w:color w:val="000000"/>
+                <w:sz w:val="32"/>
+                <w:szCs w:val="40"/>
+                <w:highlight w:val="green"/>
+                <w:lang w:val="it-IT"/>
+              </w:rPr>
+              <w:t>–</w:t>
+            </w:r>
+            <w:r>
+              <w:rPr>
+                <w:rFonts w:ascii="BRH Devanagari Extra" w:hAnsi="BRH Devanagari Extra" w:cs="BRH Devanagari Extra"/>
+                <w:sz w:val="40"/>
+                <w:szCs w:val="40"/>
+                <w:highlight w:val="green"/>
+                <w:lang w:val="it-IT"/>
+              </w:rPr>
+              <w:t>SèïkrÉ</w:t>
+            </w:r>
+            <w:r>
+              <w:rPr>
+                <w:rFonts w:ascii="BRH Malayalam Extra" w:hAnsi="BRH Malayalam Extra" w:cs="BRH Devanagari Extra"/>
+                <w:b/>
+                <w:color w:val="000000"/>
+                <w:sz w:val="32"/>
+                <w:szCs w:val="40"/>
+                <w:lang w:val="it-IT"/>
+              </w:rPr>
+              <w:t>–</w:t>
+            </w:r>
+            <w:r>
+              <w:rPr>
+                <w:rFonts w:ascii="BRH Devanagari Extra" w:hAnsi="BRH Devanagari Extra" w:cs="BRH Devanagari Extra"/>
+                <w:color w:val="000000"/>
+                <w:sz w:val="40"/>
+                <w:szCs w:val="40"/>
+                <w:lang w:val="it-IT"/>
+              </w:rPr>
+              <w:t>mÉëÉ</w:t>
+            </w:r>
+            <w:r>
+              <w:rPr>
+                <w:rFonts w:ascii="BRH Malayalam Extra" w:hAnsi="BRH Malayalam Extra" w:cs="BRH Devanagari Extra"/>
+                <w:b/>
+                <w:color w:val="000000"/>
+                <w:sz w:val="32"/>
+                <w:szCs w:val="40"/>
+                <w:lang w:val="it-IT"/>
+              </w:rPr>
+              <w:t>–</w:t>
+            </w:r>
+            <w:r>
+              <w:rPr>
+                <w:rFonts w:ascii="BRH Devanagari Extra" w:hAnsi="BRH Devanagari Extra" w:cs="BRH Devanagari Extra"/>
+                <w:color w:val="000000"/>
+                <w:sz w:val="40"/>
+                <w:szCs w:val="40"/>
+                <w:lang w:val="it-IT"/>
+              </w:rPr>
+              <w:t>ÍzÉ</w:t>
+            </w:r>
+            <w:r>
+              <w:rPr>
+                <w:rFonts w:ascii="BRH Malayalam Extra" w:hAnsi="BRH Malayalam Extra" w:cs="BRH Devanagari Extra"/>
+                <w:b/>
+                <w:color w:val="000000"/>
+                <w:sz w:val="32"/>
+                <w:szCs w:val="40"/>
+                <w:lang w:val="it-IT"/>
+              </w:rPr>
+              <w:t>–</w:t>
+            </w:r>
+            <w:r>
+              <w:rPr>
+                <w:rFonts w:ascii="BRH Devanagari Extra" w:hAnsi="BRH Devanagari Extra" w:cs="BRH Devanagari Extra"/>
+                <w:color w:val="000000"/>
+                <w:sz w:val="40"/>
+                <w:szCs w:val="40"/>
+                <w:lang w:val="it-IT"/>
+              </w:rPr>
+              <w:t>Ì§É</w:t>
+            </w:r>
+            <w:r>
+              <w:rPr>
+                <w:rFonts w:ascii="BRH Malayalam Extra" w:hAnsi="BRH Malayalam Extra" w:cs="BRH Devanagari Extra"/>
+                <w:b/>
+                <w:color w:val="000000"/>
+                <w:sz w:val="32"/>
+                <w:szCs w:val="40"/>
+                <w:lang w:val="it-IT"/>
+              </w:rPr>
+              <w:t>–</w:t>
+            </w:r>
+            <w:r>
+              <w:rPr>
+                <w:rFonts w:ascii="BRH Devanagari Extra" w:hAnsi="BRH Devanagari Extra" w:cs="BRH Devanagari Extra"/>
+                <w:color w:val="000000"/>
+                <w:sz w:val="40"/>
+                <w:szCs w:val="40"/>
+                <w:lang w:val="it-IT"/>
+              </w:rPr>
+              <w:t xml:space="preserve">rÉÈ | </w:t>
+            </w:r>
+          </w:p>
+          <w:p>
+            <w:pPr>
+              <w:widowControl w:val="0"/>
+              <w:autoSpaceDE w:val="0"/>
+              <w:autoSpaceDN w:val="0"/>
+              <w:adjustRightInd w:val="0"/>
+              <w:spacing w:before="0" w:line="240" w:lineRule="auto"/>
+              <w:rPr>
+                <w:rFonts w:ascii="BRH Devanagari Extra" w:hAnsi="BRH Devanagari Extra" w:cs="BRH Devanagari Extra"/>
+                <w:color w:val="000000"/>
+                <w:sz w:val="40"/>
+                <w:szCs w:val="40"/>
+                <w:lang w:val="it-IT"/>
+              </w:rPr>
+            </w:pPr>
+            <w:r>
+              <w:rPr>
+                <w:rFonts w:ascii="BRH Devanagari Extra" w:hAnsi="BRH Devanagari Extra" w:cs="BRH Devanagari Extra"/>
+                <w:color w:val="000000"/>
+                <w:sz w:val="40"/>
+                <w:szCs w:val="40"/>
+                <w:lang w:val="it-IT"/>
+              </w:rPr>
+              <w:t>A</w:t>
+            </w:r>
+            <w:r>
+              <w:rPr>
+                <w:rFonts w:ascii="BRH Malayalam Extra" w:hAnsi="BRH Malayalam Extra" w:cs="BRH Devanagari Extra"/>
+                <w:b/>
+                <w:color w:val="000000"/>
+                <w:sz w:val="32"/>
+                <w:szCs w:val="40"/>
+                <w:lang w:val="it-IT"/>
+              </w:rPr>
+              <w:t>–</w:t>
+            </w:r>
+            <w:r>
+              <w:rPr>
+                <w:rFonts w:ascii="BRH Devanagari Extra" w:hAnsi="BRH Devanagari Extra" w:cs="BRH Devanagari Extra"/>
+                <w:color w:val="000000"/>
+                <w:sz w:val="40"/>
+                <w:szCs w:val="40"/>
+                <w:lang w:val="it-IT"/>
+              </w:rPr>
+              <w:t>mÉëÉ</w:t>
+            </w:r>
+            <w:r>
+              <w:rPr>
+                <w:rFonts w:ascii="BRH Malayalam Extra" w:hAnsi="BRH Malayalam Extra" w:cs="BRH Devanagari Extra"/>
+                <w:b/>
+                <w:color w:val="000000"/>
+                <w:sz w:val="32"/>
+                <w:szCs w:val="40"/>
+                <w:lang w:val="it-IT"/>
+              </w:rPr>
+              <w:t>–</w:t>
+            </w:r>
+            <w:r>
+              <w:rPr>
+                <w:rFonts w:ascii="BRH Devanagari Extra" w:hAnsi="BRH Devanagari Extra" w:cs="BRH Devanagari Extra"/>
+                <w:color w:val="000000"/>
+                <w:sz w:val="40"/>
+                <w:szCs w:val="40"/>
+                <w:lang w:val="it-IT"/>
+              </w:rPr>
+              <w:t>ÍzÉ</w:t>
+            </w:r>
+            <w:r>
+              <w:rPr>
+                <w:rFonts w:ascii="BRH Malayalam Extra" w:hAnsi="BRH Malayalam Extra" w:cs="BRH Devanagari Extra"/>
+                <w:b/>
+                <w:color w:val="000000"/>
+                <w:sz w:val="32"/>
+                <w:szCs w:val="40"/>
+                <w:lang w:val="it-IT"/>
+              </w:rPr>
+              <w:t>–</w:t>
+            </w:r>
+            <w:r>
+              <w:rPr>
+                <w:rFonts w:ascii="BRH Devanagari Extra" w:hAnsi="BRH Devanagari Extra" w:cs="BRH Devanagari Extra"/>
+                <w:color w:val="000000"/>
+                <w:sz w:val="40"/>
+                <w:szCs w:val="40"/>
+                <w:lang w:val="it-IT"/>
+              </w:rPr>
+              <w:t>Ì§É</w:t>
+            </w:r>
+            <w:r>
+              <w:rPr>
+                <w:rFonts w:ascii="BRH Malayalam Extra" w:hAnsi="BRH Malayalam Extra" w:cs="BRH Devanagari Extra"/>
+                <w:b/>
+                <w:color w:val="000000"/>
+                <w:sz w:val="32"/>
+                <w:szCs w:val="40"/>
+                <w:lang w:val="it-IT"/>
+              </w:rPr>
+              <w:t>–</w:t>
+            </w:r>
+            <w:r>
+              <w:rPr>
+                <w:rFonts w:ascii="BRH Devanagari Extra" w:hAnsi="BRH Devanagari Extra" w:cs="BRH Devanagari Extra"/>
+                <w:color w:val="000000"/>
+                <w:sz w:val="40"/>
+                <w:szCs w:val="40"/>
+                <w:lang w:val="it-IT"/>
+              </w:rPr>
+              <w:t>rÉÉå uÉæ |</w:t>
+            </w:r>
+          </w:p>
+        </w:tc>
+      </w:tr>
+      <w:tr>
+        <w:trPr>
+          <w:trHeight w:val="1692"/>
+        </w:trPr>
+        <w:tc>
+          <w:tcPr>
+            <w:tcW w:w="4048" w:type="dxa"/>
+          </w:tcPr>
+          <w:p>
+            <w:pPr>
+              <w:widowControl w:val="0"/>
+              <w:tabs>
+                <w:tab w:val="left" w:pos="993"/>
+              </w:tabs>
+              <w:autoSpaceDE w:val="0"/>
+              <w:autoSpaceDN w:val="0"/>
+              <w:adjustRightInd w:val="0"/>
+              <w:spacing w:before="0" w:line="240" w:lineRule="auto"/>
+              <w:ind w:right="297"/>
+              <w:rPr>
+                <w:rFonts w:cs="Arial"/>
+                <w:b/>
+                <w:color w:val="000000"/>
+                <w:sz w:val="28"/>
+                <w:szCs w:val="32"/>
+              </w:rPr>
+            </w:pPr>
+            <w:r>
+              <w:rPr>
+                <w:rFonts w:cs="Arial"/>
+                <w:b/>
+                <w:color w:val="000000"/>
+                <w:sz w:val="28"/>
+                <w:szCs w:val="32"/>
+              </w:rPr>
+              <w:t>T.S.2.</w:t>
+            </w:r>
+            <w:r>
+              <w:rPr>
+                <w:rFonts w:cs="Arial"/>
+                <w:b/>
+                <w:color w:val="000000"/>
+                <w:sz w:val="28"/>
+                <w:szCs w:val="32"/>
+              </w:rPr>
+              <w:t xml:space="preserve">6.9.1 </w:t>
+            </w:r>
+            <w:r>
+              <w:rPr>
+                <w:rFonts w:cs="Arial"/>
+                <w:b/>
+                <w:color w:val="000000"/>
+                <w:sz w:val="28"/>
+                <w:szCs w:val="32"/>
+              </w:rPr>
+              <w:t>– Kramam</w:t>
+            </w:r>
+          </w:p>
+          <w:p>
+            <w:pPr>
+              <w:widowControl w:val="0"/>
+              <w:tabs>
+                <w:tab w:val="left" w:pos="993"/>
+              </w:tabs>
+              <w:autoSpaceDE w:val="0"/>
+              <w:autoSpaceDN w:val="0"/>
+              <w:adjustRightInd w:val="0"/>
+              <w:spacing w:before="0" w:line="240" w:lineRule="auto"/>
+              <w:ind w:right="297"/>
+              <w:rPr>
+                <w:rFonts w:cs="Arial"/>
+                <w:b/>
+                <w:color w:val="000000"/>
+                <w:sz w:val="28"/>
+                <w:szCs w:val="32"/>
+                <w:lang w:val="en-IN"/>
+              </w:rPr>
+            </w:pPr>
+            <w:r>
+              <w:rPr>
+                <w:rFonts w:cs="Arial"/>
+                <w:b/>
+                <w:color w:val="000000"/>
+                <w:sz w:val="28"/>
+                <w:szCs w:val="32"/>
+                <w:lang w:val="en-IN"/>
+              </w:rPr>
+              <w:t>Krama Vaakyam No.- 46</w:t>
+            </w:r>
+          </w:p>
+          <w:p>
+            <w:pPr>
+              <w:widowControl w:val="0"/>
+              <w:tabs>
+                <w:tab w:val="left" w:pos="993"/>
+              </w:tabs>
+              <w:autoSpaceDE w:val="0"/>
+              <w:autoSpaceDN w:val="0"/>
+              <w:adjustRightInd w:val="0"/>
+              <w:spacing w:before="0" w:line="240" w:lineRule="auto"/>
+              <w:ind w:right="297"/>
+              <w:rPr>
+                <w:rFonts w:cs="Arial"/>
+                <w:b/>
+                <w:color w:val="000000"/>
+                <w:sz w:val="28"/>
+                <w:szCs w:val="32"/>
+                <w:lang w:val="it-IT"/>
+              </w:rPr>
+            </w:pPr>
+            <w:r>
+              <w:rPr>
+                <w:rFonts w:cs="Arial"/>
+                <w:b/>
+                <w:color w:val="000000"/>
+                <w:sz w:val="28"/>
+                <w:szCs w:val="32"/>
+                <w:lang w:val="it-IT"/>
+              </w:rPr>
+              <w:t>Panchaati No</w:t>
+            </w:r>
+            <w:r>
+              <w:rPr>
+                <w:rFonts w:cs="Arial"/>
+                <w:b/>
+                <w:color w:val="000000"/>
+                <w:szCs w:val="32"/>
+                <w:lang w:val="it-IT"/>
+              </w:rPr>
+              <w:t xml:space="preserve">. - </w:t>
+            </w:r>
+            <w:r>
+              <w:rPr>
+                <w:rFonts w:cs="Arial"/>
+                <w:b/>
+                <w:color w:val="000000"/>
+                <w:sz w:val="28"/>
+                <w:szCs w:val="32"/>
+                <w:lang w:val="it-IT"/>
+              </w:rPr>
+              <w:t>4</w:t>
+            </w:r>
+            <w:r>
+              <w:rPr>
+                <w:rFonts w:cs="Arial"/>
+                <w:b/>
+                <w:color w:val="000000"/>
+                <w:sz w:val="28"/>
+                <w:szCs w:val="32"/>
+                <w:lang w:val="it-IT"/>
+              </w:rPr>
+              <w:t>9</w:t>
+            </w:r>
+          </w:p>
+        </w:tc>
+        <w:tc>
+          <w:tcPr>
+            <w:tcW w:w="5386" w:type="dxa"/>
+          </w:tcPr>
+          <w:p>
+            <w:pPr>
+              <w:widowControl w:val="0"/>
+              <w:autoSpaceDE w:val="0"/>
+              <w:autoSpaceDN w:val="0"/>
+              <w:adjustRightInd w:val="0"/>
+              <w:spacing w:before="0" w:line="240" w:lineRule="auto"/>
+              <w:rPr>
+                <w:rFonts w:ascii="BRH Devanagari Extra" w:hAnsi="BRH Devanagari Extra" w:cs="BRH Devanagari Extra"/>
+                <w:color w:val="000000"/>
+                <w:sz w:val="40"/>
+                <w:szCs w:val="40"/>
+                <w:lang w:val="it-IT"/>
+              </w:rPr>
+            </w:pPr>
+            <w:r>
+              <w:rPr>
+                <w:rFonts w:ascii="BRH Devanagari Extra" w:hAnsi="BRH Devanagari Extra" w:cs="BRH Devanagari Extra"/>
+                <w:color w:val="000000"/>
+                <w:sz w:val="40"/>
+                <w:szCs w:val="40"/>
+                <w:lang w:val="it-IT"/>
+              </w:rPr>
+              <w:t>cÉiÉÑþwmÉÉSÈ mÉ</w:t>
+            </w:r>
+            <w:r>
+              <w:rPr>
+                <w:rFonts w:ascii="BRH Malayalam Extra" w:hAnsi="BRH Malayalam Extra" w:cs="BRH Devanagari Extra"/>
+                <w:b/>
+                <w:color w:val="000000"/>
+                <w:sz w:val="32"/>
+                <w:szCs w:val="40"/>
+                <w:lang w:val="it-IT"/>
+              </w:rPr>
+              <w:t>–</w:t>
+            </w:r>
+            <w:r>
+              <w:rPr>
+                <w:rFonts w:ascii="BRH Devanagari Extra" w:hAnsi="BRH Devanagari Extra" w:cs="BRH Devanagari Extra"/>
+                <w:color w:val="000000"/>
+                <w:sz w:val="40"/>
+                <w:szCs w:val="40"/>
+                <w:lang w:val="it-IT"/>
+              </w:rPr>
+              <w:t xml:space="preserve">zÉuÉþÈ | </w:t>
+            </w:r>
+          </w:p>
+          <w:p>
+            <w:pPr>
+              <w:widowControl w:val="0"/>
+              <w:autoSpaceDE w:val="0"/>
+              <w:autoSpaceDN w:val="0"/>
+              <w:adjustRightInd w:val="0"/>
+              <w:spacing w:before="0" w:line="240" w:lineRule="auto"/>
+              <w:rPr>
+                <w:rFonts w:ascii="BRH Malayalam Extra" w:hAnsi="BRH Malayalam Extra" w:cs="BRH Malayalam Extra"/>
+                <w:color w:val="000000"/>
+                <w:sz w:val="40"/>
+                <w:szCs w:val="40"/>
+                <w:lang w:val="it-IT"/>
+              </w:rPr>
+            </w:pPr>
+            <w:r>
+              <w:rPr>
+                <w:rFonts w:ascii="BRH Devanagari Extra" w:hAnsi="BRH Devanagari Extra" w:cs="BRH Devanagari Extra"/>
+                <w:color w:val="000000"/>
+                <w:sz w:val="40"/>
+                <w:szCs w:val="40"/>
+                <w:lang w:val="it-IT"/>
+              </w:rPr>
+              <w:t>cÉiÉÑþ</w:t>
+            </w:r>
+            <w:r>
+              <w:rPr>
+                <w:rFonts w:ascii="BRH Devanagari Extra" w:hAnsi="BRH Devanagari Extra" w:cs="BRH Devanagari Extra"/>
+                <w:color w:val="000000"/>
+                <w:sz w:val="40"/>
+                <w:szCs w:val="40"/>
+                <w:highlight w:val="yellow"/>
+                <w:lang w:val="it-IT"/>
+              </w:rPr>
+              <w:t>¹</w:t>
+            </w:r>
+            <w:r>
+              <w:rPr>
+                <w:rFonts w:ascii="BRH Devanagari Extra" w:hAnsi="BRH Devanagari Extra" w:cs="BRH Devanagari Extra"/>
+                <w:color w:val="000000"/>
+                <w:sz w:val="40"/>
+                <w:szCs w:val="40"/>
+                <w:lang w:val="it-IT"/>
+              </w:rPr>
+              <w:t>ÉS</w:t>
+            </w:r>
+            <w:r>
+              <w:rPr>
+                <w:rFonts w:ascii="BRH Malayalam Extra" w:hAnsi="BRH Malayalam Extra" w:cs="BRH Devanagari Extra"/>
+                <w:b/>
+                <w:color w:val="000000"/>
+                <w:sz w:val="32"/>
+                <w:szCs w:val="40"/>
+                <w:lang w:val="it-IT"/>
+              </w:rPr>
+              <w:t>–</w:t>
+            </w:r>
+            <w:r>
+              <w:rPr>
+                <w:rFonts w:ascii="BRH Devanagari Extra" w:hAnsi="BRH Devanagari Extra" w:cs="BRH Devanagari Extra"/>
+                <w:color w:val="000000"/>
+                <w:sz w:val="40"/>
+                <w:szCs w:val="40"/>
+                <w:lang w:val="it-IT"/>
+              </w:rPr>
+              <w:t xml:space="preserve"> CÌiÉ</w:t>
+            </w:r>
+            <w:r>
+              <w:rPr>
+                <w:rFonts w:ascii="BRH Malayalam Extra" w:hAnsi="BRH Malayalam Extra" w:cs="BRH Devanagari Extra"/>
+                <w:b/>
+                <w:color w:val="000000"/>
+                <w:sz w:val="32"/>
+                <w:szCs w:val="40"/>
+                <w:lang w:val="it-IT"/>
+              </w:rPr>
+              <w:t>–</w:t>
+            </w:r>
+            <w:r>
+              <w:rPr>
+                <w:rFonts w:ascii="BRH Devanagari Extra" w:hAnsi="BRH Devanagari Extra" w:cs="BRH Devanagari Extra"/>
+                <w:color w:val="000000"/>
+                <w:sz w:val="40"/>
+                <w:szCs w:val="40"/>
+                <w:lang w:val="it-IT"/>
+              </w:rPr>
+              <w:t xml:space="preserve"> cÉiÉÑþÈ - mÉÉ</w:t>
+            </w:r>
+            <w:r>
+              <w:rPr>
+                <w:rFonts w:ascii="BRH Malayalam Extra" w:hAnsi="BRH Malayalam Extra" w:cs="BRH Devanagari Extra"/>
+                <w:b/>
+                <w:color w:val="000000"/>
+                <w:sz w:val="32"/>
+                <w:szCs w:val="40"/>
+                <w:lang w:val="it-IT"/>
+              </w:rPr>
+              <w:t>–</w:t>
+            </w:r>
+            <w:r>
+              <w:rPr>
+                <w:rFonts w:ascii="BRH Devanagari Extra" w:hAnsi="BRH Devanagari Extra" w:cs="BRH Devanagari Extra"/>
+                <w:color w:val="000000"/>
+                <w:sz w:val="40"/>
+                <w:szCs w:val="40"/>
+                <w:lang w:val="it-IT"/>
+              </w:rPr>
+              <w:t>S</w:t>
+            </w:r>
+            <w:r>
+              <w:rPr>
+                <w:rFonts w:ascii="BRH Malayalam Extra" w:hAnsi="BRH Malayalam Extra" w:cs="BRH Devanagari Extra"/>
+                <w:b/>
+                <w:color w:val="000000"/>
+                <w:sz w:val="32"/>
+                <w:szCs w:val="40"/>
+                <w:lang w:val="it-IT"/>
+              </w:rPr>
+              <w:t>–</w:t>
+            </w:r>
+            <w:r>
+              <w:rPr>
+                <w:rFonts w:ascii="BRH Devanagari Extra" w:hAnsi="BRH Devanagari Extra" w:cs="BRH Devanagari Extra"/>
+                <w:color w:val="000000"/>
+                <w:sz w:val="40"/>
+                <w:szCs w:val="40"/>
+                <w:lang w:val="it-IT"/>
+              </w:rPr>
+              <w:t>È |</w:t>
+            </w:r>
+          </w:p>
+        </w:tc>
+        <w:tc>
+          <w:tcPr>
+            <w:tcW w:w="5220" w:type="dxa"/>
+          </w:tcPr>
+          <w:p>
+            <w:pPr>
+              <w:widowControl w:val="0"/>
+              <w:autoSpaceDE w:val="0"/>
+              <w:autoSpaceDN w:val="0"/>
+              <w:adjustRightInd w:val="0"/>
+              <w:spacing w:before="0" w:line="240" w:lineRule="auto"/>
+              <w:rPr>
+                <w:rFonts w:ascii="BRH Devanagari Extra" w:hAnsi="BRH Devanagari Extra" w:cs="BRH Devanagari Extra"/>
+                <w:color w:val="000000"/>
+                <w:sz w:val="40"/>
+                <w:szCs w:val="40"/>
+                <w:lang w:val="it-IT"/>
+              </w:rPr>
+            </w:pPr>
+            <w:r>
+              <w:rPr>
+                <w:rFonts w:ascii="BRH Devanagari Extra" w:hAnsi="BRH Devanagari Extra" w:cs="BRH Devanagari Extra"/>
+                <w:color w:val="000000"/>
+                <w:sz w:val="40"/>
+                <w:szCs w:val="40"/>
+                <w:lang w:val="it-IT"/>
+              </w:rPr>
+              <w:t>cÉiÉÑþwmÉÉSÈ mÉ</w:t>
+            </w:r>
+            <w:r>
+              <w:rPr>
+                <w:rFonts w:ascii="BRH Malayalam Extra" w:hAnsi="BRH Malayalam Extra" w:cs="BRH Devanagari Extra"/>
+                <w:b/>
+                <w:color w:val="000000"/>
+                <w:sz w:val="32"/>
+                <w:szCs w:val="40"/>
+                <w:lang w:val="it-IT"/>
+              </w:rPr>
+              <w:t>–</w:t>
+            </w:r>
+            <w:r>
+              <w:rPr>
+                <w:rFonts w:ascii="BRH Devanagari Extra" w:hAnsi="BRH Devanagari Extra" w:cs="BRH Devanagari Extra"/>
+                <w:color w:val="000000"/>
+                <w:sz w:val="40"/>
+                <w:szCs w:val="40"/>
+                <w:lang w:val="it-IT"/>
+              </w:rPr>
+              <w:t xml:space="preserve">zÉuÉþÈ | </w:t>
+            </w:r>
+          </w:p>
+          <w:p>
+            <w:pPr>
+              <w:widowControl w:val="0"/>
+              <w:autoSpaceDE w:val="0"/>
+              <w:autoSpaceDN w:val="0"/>
+              <w:adjustRightInd w:val="0"/>
+              <w:spacing w:before="0" w:line="240" w:lineRule="auto"/>
+              <w:rPr>
+                <w:rFonts w:ascii="BRH Malayalam Extra" w:hAnsi="BRH Malayalam Extra" w:cs="BRH Malayalam Extra"/>
+                <w:color w:val="000000"/>
+                <w:sz w:val="40"/>
+                <w:szCs w:val="40"/>
+                <w:lang w:val="it-IT"/>
+              </w:rPr>
+            </w:pPr>
+            <w:r>
+              <w:rPr>
+                <w:rFonts w:ascii="BRH Devanagari Extra" w:hAnsi="BRH Devanagari Extra" w:cs="BRH Devanagari Extra"/>
+                <w:color w:val="000000"/>
+                <w:sz w:val="40"/>
+                <w:szCs w:val="40"/>
+                <w:lang w:val="it-IT"/>
+              </w:rPr>
+              <w:t>cÉiÉÑþ</w:t>
+            </w:r>
+            <w:r>
+              <w:rPr>
+                <w:rFonts w:ascii="BRH Devanagari Extra" w:hAnsi="BRH Devanagari Extra" w:cs="BRH Devanagari Extra"/>
+                <w:color w:val="000000"/>
+                <w:sz w:val="40"/>
+                <w:szCs w:val="40"/>
+                <w:highlight w:val="green"/>
+                <w:lang w:val="it-IT"/>
+              </w:rPr>
+              <w:t>wmÉ</w:t>
+            </w:r>
+            <w:r>
+              <w:rPr>
+                <w:rFonts w:ascii="BRH Devanagari Extra" w:hAnsi="BRH Devanagari Extra" w:cs="BRH Devanagari Extra"/>
+                <w:color w:val="000000"/>
+                <w:sz w:val="40"/>
+                <w:szCs w:val="40"/>
+                <w:lang w:val="it-IT"/>
+              </w:rPr>
+              <w:t>ÉS</w:t>
+            </w:r>
+            <w:r>
+              <w:rPr>
+                <w:rFonts w:ascii="BRH Malayalam Extra" w:hAnsi="BRH Malayalam Extra" w:cs="BRH Devanagari Extra"/>
+                <w:b/>
+                <w:color w:val="000000"/>
+                <w:sz w:val="32"/>
+                <w:szCs w:val="40"/>
+                <w:lang w:val="it-IT"/>
+              </w:rPr>
+              <w:t>–</w:t>
+            </w:r>
+            <w:r>
+              <w:rPr>
+                <w:rFonts w:ascii="BRH Devanagari Extra" w:hAnsi="BRH Devanagari Extra" w:cs="BRH Devanagari Extra"/>
+                <w:color w:val="000000"/>
+                <w:sz w:val="40"/>
+                <w:szCs w:val="40"/>
+                <w:lang w:val="it-IT"/>
+              </w:rPr>
+              <w:t xml:space="preserve"> CÌiÉ</w:t>
+            </w:r>
+            <w:r>
+              <w:rPr>
+                <w:rFonts w:ascii="BRH Malayalam Extra" w:hAnsi="BRH Malayalam Extra" w:cs="BRH Devanagari Extra"/>
+                <w:b/>
+                <w:color w:val="000000"/>
+                <w:sz w:val="32"/>
+                <w:szCs w:val="40"/>
+                <w:lang w:val="it-IT"/>
+              </w:rPr>
+              <w:t>–</w:t>
+            </w:r>
+            <w:r>
+              <w:rPr>
+                <w:rFonts w:ascii="BRH Devanagari Extra" w:hAnsi="BRH Devanagari Extra" w:cs="BRH Devanagari Extra"/>
+                <w:color w:val="000000"/>
+                <w:sz w:val="40"/>
+                <w:szCs w:val="40"/>
+                <w:lang w:val="it-IT"/>
+              </w:rPr>
+              <w:t xml:space="preserve"> cÉiÉÑþÈ - mÉÉ</w:t>
+            </w:r>
+            <w:r>
+              <w:rPr>
+                <w:rFonts w:ascii="BRH Malayalam Extra" w:hAnsi="BRH Malayalam Extra" w:cs="BRH Devanagari Extra"/>
+                <w:b/>
+                <w:color w:val="000000"/>
+                <w:sz w:val="32"/>
+                <w:szCs w:val="40"/>
+                <w:lang w:val="it-IT"/>
+              </w:rPr>
+              <w:t>–</w:t>
+            </w:r>
+            <w:r>
+              <w:rPr>
+                <w:rFonts w:ascii="BRH Devanagari Extra" w:hAnsi="BRH Devanagari Extra" w:cs="BRH Devanagari Extra"/>
+                <w:color w:val="000000"/>
+                <w:sz w:val="40"/>
+                <w:szCs w:val="40"/>
+                <w:lang w:val="it-IT"/>
+              </w:rPr>
+              <w:t>S</w:t>
+            </w:r>
+            <w:r>
+              <w:rPr>
+                <w:rFonts w:ascii="BRH Malayalam Extra" w:hAnsi="BRH Malayalam Extra" w:cs="BRH Devanagari Extra"/>
+                <w:b/>
+                <w:color w:val="000000"/>
+                <w:sz w:val="32"/>
+                <w:szCs w:val="40"/>
+                <w:lang w:val="it-IT"/>
+              </w:rPr>
+              <w:t>–</w:t>
+            </w:r>
+            <w:r>
+              <w:rPr>
+                <w:rFonts w:ascii="BRH Devanagari Extra" w:hAnsi="BRH Devanagari Extra" w:cs="BRH Devanagari Extra"/>
+                <w:color w:val="000000"/>
+                <w:sz w:val="40"/>
+                <w:szCs w:val="40"/>
+                <w:lang w:val="it-IT"/>
+              </w:rPr>
+              <w:t>È |</w:t>
             </w:r>
           </w:p>
         </w:tc>
@@ -2368,20 +3474,17 @@
               <w:rPr>
                 <w:rFonts w:cs="Arial"/>
                 <w:b/>
-                <w:color w:val="EE0000"/>
-                <w:sz w:val="28"/>
-                <w:szCs w:val="32"/>
-              </w:rPr>
-            </w:pPr>
-            <w:r>
-              <w:rPr>
-                <w:rFonts w:cs="Arial"/>
-                <w:b/>
-                <w:color w:val="EE0000"/>
-                <w:sz w:val="28"/>
-                <w:szCs w:val="32"/>
-              </w:rPr>
-              <w:lastRenderedPageBreak/>
+                <w:sz w:val="28"/>
+                <w:szCs w:val="32"/>
+              </w:rPr>
+            </w:pPr>
+            <w:r>
+              <w:rPr>
+                <w:rFonts w:cs="Arial"/>
+                <w:b/>
+                <w:sz w:val="28"/>
+                <w:szCs w:val="32"/>
+              </w:rPr>
               <w:t>T.S.2.6.9.7 – Kramam</w:t>
             </w:r>
           </w:p>
@@ -2399,16 +3502,14 @@
               <w:rPr>
                 <w:rFonts w:cs="Arial"/>
                 <w:b/>
-                <w:color w:val="EE0000"/>
-                <w:sz w:val="28"/>
-                <w:szCs w:val="32"/>
-              </w:rPr>
-            </w:pPr>
-            <w:r>
-              <w:rPr>
-                <w:rFonts w:cs="Arial"/>
-                <w:b/>
-                <w:color w:val="EE0000"/>
+                <w:sz w:val="28"/>
+                <w:szCs w:val="32"/>
+              </w:rPr>
+            </w:pPr>
+            <w:r>
+              <w:rPr>
+                <w:rFonts w:cs="Arial"/>
+                <w:b/>
                 <w:sz w:val="28"/>
                 <w:szCs w:val="32"/>
               </w:rPr>
@@ -2429,16 +3530,14 @@
               <w:rPr>
                 <w:rFonts w:cs="Arial"/>
                 <w:b/>
-                <w:color w:val="EE0000"/>
-                <w:sz w:val="28"/>
-                <w:szCs w:val="32"/>
-              </w:rPr>
-            </w:pPr>
-            <w:r>
-              <w:rPr>
-                <w:rFonts w:cs="Arial"/>
-                <w:b/>
-                <w:color w:val="EE0000"/>
+                <w:sz w:val="28"/>
+                <w:szCs w:val="32"/>
+              </w:rPr>
+            </w:pPr>
+            <w:r>
+              <w:rPr>
+                <w:rFonts w:cs="Arial"/>
+                <w:b/>
                 <w:sz w:val="28"/>
                 <w:szCs w:val="32"/>
               </w:rPr>
@@ -2448,7 +3547,6 @@
               <w:rPr>
                 <w:rFonts w:cs="Arial"/>
                 <w:b/>
-                <w:color w:val="EE0000"/>
                 <w:szCs w:val="32"/>
               </w:rPr>
               <w:t xml:space="preserve">. - </w:t>
@@ -2457,7 +3555,6 @@
               <w:rPr>
                 <w:rFonts w:cs="Arial"/>
                 <w:b/>
-                <w:color w:val="EE0000"/>
                 <w:sz w:val="28"/>
                 <w:szCs w:val="28"/>
               </w:rPr>
@@ -2478,15 +3575,13 @@
               <w:spacing w:before="0" w:line="240" w:lineRule="auto"/>
               <w:rPr>
                 <w:rFonts w:ascii="BRH Devanagari Extra" w:hAnsi="BRH Devanagari Extra" w:cs="BRH Devanagari Extra"/>
-                <w:color w:val="EE0000"/>
-                <w:sz w:val="40"/>
-                <w:szCs w:val="40"/>
-              </w:rPr>
-            </w:pPr>
-            <w:r>
-              <w:rPr>
-                <w:rFonts w:ascii="BRH Devanagari Extra" w:hAnsi="BRH Devanagari Extra" w:cs="BRH Devanagari Extra"/>
-                <w:color w:val="EE0000"/>
+                <w:sz w:val="40"/>
+                <w:szCs w:val="40"/>
+              </w:rPr>
+            </w:pPr>
+            <w:r>
+              <w:rPr>
+                <w:rFonts w:ascii="BRH Devanagari Extra" w:hAnsi="BRH Devanagari Extra" w:cs="BRH Devanagari Extra"/>
                 <w:sz w:val="40"/>
                 <w:szCs w:val="40"/>
               </w:rPr>
@@ -2495,7 +3590,6 @@
             <w:r>
               <w:rPr>
                 <w:rFonts w:ascii="BRH Devanagari Extra" w:hAnsi="BRH Devanagari Extra" w:cs="BRH Devanagari Extra"/>
-                <w:color w:val="EE0000"/>
                 <w:sz w:val="40"/>
                 <w:szCs w:val="40"/>
                 <w:highlight w:val="yellow"/>
@@ -2506,16 +3600,14 @@
               <w:rPr>
                 <w:rFonts w:ascii="BRH Malayalam Extra" w:hAnsi="BRH Malayalam Extra" w:cs="BRH Devanagari Extra"/>
                 <w:b/>
-                <w:color w:val="EE0000"/>
-                <w:sz w:val="32"/>
-                <w:szCs w:val="40"/>
-              </w:rPr>
-              <w:t>–</w:t>
-            </w:r>
-            <w:r>
-              <w:rPr>
-                <w:rFonts w:ascii="BRH Devanagari Extra" w:hAnsi="BRH Devanagari Extra" w:cs="BRH Devanagari Extra"/>
-                <w:color w:val="EE0000"/>
+                <w:sz w:val="32"/>
+                <w:szCs w:val="40"/>
+              </w:rPr>
+              <w:t>–</w:t>
+            </w:r>
+            <w:r>
+              <w:rPr>
+                <w:rFonts w:ascii="BRH Devanagari Extra" w:hAnsi="BRH Devanagari Extra" w:cs="BRH Devanagari Extra"/>
                 <w:sz w:val="40"/>
                 <w:szCs w:val="40"/>
               </w:rPr>
@@ -2525,16 +3617,14 @@
               <w:rPr>
                 <w:rFonts w:ascii="BRH Malayalam Extra" w:hAnsi="BRH Malayalam Extra" w:cs="BRH Devanagari Extra"/>
                 <w:b/>
-                <w:color w:val="EE0000"/>
-                <w:sz w:val="32"/>
-                <w:szCs w:val="40"/>
-              </w:rPr>
-              <w:t>–</w:t>
-            </w:r>
-            <w:r>
-              <w:rPr>
-                <w:rFonts w:ascii="BRH Devanagari Extra" w:hAnsi="BRH Devanagari Extra" w:cs="BRH Devanagari Extra"/>
-                <w:color w:val="EE0000"/>
+                <w:sz w:val="32"/>
+                <w:szCs w:val="40"/>
+              </w:rPr>
+              <w:t>–</w:t>
+            </w:r>
+            <w:r>
+              <w:rPr>
+                <w:rFonts w:ascii="BRH Devanagari Extra" w:hAnsi="BRH Devanagari Extra" w:cs="BRH Devanagari Extra"/>
                 <w:sz w:val="40"/>
                 <w:szCs w:val="40"/>
               </w:rPr>
@@ -2544,16 +3634,14 @@
               <w:rPr>
                 <w:rFonts w:ascii="BRH Malayalam Extra" w:hAnsi="BRH Malayalam Extra" w:cs="BRH Devanagari Extra"/>
                 <w:b/>
-                <w:color w:val="EE0000"/>
-                <w:sz w:val="32"/>
-                <w:szCs w:val="40"/>
-              </w:rPr>
-              <w:t>–</w:t>
-            </w:r>
-            <w:r>
-              <w:rPr>
-                <w:rFonts w:ascii="BRH Devanagari Extra" w:hAnsi="BRH Devanagari Extra" w:cs="BRH Devanagari Extra"/>
-                <w:color w:val="EE0000"/>
+                <w:sz w:val="32"/>
+                <w:szCs w:val="40"/>
+              </w:rPr>
+              <w:t>–</w:t>
+            </w:r>
+            <w:r>
+              <w:rPr>
+                <w:rFonts w:ascii="BRH Devanagari Extra" w:hAnsi="BRH Devanagari Extra" w:cs="BRH Devanagari Extra"/>
                 <w:sz w:val="40"/>
                 <w:szCs w:val="40"/>
               </w:rPr>
@@ -2563,16 +3651,14 @@
               <w:rPr>
                 <w:rFonts w:ascii="BRH Malayalam Extra" w:hAnsi="BRH Malayalam Extra" w:cs="BRH Devanagari Extra"/>
                 <w:b/>
-                <w:color w:val="EE0000"/>
-                <w:sz w:val="32"/>
-                <w:szCs w:val="40"/>
-              </w:rPr>
-              <w:t>–</w:t>
-            </w:r>
-            <w:r>
-              <w:rPr>
-                <w:rFonts w:ascii="BRH Devanagari Extra" w:hAnsi="BRH Devanagari Extra" w:cs="BRH Devanagari Extra"/>
-                <w:color w:val="EE0000"/>
+                <w:sz w:val="32"/>
+                <w:szCs w:val="40"/>
+              </w:rPr>
+              <w:t>–</w:t>
+            </w:r>
+            <w:r>
+              <w:rPr>
+                <w:rFonts w:ascii="BRH Devanagari Extra" w:hAnsi="BRH Devanagari Extra" w:cs="BRH Devanagari Extra"/>
                 <w:sz w:val="40"/>
                 <w:szCs w:val="40"/>
               </w:rPr>
@@ -2582,16 +3668,14 @@
               <w:rPr>
                 <w:rFonts w:ascii="BRH Malayalam Extra" w:hAnsi="BRH Malayalam Extra" w:cs="BRH Devanagari Extra"/>
                 <w:b/>
-                <w:color w:val="EE0000"/>
-                <w:sz w:val="32"/>
-                <w:szCs w:val="40"/>
-              </w:rPr>
-              <w:t>–</w:t>
-            </w:r>
-            <w:r>
-              <w:rPr>
-                <w:rFonts w:ascii="BRH Devanagari Extra" w:hAnsi="BRH Devanagari Extra" w:cs="BRH Devanagari Extra"/>
-                <w:color w:val="EE0000"/>
+                <w:sz w:val="32"/>
+                <w:szCs w:val="40"/>
+              </w:rPr>
+              <w:t>–</w:t>
+            </w:r>
+            <w:r>
+              <w:rPr>
+                <w:rFonts w:ascii="BRH Devanagari Extra" w:hAnsi="BRH Devanagari Extra" w:cs="BRH Devanagari Extra"/>
                 <w:sz w:val="40"/>
                 <w:szCs w:val="40"/>
               </w:rPr>
@@ -2612,15 +3696,13 @@
               <w:spacing w:before="0" w:line="240" w:lineRule="auto"/>
               <w:rPr>
                 <w:rFonts w:ascii="BRH Devanagari Extra" w:hAnsi="BRH Devanagari Extra" w:cs="BRH Devanagari Extra"/>
-                <w:color w:val="EE0000"/>
-                <w:sz w:val="40"/>
-                <w:szCs w:val="40"/>
-              </w:rPr>
-            </w:pPr>
-            <w:r>
-              <w:rPr>
-                <w:rFonts w:ascii="BRH Devanagari Extra" w:hAnsi="BRH Devanagari Extra" w:cs="BRH Devanagari Extra"/>
-                <w:color w:val="EE0000"/>
+                <w:sz w:val="40"/>
+                <w:szCs w:val="40"/>
+              </w:rPr>
+            </w:pPr>
+            <w:r>
+              <w:rPr>
+                <w:rFonts w:ascii="BRH Devanagari Extra" w:hAnsi="BRH Devanagari Extra" w:cs="BRH Devanagari Extra"/>
                 <w:sz w:val="40"/>
                 <w:szCs w:val="40"/>
               </w:rPr>
@@ -2629,7 +3711,6 @@
             <w:r>
               <w:rPr>
                 <w:rFonts w:ascii="BRH Devanagari Extra" w:hAnsi="BRH Devanagari Extra" w:cs="BRH Devanagari Extra"/>
-                <w:color w:val="EE0000"/>
                 <w:sz w:val="40"/>
                 <w:szCs w:val="40"/>
                 <w:highlight w:val="green"/>
@@ -2639,7 +3720,6 @@
             <w:r>
               <w:rPr>
                 <w:rFonts w:ascii="BRH Devanagari Extra" w:hAnsi="BRH Devanagari Extra" w:cs="BRH Devanagari Extra"/>
-                <w:color w:val="EE0000"/>
                 <w:sz w:val="40"/>
                 <w:szCs w:val="40"/>
               </w:rPr>
@@ -2649,16 +3729,14 @@
               <w:rPr>
                 <w:rFonts w:ascii="BRH Malayalam Extra" w:hAnsi="BRH Malayalam Extra" w:cs="BRH Devanagari Extra"/>
                 <w:b/>
-                <w:color w:val="EE0000"/>
-                <w:sz w:val="32"/>
-                <w:szCs w:val="40"/>
-              </w:rPr>
-              <w:t>–</w:t>
-            </w:r>
-            <w:r>
-              <w:rPr>
-                <w:rFonts w:ascii="BRH Devanagari Extra" w:hAnsi="BRH Devanagari Extra" w:cs="BRH Devanagari Extra"/>
-                <w:color w:val="EE0000"/>
+                <w:sz w:val="32"/>
+                <w:szCs w:val="40"/>
+              </w:rPr>
+              <w:t>–</w:t>
+            </w:r>
+            <w:r>
+              <w:rPr>
+                <w:rFonts w:ascii="BRH Devanagari Extra" w:hAnsi="BRH Devanagari Extra" w:cs="BRH Devanagari Extra"/>
                 <w:sz w:val="40"/>
                 <w:szCs w:val="40"/>
               </w:rPr>
@@ -2668,16 +3746,14 @@
               <w:rPr>
                 <w:rFonts w:ascii="BRH Malayalam Extra" w:hAnsi="BRH Malayalam Extra" w:cs="BRH Devanagari Extra"/>
                 <w:b/>
-                <w:color w:val="EE0000"/>
-                <w:sz w:val="32"/>
-                <w:szCs w:val="40"/>
-              </w:rPr>
-              <w:t>–</w:t>
-            </w:r>
-            <w:r>
-              <w:rPr>
-                <w:rFonts w:ascii="BRH Devanagari Extra" w:hAnsi="BRH Devanagari Extra" w:cs="BRH Devanagari Extra"/>
-                <w:color w:val="EE0000"/>
+                <w:sz w:val="32"/>
+                <w:szCs w:val="40"/>
+              </w:rPr>
+              <w:t>–</w:t>
+            </w:r>
+            <w:r>
+              <w:rPr>
+                <w:rFonts w:ascii="BRH Devanagari Extra" w:hAnsi="BRH Devanagari Extra" w:cs="BRH Devanagari Extra"/>
                 <w:sz w:val="40"/>
                 <w:szCs w:val="40"/>
               </w:rPr>
@@ -2687,16 +3763,14 @@
               <w:rPr>
                 <w:rFonts w:ascii="BRH Malayalam Extra" w:hAnsi="BRH Malayalam Extra" w:cs="BRH Devanagari Extra"/>
                 <w:b/>
-                <w:color w:val="EE0000"/>
-                <w:sz w:val="32"/>
-                <w:szCs w:val="40"/>
-              </w:rPr>
-              <w:t>–</w:t>
-            </w:r>
-            <w:r>
-              <w:rPr>
-                <w:rFonts w:ascii="BRH Devanagari Extra" w:hAnsi="BRH Devanagari Extra" w:cs="BRH Devanagari Extra"/>
-                <w:color w:val="EE0000"/>
+                <w:sz w:val="32"/>
+                <w:szCs w:val="40"/>
+              </w:rPr>
+              <w:t>–</w:t>
+            </w:r>
+            <w:r>
+              <w:rPr>
+                <w:rFonts w:ascii="BRH Devanagari Extra" w:hAnsi="BRH Devanagari Extra" w:cs="BRH Devanagari Extra"/>
                 <w:sz w:val="40"/>
                 <w:szCs w:val="40"/>
               </w:rPr>
@@ -2706,20 +3780,331 @@
               <w:rPr>
                 <w:rFonts w:ascii="BRH Malayalam Extra" w:hAnsi="BRH Malayalam Extra" w:cs="BRH Devanagari Extra"/>
                 <w:b/>
-                <w:color w:val="EE0000"/>
-                <w:sz w:val="32"/>
-                <w:szCs w:val="40"/>
-              </w:rPr>
-              <w:t>–</w:t>
-            </w:r>
-            <w:r>
-              <w:rPr>
-                <w:rFonts w:ascii="BRH Devanagari Extra" w:hAnsi="BRH Devanagari Extra" w:cs="BRH Devanagari Extra"/>
-                <w:color w:val="EE0000"/>
+                <w:sz w:val="32"/>
+                <w:szCs w:val="40"/>
+              </w:rPr>
+              <w:t>–</w:t>
+            </w:r>
+            <w:r>
+              <w:rPr>
+                <w:rFonts w:ascii="BRH Devanagari Extra" w:hAnsi="BRH Devanagari Extra" w:cs="BRH Devanagari Extra"/>
                 <w:sz w:val="40"/>
                 <w:szCs w:val="40"/>
               </w:rPr>
               <w:t>qÉåÌiÉþ</w:t>
+            </w:r>
+          </w:p>
+        </w:tc>
+      </w:tr>
+      <w:tr>
+        <w:trPr>
+          <w:trHeight w:val="1585"/>
+        </w:trPr>
+        <w:tc>
+          <w:tcPr>
+            <w:tcW w:w="4048" w:type="dxa"/>
+          </w:tcPr>
+          <w:p>
+            <w:pPr>
+              <w:widowControl w:val="0"/>
+              <w:tabs>
+                <w:tab w:val="left" w:pos="993"/>
+              </w:tabs>
+              <w:autoSpaceDE w:val="0"/>
+              <w:autoSpaceDN w:val="0"/>
+              <w:adjustRightInd w:val="0"/>
+              <w:spacing w:before="0" w:line="240" w:lineRule="auto"/>
+              <w:ind w:right="297"/>
+              <w:rPr>
+                <w:rFonts w:cs="Arial"/>
+                <w:b/>
+                <w:sz w:val="28"/>
+                <w:szCs w:val="32"/>
+              </w:rPr>
+            </w:pPr>
+            <w:r>
+              <w:rPr>
+                <w:rFonts w:cs="Arial"/>
+                <w:b/>
+                <w:sz w:val="28"/>
+                <w:szCs w:val="32"/>
+              </w:rPr>
+              <w:t>T.S.2.6.10.1 – Kramam</w:t>
+            </w:r>
+          </w:p>
+          <w:p>
+            <w:pPr>
+              <w:widowControl w:val="0"/>
+              <w:tabs>
+                <w:tab w:val="left" w:pos="993"/>
+              </w:tabs>
+              <w:autoSpaceDE w:val="0"/>
+              <w:autoSpaceDN w:val="0"/>
+              <w:adjustRightInd w:val="0"/>
+              <w:spacing w:before="0" w:line="240" w:lineRule="auto"/>
+              <w:ind w:right="297"/>
+              <w:rPr>
+                <w:rFonts w:cs="Arial"/>
+                <w:b/>
+                <w:sz w:val="28"/>
+                <w:szCs w:val="32"/>
+                <w:lang w:val="en-IN"/>
+              </w:rPr>
+            </w:pPr>
+            <w:r>
+              <w:rPr>
+                <w:rFonts w:cs="Arial"/>
+                <w:b/>
+                <w:sz w:val="28"/>
+                <w:szCs w:val="32"/>
+                <w:lang w:val="en-IN"/>
+              </w:rPr>
+              <w:t>Krama Vaakyam No.- 40</w:t>
+            </w:r>
+          </w:p>
+          <w:p>
+            <w:pPr>
+              <w:widowControl w:val="0"/>
+              <w:tabs>
+                <w:tab w:val="left" w:pos="993"/>
+              </w:tabs>
+              <w:autoSpaceDE w:val="0"/>
+              <w:autoSpaceDN w:val="0"/>
+              <w:adjustRightInd w:val="0"/>
+              <w:spacing w:before="0" w:line="240" w:lineRule="auto"/>
+              <w:ind w:right="297"/>
+              <w:rPr>
+                <w:rFonts w:cs="Arial"/>
+                <w:b/>
+                <w:sz w:val="28"/>
+                <w:szCs w:val="32"/>
+                <w:lang w:val="it-IT"/>
+              </w:rPr>
+            </w:pPr>
+            <w:r>
+              <w:rPr>
+                <w:rFonts w:cs="Arial"/>
+                <w:b/>
+                <w:sz w:val="28"/>
+                <w:szCs w:val="32"/>
+                <w:lang w:val="it-IT"/>
+              </w:rPr>
+              <w:t>Panchaati No</w:t>
+            </w:r>
+            <w:r>
+              <w:rPr>
+                <w:rFonts w:cs="Arial"/>
+                <w:b/>
+                <w:szCs w:val="32"/>
+                <w:lang w:val="it-IT"/>
+              </w:rPr>
+              <w:t>. -</w:t>
+            </w:r>
+            <w:r>
+              <w:rPr>
+                <w:rFonts w:cs="Arial"/>
+                <w:b/>
+                <w:sz w:val="28"/>
+                <w:szCs w:val="28"/>
+                <w:lang w:val="it-IT"/>
+              </w:rPr>
+              <w:t xml:space="preserve"> 57</w:t>
+            </w:r>
+          </w:p>
+        </w:tc>
+        <w:tc>
+          <w:tcPr>
+            <w:tcW w:w="5386" w:type="dxa"/>
+          </w:tcPr>
+          <w:p>
+            <w:pPr>
+              <w:widowControl w:val="0"/>
+              <w:autoSpaceDE w:val="0"/>
+              <w:autoSpaceDN w:val="0"/>
+              <w:adjustRightInd w:val="0"/>
+              <w:spacing w:before="0" w:line="240" w:lineRule="auto"/>
+              <w:rPr>
+                <w:rFonts w:ascii="BRH Devanagari Extra" w:hAnsi="BRH Devanagari Extra" w:cs="BRH Devanagari Extra"/>
+                <w:color w:val="000000"/>
+                <w:sz w:val="40"/>
+                <w:szCs w:val="40"/>
+                <w:lang w:val="it-IT"/>
+              </w:rPr>
+            </w:pPr>
+            <w:r>
+              <w:rPr>
+                <w:rFonts w:ascii="BRH Devanagari Extra" w:hAnsi="BRH Devanagari Extra" w:cs="BRH Devanagari Extra"/>
+                <w:color w:val="000000"/>
+                <w:sz w:val="40"/>
+                <w:szCs w:val="40"/>
+                <w:lang w:val="it-IT"/>
+              </w:rPr>
+              <w:t xml:space="preserve">rÉSoÉëÉÿ¼hÉÉå£üÈ | </w:t>
+            </w:r>
+          </w:p>
+          <w:p>
+            <w:pPr>
+              <w:widowControl w:val="0"/>
+              <w:autoSpaceDE w:val="0"/>
+              <w:autoSpaceDN w:val="0"/>
+              <w:adjustRightInd w:val="0"/>
+              <w:spacing w:before="0" w:line="240" w:lineRule="auto"/>
+              <w:rPr>
+                <w:rFonts w:ascii="BRH Malayalam Extra" w:hAnsi="BRH Malayalam Extra" w:cs="BRH Malayalam Extra"/>
+                <w:sz w:val="40"/>
+                <w:szCs w:val="40"/>
+                <w:lang w:val="it-IT"/>
+              </w:rPr>
+            </w:pPr>
+            <w:r>
+              <w:rPr>
+                <w:rFonts w:ascii="BRH Devanagari Extra" w:hAnsi="BRH Devanagari Extra" w:cs="BRH Devanagari Extra"/>
+                <w:color w:val="000000"/>
+                <w:sz w:val="40"/>
+                <w:szCs w:val="40"/>
+                <w:lang w:val="it-IT"/>
+              </w:rPr>
+              <w:t>Ao</w:t>
+            </w:r>
+            <w:r>
+              <w:rPr>
+                <w:rFonts w:ascii="BRH Devanagari Extra" w:hAnsi="BRH Devanagari Extra" w:cs="BRH Devanagari Extra"/>
+                <w:color w:val="000000"/>
+                <w:sz w:val="40"/>
+                <w:szCs w:val="40"/>
+                <w:highlight w:val="yellow"/>
+                <w:lang w:val="it-IT"/>
+              </w:rPr>
+              <w:t>ÉëÉÿhÉÉ</w:t>
+            </w:r>
+            <w:r>
+              <w:rPr>
+                <w:rFonts w:ascii="BRH Devanagari Extra" w:hAnsi="BRH Devanagari Extra" w:cs="BRH Devanagari Extra"/>
+                <w:color w:val="000000"/>
+                <w:sz w:val="40"/>
+                <w:szCs w:val="40"/>
+                <w:lang w:val="it-IT"/>
+              </w:rPr>
+              <w:t>å</w:t>
+            </w:r>
+            <w:r>
+              <w:rPr>
+                <w:rFonts w:ascii="BRH Malayalam Extra" w:hAnsi="BRH Malayalam Extra" w:cs="BRH Devanagari Extra"/>
+                <w:b/>
+                <w:color w:val="000000"/>
+                <w:sz w:val="32"/>
+                <w:szCs w:val="40"/>
+                <w:lang w:val="it-IT"/>
+              </w:rPr>
+              <w:t>–</w:t>
+            </w:r>
+            <w:r>
+              <w:rPr>
+                <w:rFonts w:ascii="BRH Devanagari Extra" w:hAnsi="BRH Devanagari Extra" w:cs="BRH Devanagari Extra"/>
+                <w:color w:val="000000"/>
+                <w:sz w:val="40"/>
+                <w:szCs w:val="40"/>
+                <w:lang w:val="it-IT"/>
+              </w:rPr>
+              <w:t xml:space="preserve">£üÉå Å´Éþ¬kÉÉlÉÈ | </w:t>
+            </w:r>
+          </w:p>
+        </w:tc>
+        <w:tc>
+          <w:tcPr>
+            <w:tcW w:w="5220" w:type="dxa"/>
+          </w:tcPr>
+          <w:p>
+            <w:pPr>
+              <w:widowControl w:val="0"/>
+              <w:autoSpaceDE w:val="0"/>
+              <w:autoSpaceDN w:val="0"/>
+              <w:adjustRightInd w:val="0"/>
+              <w:spacing w:before="0" w:line="240" w:lineRule="auto"/>
+              <w:rPr>
+                <w:rFonts w:ascii="BRH Devanagari Extra" w:hAnsi="BRH Devanagari Extra" w:cs="BRH Devanagari Extra"/>
+                <w:color w:val="000000"/>
+                <w:sz w:val="40"/>
+                <w:szCs w:val="40"/>
+                <w:lang w:val="it-IT"/>
+              </w:rPr>
+            </w:pPr>
+            <w:r>
+              <w:rPr>
+                <w:rFonts w:ascii="BRH Devanagari Extra" w:hAnsi="BRH Devanagari Extra" w:cs="BRH Devanagari Extra"/>
+                <w:color w:val="000000"/>
+                <w:sz w:val="40"/>
+                <w:szCs w:val="40"/>
+                <w:lang w:val="it-IT"/>
+              </w:rPr>
+              <w:t xml:space="preserve">rÉSoÉëÉÿ¼hÉÉå£üÈ | </w:t>
+            </w:r>
+          </w:p>
+          <w:p>
+            <w:pPr>
+              <w:widowControl w:val="0"/>
+              <w:autoSpaceDE w:val="0"/>
+              <w:autoSpaceDN w:val="0"/>
+              <w:adjustRightInd w:val="0"/>
+              <w:spacing w:before="0" w:line="240" w:lineRule="auto"/>
+              <w:rPr>
+                <w:rFonts w:ascii="BRH Malayalam Extra" w:hAnsi="BRH Malayalam Extra" w:cs="BRH Malayalam Extra"/>
+                <w:sz w:val="40"/>
+                <w:szCs w:val="40"/>
+                <w:lang w:val="it-IT"/>
+              </w:rPr>
+            </w:pPr>
+            <w:r>
+              <w:rPr>
+                <w:rFonts w:ascii="BRH Devanagari Extra" w:hAnsi="BRH Devanagari Extra" w:cs="BRH Devanagari Extra"/>
+                <w:color w:val="000000"/>
+                <w:sz w:val="40"/>
+                <w:szCs w:val="40"/>
+                <w:lang w:val="it-IT"/>
+              </w:rPr>
+              <w:t>AoÉëÉÿ</w:t>
+            </w:r>
+            <w:r>
+              <w:rPr>
+                <w:rFonts w:ascii="BRH Devanagari Extra" w:hAnsi="BRH Devanagari Extra" w:cs="BRH Devanagari Extra"/>
+                <w:color w:val="000000"/>
+                <w:sz w:val="40"/>
+                <w:szCs w:val="40"/>
+                <w:highlight w:val="green"/>
+                <w:lang w:val="it-IT"/>
+              </w:rPr>
+              <w:t>¼</w:t>
+            </w:r>
+            <w:r>
+              <w:rPr>
+                <w:rFonts w:ascii="BRH Devanagari Extra" w:hAnsi="BRH Devanagari Extra" w:cs="BRH Devanagari Extra"/>
+                <w:color w:val="000000"/>
+                <w:sz w:val="40"/>
+                <w:szCs w:val="40"/>
+                <w:lang w:val="it-IT"/>
+              </w:rPr>
+              <w:t>hÉÉå</w:t>
+            </w:r>
+            <w:r>
+              <w:rPr>
+                <w:rFonts w:ascii="BRH Malayalam Extra" w:hAnsi="BRH Malayalam Extra" w:cs="BRH Devanagari Extra"/>
+                <w:b/>
+                <w:color w:val="000000"/>
+                <w:sz w:val="32"/>
+                <w:szCs w:val="40"/>
+                <w:lang w:val="it-IT"/>
+              </w:rPr>
+              <w:t>–</w:t>
+            </w:r>
+            <w:r>
+              <w:rPr>
+                <w:rFonts w:ascii="BRH Devanagari Extra" w:hAnsi="BRH Devanagari Extra" w:cs="BRH Devanagari Extra"/>
+                <w:color w:val="000000"/>
+                <w:sz w:val="40"/>
+                <w:szCs w:val="40"/>
+                <w:lang w:val="it-IT"/>
+              </w:rPr>
+              <w:t>£üÉå Å´Éþ¬kÉÉlÉÈ |</w:t>
             </w:r>
           </w:p>
         </w:tc>
@@ -2746,16 +4131,14 @@
               <w:rPr>
                 <w:rFonts w:cs="Arial"/>
                 <w:b/>
-                <w:color w:val="EE0000"/>
-                <w:sz w:val="28"/>
-                <w:szCs w:val="32"/>
-              </w:rPr>
-            </w:pPr>
-            <w:r>
-              <w:rPr>
-                <w:rFonts w:cs="Arial"/>
-                <w:b/>
-                <w:color w:val="EE0000"/>
+                <w:sz w:val="28"/>
+                <w:szCs w:val="32"/>
+              </w:rPr>
+            </w:pPr>
+            <w:r>
+              <w:rPr>
+                <w:rFonts w:cs="Arial"/>
+                <w:b/>
                 <w:sz w:val="28"/>
                 <w:szCs w:val="32"/>
               </w:rPr>
@@ -2776,16 +4159,14 @@
               <w:rPr>
                 <w:rFonts w:cs="Arial"/>
                 <w:b/>
-                <w:color w:val="EE0000"/>
-                <w:sz w:val="28"/>
-                <w:szCs w:val="32"/>
-              </w:rPr>
-            </w:pPr>
-            <w:r>
-              <w:rPr>
-                <w:rFonts w:cs="Arial"/>
-                <w:b/>
-                <w:color w:val="EE0000"/>
+                <w:sz w:val="28"/>
+                <w:szCs w:val="32"/>
+              </w:rPr>
+            </w:pPr>
+            <w:r>
+              <w:rPr>
+                <w:rFonts w:cs="Arial"/>
+                <w:b/>
                 <w:sz w:val="28"/>
                 <w:szCs w:val="32"/>
               </w:rPr>
@@ -2806,16 +4187,14 @@
               <w:rPr>
                 <w:rFonts w:cs="Arial"/>
                 <w:b/>
-                <w:color w:val="EE0000"/>
-                <w:sz w:val="28"/>
-                <w:szCs w:val="32"/>
-              </w:rPr>
-            </w:pPr>
-            <w:r>
-              <w:rPr>
-                <w:rFonts w:cs="Arial"/>
-                <w:b/>
-                <w:color w:val="EE0000"/>
+                <w:sz w:val="28"/>
+                <w:szCs w:val="32"/>
+              </w:rPr>
+            </w:pPr>
+            <w:r>
+              <w:rPr>
+                <w:rFonts w:cs="Arial"/>
+                <w:b/>
                 <w:sz w:val="28"/>
                 <w:szCs w:val="32"/>
               </w:rPr>
@@ -2825,7 +4204,6 @@
               <w:rPr>
                 <w:rFonts w:cs="Arial"/>
                 <w:b/>
-                <w:color w:val="EE0000"/>
                 <w:szCs w:val="32"/>
               </w:rPr>
               <w:t>. -</w:t>
@@ -2834,7 +4212,6 @@
               <w:rPr>
                 <w:rFonts w:cs="Arial"/>
                 <w:b/>
-                <w:color w:val="EE0000"/>
                 <w:sz w:val="28"/>
                 <w:szCs w:val="28"/>
               </w:rPr>
@@ -2855,64 +4232,64 @@
               <w:spacing w:before="0" w:line="240" w:lineRule="auto"/>
               <w:rPr>
                 <w:rFonts w:ascii="BRH Devanagari Extra" w:hAnsi="BRH Devanagari Extra" w:cs="BRH Devanagari Extra"/>
-                <w:color w:val="EE0000"/>
-                <w:sz w:val="40"/>
-                <w:szCs w:val="40"/>
-              </w:rPr>
-            </w:pPr>
-            <w:r>
-              <w:rPr>
-                <w:rFonts w:ascii="BRH Devanagari Extra" w:hAnsi="BRH Devanagari Extra" w:cs="BRH Devanagari Extra"/>
-                <w:color w:val="EE0000"/>
-                <w:sz w:val="40"/>
-                <w:szCs w:val="40"/>
-              </w:rPr>
-              <w:t xml:space="preserve">MüqÉÑþ | </w:t>
-            </w:r>
-            <w:r>
-              <w:rPr>
-                <w:rFonts w:ascii="BRH Devanagari Extra" w:hAnsi="BRH Devanagari Extra" w:cs="BRH Devanagari Extra"/>
-                <w:color w:val="EE0000"/>
+                <w:sz w:val="40"/>
+                <w:szCs w:val="40"/>
+              </w:rPr>
+            </w:pPr>
+            <w:r>
+              <w:rPr>
+                <w:rFonts w:ascii="BRH Devanagari Extra" w:hAnsi="BRH Devanagari Extra" w:cs="BRH Devanagari Extra"/>
+                <w:sz w:val="40"/>
+                <w:szCs w:val="40"/>
+              </w:rPr>
+              <w:t>MüqÉÑþ | E</w:t>
+            </w:r>
+            <w:r>
+              <w:rPr>
+                <w:rFonts w:ascii="BRH Malayalam Extra" w:hAnsi="BRH Malayalam Extra" w:cs="BRH Devanagari Extra"/>
+                <w:b/>
+                <w:sz w:val="32"/>
+                <w:szCs w:val="40"/>
+              </w:rPr>
+              <w:t>–</w:t>
+            </w:r>
+            <w:r>
+              <w:rPr>
+                <w:rFonts w:ascii="BRH Devanagari Extra" w:hAnsi="BRH Devanagari Extra" w:cs="BRH Devanagari Extra"/>
+                <w:sz w:val="40"/>
+                <w:szCs w:val="40"/>
+              </w:rPr>
+              <w:t xml:space="preserve"> </w:t>
+            </w:r>
+            <w:r>
+              <w:rPr>
+                <w:rFonts w:ascii="BRH Devanagari Extra" w:hAnsi="BRH Devanagari Extra" w:cs="BRH Devanagari Extra"/>
                 <w:sz w:val="40"/>
                 <w:szCs w:val="40"/>
                 <w:highlight w:val="yellow"/>
               </w:rPr>
-              <w:t>E</w:t>
-            </w:r>
-            <w:r>
-              <w:rPr>
-                <w:rFonts w:ascii="BRH Malayalam Extra" w:hAnsi="BRH Malayalam Extra" w:cs="BRH Devanagari Extra"/>
-                <w:b/>
-                <w:color w:val="EE0000"/>
-                <w:sz w:val="32"/>
-                <w:szCs w:val="40"/>
-                <w:highlight w:val="yellow"/>
-              </w:rPr>
-              <w:t>–</w:t>
-            </w:r>
-            <w:r>
-              <w:rPr>
-                <w:rFonts w:ascii="BRH Devanagari Extra" w:hAnsi="BRH Devanagari Extra" w:cs="BRH Devanagari Extra"/>
-                <w:color w:val="EE0000"/>
-                <w:sz w:val="40"/>
-                <w:szCs w:val="40"/>
-              </w:rPr>
-              <w:t xml:space="preserve"> ÎxuÉ</w:t>
-            </w:r>
-            <w:r>
-              <w:rPr>
-                <w:rFonts w:ascii="BRH Malayalam Extra" w:hAnsi="BRH Malayalam Extra" w:cs="BRH Devanagari Extra"/>
-                <w:b/>
-                <w:color w:val="EE0000"/>
-                <w:sz w:val="32"/>
-                <w:szCs w:val="40"/>
-              </w:rPr>
-              <w:t>–</w:t>
-            </w:r>
-            <w:r>
-              <w:rPr>
-                <w:rFonts w:ascii="BRH Devanagari Extra" w:hAnsi="BRH Devanagari Extra" w:cs="BRH Devanagari Extra"/>
-                <w:color w:val="EE0000"/>
+              <w:t>Îxu</w:t>
+            </w:r>
+            <w:r>
+              <w:rPr>
+                <w:rFonts w:ascii="BRH Devanagari Extra" w:hAnsi="BRH Devanagari Extra" w:cs="BRH Devanagari Extra"/>
+                <w:sz w:val="40"/>
+                <w:szCs w:val="40"/>
+              </w:rPr>
+              <w:t>É</w:t>
+            </w:r>
+            <w:r>
+              <w:rPr>
+                <w:rFonts w:ascii="BRH Malayalam Extra" w:hAnsi="BRH Malayalam Extra" w:cs="BRH Devanagari Extra"/>
+                <w:b/>
+                <w:sz w:val="32"/>
+                <w:szCs w:val="40"/>
+              </w:rPr>
+              <w:t>–</w:t>
+            </w:r>
+            <w:r>
+              <w:rPr>
+                <w:rFonts w:ascii="BRH Devanagari Extra" w:hAnsi="BRH Devanagari Extra" w:cs="BRH Devanagari Extra"/>
                 <w:sz w:val="40"/>
                 <w:szCs w:val="40"/>
               </w:rPr>
@@ -2922,16 +4299,14 @@
               <w:rPr>
                 <w:rFonts w:ascii="BRH Malayalam Extra" w:hAnsi="BRH Malayalam Extra" w:cs="BRH Devanagari Extra"/>
                 <w:b/>
-                <w:color w:val="EE0000"/>
-                <w:sz w:val="32"/>
-                <w:szCs w:val="40"/>
-              </w:rPr>
-              <w:t>–</w:t>
-            </w:r>
-            <w:r>
-              <w:rPr>
-                <w:rFonts w:ascii="BRH Devanagari Extra" w:hAnsi="BRH Devanagari Extra" w:cs="BRH Devanagari Extra"/>
-                <w:color w:val="EE0000"/>
+                <w:sz w:val="32"/>
+                <w:szCs w:val="40"/>
+              </w:rPr>
+              <w:t>–</w:t>
+            </w:r>
+            <w:r>
+              <w:rPr>
+                <w:rFonts w:ascii="BRH Devanagari Extra" w:hAnsi="BRH Devanagari Extra" w:cs="BRH Devanagari Extra"/>
                 <w:sz w:val="40"/>
                 <w:szCs w:val="40"/>
               </w:rPr>
@@ -2954,63 +4329,56 @@
                 <w:rFonts w:ascii="BRH Devanagari Extra" w:hAnsi="BRH Devanagari Extra" w:cs="BRH Devanagari Extra"/>
                 <w:b/>
                 <w:bCs/>
-                <w:color w:val="EE0000"/>
-                <w:sz w:val="40"/>
-                <w:szCs w:val="40"/>
-              </w:rPr>
-            </w:pPr>
-            <w:r>
-              <w:rPr>
-                <w:rFonts w:ascii="BRH Devanagari Extra" w:hAnsi="BRH Devanagari Extra" w:cs="BRH Devanagari Extra"/>
-                <w:color w:val="EE0000"/>
-                <w:sz w:val="40"/>
-                <w:szCs w:val="40"/>
-              </w:rPr>
-              <w:t xml:space="preserve">MüqÉÑþ | </w:t>
-            </w:r>
-            <w:r>
-              <w:rPr>
-                <w:rFonts w:ascii="BRH Devanagari Extra" w:hAnsi="BRH Devanagari Extra" w:cs="BRH Devanagari Extra"/>
-                <w:color w:val="EE0000"/>
+                <w:sz w:val="40"/>
+                <w:szCs w:val="40"/>
+              </w:rPr>
+            </w:pPr>
+            <w:r>
+              <w:rPr>
+                <w:rFonts w:ascii="BRH Devanagari Extra" w:hAnsi="BRH Devanagari Extra" w:cs="BRH Devanagari Extra"/>
+                <w:sz w:val="40"/>
+                <w:szCs w:val="40"/>
+              </w:rPr>
+              <w:t>MüqÉÑþ | E</w:t>
+            </w:r>
+            <w:r>
+              <w:rPr>
+                <w:rFonts w:ascii="BRH Malayalam Extra" w:hAnsi="BRH Malayalam Extra" w:cs="BRH Devanagari Extra"/>
+                <w:b/>
+                <w:sz w:val="32"/>
+                <w:szCs w:val="40"/>
+              </w:rPr>
+              <w:t xml:space="preserve">– </w:t>
+            </w:r>
+            <w:r>
+              <w:rPr>
+                <w:rFonts w:ascii="BRH Devanagari Extra" w:hAnsi="BRH Devanagari Extra" w:cs="BRH Devanagari Extra"/>
                 <w:sz w:val="40"/>
                 <w:szCs w:val="40"/>
                 <w:highlight w:val="green"/>
               </w:rPr>
-              <w:t>F</w:t>
-            </w:r>
-            <w:r>
-              <w:rPr>
-                <w:rFonts w:ascii="BRH Malayalam Extra" w:hAnsi="BRH Malayalam Extra" w:cs="BRH Devanagari Extra"/>
-                <w:b/>
-                <w:color w:val="EE0000"/>
-                <w:sz w:val="32"/>
-                <w:szCs w:val="40"/>
-              </w:rPr>
-              <w:t>–</w:t>
-            </w:r>
-            <w:r>
-              <w:rPr>
-                <w:rFonts w:ascii="BRH Devanagari Extra" w:hAnsi="BRH Devanagari Extra" w:cs="BRH Devanagari Extra"/>
-                <w:color w:val="EE0000"/>
-                <w:sz w:val="40"/>
-                <w:szCs w:val="40"/>
-              </w:rPr>
-              <w:t xml:space="preserve"> ÎxuÉ</w:t>
-            </w:r>
-            <w:r>
-              <w:rPr>
-                <w:rFonts w:ascii="BRH Malayalam Extra" w:hAnsi="BRH Malayalam Extra" w:cs="BRH Devanagari Extra"/>
-                <w:b/>
-                <w:color w:val="EE0000"/>
-                <w:sz w:val="32"/>
-                <w:szCs w:val="40"/>
-              </w:rPr>
-              <w:t>–</w:t>
-            </w:r>
-            <w:r>
-              <w:rPr>
-                <w:rFonts w:ascii="BRH Devanagari Extra" w:hAnsi="BRH Devanagari Extra" w:cs="BRH Devanagari Extra"/>
-                <w:color w:val="EE0000"/>
+              <w:t>Îwu</w:t>
+            </w:r>
+            <w:r>
+              <w:rPr>
+                <w:rFonts w:ascii="BRH Devanagari Extra" w:hAnsi="BRH Devanagari Extra" w:cs="BRH Devanagari Extra"/>
+                <w:sz w:val="40"/>
+                <w:szCs w:val="40"/>
+              </w:rPr>
+              <w:t>É</w:t>
+            </w:r>
+            <w:r>
+              <w:rPr>
+                <w:rFonts w:ascii="BRH Malayalam Extra" w:hAnsi="BRH Malayalam Extra" w:cs="BRH Devanagari Extra"/>
+                <w:b/>
+                <w:sz w:val="32"/>
+                <w:szCs w:val="40"/>
+              </w:rPr>
+              <w:t>–</w:t>
+            </w:r>
+            <w:r>
+              <w:rPr>
+                <w:rFonts w:ascii="BRH Devanagari Extra" w:hAnsi="BRH Devanagari Extra" w:cs="BRH Devanagari Extra"/>
                 <w:sz w:val="40"/>
                 <w:szCs w:val="40"/>
               </w:rPr>
@@ -3020,16 +4388,14 @@
               <w:rPr>
                 <w:rFonts w:ascii="BRH Malayalam Extra" w:hAnsi="BRH Malayalam Extra" w:cs="BRH Devanagari Extra"/>
                 <w:b/>
-                <w:color w:val="EE0000"/>
-                <w:sz w:val="32"/>
-                <w:szCs w:val="40"/>
-              </w:rPr>
-              <w:t>–</w:t>
-            </w:r>
-            <w:r>
-              <w:rPr>
-                <w:rFonts w:ascii="BRH Devanagari Extra" w:hAnsi="BRH Devanagari Extra" w:cs="BRH Devanagari Extra"/>
-                <w:color w:val="EE0000"/>
+                <w:sz w:val="32"/>
+                <w:szCs w:val="40"/>
+              </w:rPr>
+              <w:t>–</w:t>
+            </w:r>
+            <w:r>
+              <w:rPr>
+                <w:rFonts w:ascii="BRH Devanagari Extra" w:hAnsi="BRH Devanagari Extra" w:cs="BRH Devanagari Extra"/>
                 <w:sz w:val="40"/>
                 <w:szCs w:val="40"/>
               </w:rPr>
@@ -3060,16 +4426,14 @@
               <w:rPr>
                 <w:rFonts w:cs="Arial"/>
                 <w:b/>
-                <w:color w:val="EE0000"/>
-                <w:sz w:val="28"/>
-                <w:szCs w:val="32"/>
-              </w:rPr>
-            </w:pPr>
-            <w:r>
-              <w:rPr>
-                <w:rFonts w:cs="Arial"/>
-                <w:b/>
-                <w:color w:val="EE0000"/>
+                <w:sz w:val="28"/>
+                <w:szCs w:val="32"/>
+              </w:rPr>
+            </w:pPr>
+            <w:r>
+              <w:rPr>
+                <w:rFonts w:cs="Arial"/>
+                <w:b/>
                 <w:sz w:val="28"/>
                 <w:szCs w:val="32"/>
               </w:rPr>
@@ -3090,16 +4454,14 @@
               <w:rPr>
                 <w:rFonts w:cs="Arial"/>
                 <w:b/>
-                <w:color w:val="EE0000"/>
-                <w:sz w:val="28"/>
-                <w:szCs w:val="32"/>
-              </w:rPr>
-            </w:pPr>
-            <w:r>
-              <w:rPr>
-                <w:rFonts w:cs="Arial"/>
-                <w:b/>
-                <w:color w:val="EE0000"/>
+                <w:sz w:val="28"/>
+                <w:szCs w:val="32"/>
+              </w:rPr>
+            </w:pPr>
+            <w:r>
+              <w:rPr>
+                <w:rFonts w:cs="Arial"/>
+                <w:b/>
                 <w:sz w:val="28"/>
                 <w:szCs w:val="32"/>
               </w:rPr>
@@ -3120,16 +4482,14 @@
               <w:rPr>
                 <w:rFonts w:cs="Arial"/>
                 <w:b/>
-                <w:color w:val="EE0000"/>
-                <w:sz w:val="28"/>
-                <w:szCs w:val="32"/>
-              </w:rPr>
-            </w:pPr>
-            <w:r>
-              <w:rPr>
-                <w:rFonts w:cs="Arial"/>
-                <w:b/>
-                <w:color w:val="EE0000"/>
+                <w:sz w:val="28"/>
+                <w:szCs w:val="32"/>
+              </w:rPr>
+            </w:pPr>
+            <w:r>
+              <w:rPr>
+                <w:rFonts w:cs="Arial"/>
+                <w:b/>
                 <w:sz w:val="28"/>
                 <w:szCs w:val="32"/>
               </w:rPr>
@@ -3139,7 +4499,6 @@
               <w:rPr>
                 <w:rFonts w:cs="Arial"/>
                 <w:b/>
-                <w:color w:val="EE0000"/>
                 <w:szCs w:val="32"/>
               </w:rPr>
               <w:t>. -</w:t>
@@ -3148,7 +4507,6 @@
               <w:rPr>
                 <w:rFonts w:cs="Arial"/>
                 <w:b/>
-                <w:color w:val="EE0000"/>
                 <w:sz w:val="28"/>
                 <w:szCs w:val="36"/>
               </w:rPr>
@@ -3169,15 +4527,13 @@
               <w:spacing w:before="0" w:line="240" w:lineRule="auto"/>
               <w:rPr>
                 <w:rFonts w:ascii="BRH Devanagari Extra" w:hAnsi="BRH Devanagari Extra" w:cs="BRH Devanagari Extra"/>
-                <w:color w:val="EE0000"/>
-                <w:sz w:val="40"/>
-                <w:szCs w:val="40"/>
-              </w:rPr>
-            </w:pPr>
-            <w:r>
-              <w:rPr>
-                <w:rFonts w:ascii="BRH Devanagari Extra" w:hAnsi="BRH Devanagari Extra" w:cs="BRH Devanagari Extra"/>
-                <w:color w:val="EE0000"/>
+                <w:sz w:val="40"/>
+                <w:szCs w:val="40"/>
+              </w:rPr>
+            </w:pPr>
+            <w:r>
+              <w:rPr>
+                <w:rFonts w:ascii="BRH Devanagari Extra" w:hAnsi="BRH Devanagari Extra" w:cs="BRH Devanagari Extra"/>
                 <w:sz w:val="40"/>
                 <w:szCs w:val="40"/>
               </w:rPr>
@@ -3187,16 +4543,14 @@
               <w:rPr>
                 <w:rFonts w:ascii="BRH Malayalam Extra" w:hAnsi="BRH Malayalam Extra" w:cs="BRH Devanagari Extra"/>
                 <w:b/>
-                <w:color w:val="EE0000"/>
-                <w:sz w:val="32"/>
-                <w:szCs w:val="40"/>
-              </w:rPr>
-              <w:t>–</w:t>
-            </w:r>
-            <w:r>
-              <w:rPr>
-                <w:rFonts w:ascii="BRH Devanagari Extra" w:hAnsi="BRH Devanagari Extra" w:cs="BRH Devanagari Extra"/>
-                <w:color w:val="EE0000"/>
+                <w:sz w:val="32"/>
+                <w:szCs w:val="40"/>
+              </w:rPr>
+              <w:t>–</w:t>
+            </w:r>
+            <w:r>
+              <w:rPr>
+                <w:rFonts w:ascii="BRH Devanagari Extra" w:hAnsi="BRH Devanagari Extra" w:cs="BRH Devanagari Extra"/>
                 <w:sz w:val="40"/>
                 <w:szCs w:val="40"/>
               </w:rPr>
@@ -3206,16 +4560,14 @@
               <w:rPr>
                 <w:rFonts w:ascii="BRH Malayalam Extra" w:hAnsi="BRH Malayalam Extra" w:cs="BRH Devanagari Extra"/>
                 <w:b/>
-                <w:color w:val="EE0000"/>
-                <w:sz w:val="32"/>
-                <w:szCs w:val="40"/>
-              </w:rPr>
-              <w:t>–</w:t>
-            </w:r>
-            <w:r>
-              <w:rPr>
-                <w:rFonts w:ascii="BRH Devanagari Extra" w:hAnsi="BRH Devanagari Extra" w:cs="BRH Devanagari Extra"/>
-                <w:color w:val="EE0000"/>
+                <w:sz w:val="32"/>
+                <w:szCs w:val="40"/>
+              </w:rPr>
+              <w:t>–</w:t>
+            </w:r>
+            <w:r>
+              <w:rPr>
+                <w:rFonts w:ascii="BRH Devanagari Extra" w:hAnsi="BRH Devanagari Extra" w:cs="BRH Devanagari Extra"/>
                 <w:sz w:val="40"/>
                 <w:szCs w:val="40"/>
               </w:rPr>
@@ -3224,7 +4576,6 @@
             <w:r>
               <w:rPr>
                 <w:rFonts w:ascii="BRH Devanagari Extra" w:hAnsi="BRH Devanagari Extra" w:cs="BRH Devanagari Extra"/>
-                <w:color w:val="EE0000"/>
                 <w:sz w:val="40"/>
                 <w:szCs w:val="40"/>
                 <w:highlight w:val="yellow"/>
@@ -3234,7 +4585,6 @@
             <w:r>
               <w:rPr>
                 <w:rFonts w:ascii="BRH Devanagari Extra" w:hAnsi="BRH Devanagari Extra" w:cs="BRH Devanagari Extra"/>
-                <w:color w:val="EE0000"/>
                 <w:sz w:val="40"/>
                 <w:szCs w:val="40"/>
               </w:rPr>
@@ -3255,76 +4605,1079 @@
               <w:spacing w:before="0" w:line="240" w:lineRule="auto"/>
               <w:rPr>
                 <w:rFonts w:ascii="BRH Devanagari Extra" w:hAnsi="BRH Devanagari Extra" w:cs="BRH Devanagari Extra"/>
+                <w:sz w:val="40"/>
+                <w:szCs w:val="40"/>
+              </w:rPr>
+            </w:pPr>
+            <w:r>
+              <w:rPr>
+                <w:rFonts w:ascii="BRH Devanagari Extra" w:hAnsi="BRH Devanagari Extra" w:cs="BRH Devanagari Extra"/>
+                <w:sz w:val="40"/>
+                <w:szCs w:val="40"/>
+              </w:rPr>
+              <w:t>xÉålÉþrÉÉ</w:t>
+            </w:r>
+            <w:r>
+              <w:rPr>
+                <w:rFonts w:ascii="BRH Malayalam Extra" w:hAnsi="BRH Malayalam Extra" w:cs="BRH Devanagari Extra"/>
+                <w:b/>
+                <w:sz w:val="32"/>
+                <w:szCs w:val="40"/>
+              </w:rPr>
+              <w:t>–</w:t>
+            </w:r>
+            <w:r>
+              <w:rPr>
+                <w:rFonts w:ascii="BRH Devanagari Extra" w:hAnsi="BRH Devanagari Extra" w:cs="BRH Devanagari Extra"/>
+                <w:sz w:val="40"/>
+                <w:szCs w:val="40"/>
+              </w:rPr>
+              <w:t>ÅalÉåÈ | A</w:t>
+            </w:r>
+            <w:r>
+              <w:rPr>
+                <w:rFonts w:ascii="BRH Malayalam Extra" w:hAnsi="BRH Malayalam Extra" w:cs="BRH Devanagari Extra"/>
+                <w:b/>
+                <w:sz w:val="32"/>
+                <w:szCs w:val="40"/>
+              </w:rPr>
+              <w:t>–</w:t>
+            </w:r>
+            <w:r>
+              <w:rPr>
+                <w:rFonts w:ascii="BRH Devanagari Extra" w:hAnsi="BRH Devanagari Extra" w:cs="BRH Devanagari Extra"/>
+                <w:sz w:val="40"/>
+                <w:szCs w:val="40"/>
+              </w:rPr>
+              <w:t>alÉ</w:t>
+            </w:r>
+            <w:r>
+              <w:rPr>
+                <w:rFonts w:ascii="BRH Devanagari Extra" w:hAnsi="BRH Devanagari Extra" w:cs="BRH Devanagari Extra"/>
+                <w:sz w:val="40"/>
+                <w:szCs w:val="40"/>
+                <w:highlight w:val="green"/>
+              </w:rPr>
+              <w:t>åUmÉÉþ</w:t>
+            </w:r>
+            <w:r>
+              <w:rPr>
+                <w:rFonts w:ascii="BRH Devanagari Extra" w:hAnsi="BRH Devanagari Extra" w:cs="BRH Devanagari Extra"/>
+                <w:sz w:val="40"/>
+                <w:szCs w:val="40"/>
+              </w:rPr>
+              <w:t xml:space="preserve">MücÉ¤ÉxÉÈ </w:t>
+            </w:r>
+          </w:p>
+        </w:tc>
+      </w:tr>
+      <w:tr>
+        <w:trPr>
+          <w:trHeight w:val="1091"/>
+        </w:trPr>
+        <w:tc>
+          <w:tcPr>
+            <w:tcW w:w="4048" w:type="dxa"/>
+          </w:tcPr>
+          <w:p>
+            <w:pPr>
+              <w:widowControl w:val="0"/>
+              <w:tabs>
+                <w:tab w:val="left" w:pos="993"/>
+              </w:tabs>
+              <w:autoSpaceDE w:val="0"/>
+              <w:autoSpaceDN w:val="0"/>
+              <w:adjustRightInd w:val="0"/>
+              <w:spacing w:before="0" w:line="240" w:lineRule="auto"/>
+              <w:ind w:right="297"/>
+              <w:rPr>
+                <w:rFonts w:cs="Arial"/>
+                <w:b/>
+                <w:sz w:val="28"/>
+                <w:szCs w:val="32"/>
+              </w:rPr>
+            </w:pPr>
+            <w:r>
+              <w:rPr>
+                <w:rFonts w:cs="Arial"/>
+                <w:b/>
+                <w:sz w:val="28"/>
+                <w:szCs w:val="32"/>
+              </w:rPr>
+              <w:lastRenderedPageBreak/>
+              <w:t>T.S.2.6.</w:t>
+            </w:r>
+            <w:r>
+              <w:rPr>
+                <w:rFonts w:cs="Arial"/>
+                <w:b/>
+                <w:sz w:val="28"/>
+                <w:szCs w:val="32"/>
+              </w:rPr>
+              <w:t>12</w:t>
+            </w:r>
+            <w:r>
+              <w:rPr>
+                <w:rFonts w:cs="Arial"/>
+                <w:b/>
+                <w:sz w:val="28"/>
+                <w:szCs w:val="32"/>
+              </w:rPr>
+              <w:t>.</w:t>
+            </w:r>
+            <w:r>
+              <w:rPr>
+                <w:rFonts w:cs="Arial"/>
+                <w:b/>
+                <w:sz w:val="28"/>
+                <w:szCs w:val="32"/>
+              </w:rPr>
+              <w:t>1</w:t>
+            </w:r>
+            <w:r>
+              <w:rPr>
+                <w:rFonts w:cs="Arial"/>
+                <w:b/>
+                <w:sz w:val="28"/>
+                <w:szCs w:val="32"/>
+              </w:rPr>
+              <w:t xml:space="preserve"> – Kramam</w:t>
+            </w:r>
+          </w:p>
+          <w:p>
+            <w:pPr>
+              <w:widowControl w:val="0"/>
+              <w:tabs>
+                <w:tab w:val="left" w:pos="993"/>
+              </w:tabs>
+              <w:autoSpaceDE w:val="0"/>
+              <w:autoSpaceDN w:val="0"/>
+              <w:adjustRightInd w:val="0"/>
+              <w:spacing w:before="0" w:line="240" w:lineRule="auto"/>
+              <w:ind w:right="297"/>
+              <w:rPr>
+                <w:rFonts w:cs="Arial"/>
+                <w:b/>
+                <w:sz w:val="28"/>
+                <w:szCs w:val="32"/>
+                <w:lang w:val="en-IN"/>
+              </w:rPr>
+            </w:pPr>
+            <w:r>
+              <w:rPr>
+                <w:rFonts w:cs="Arial"/>
+                <w:b/>
+                <w:sz w:val="28"/>
+                <w:szCs w:val="32"/>
+                <w:lang w:val="en-IN"/>
+              </w:rPr>
+              <w:t>Krama Vaakyam No.- 51</w:t>
+            </w:r>
+          </w:p>
+          <w:p>
+            <w:pPr>
+              <w:widowControl w:val="0"/>
+              <w:tabs>
+                <w:tab w:val="left" w:pos="993"/>
+              </w:tabs>
+              <w:autoSpaceDE w:val="0"/>
+              <w:autoSpaceDN w:val="0"/>
+              <w:adjustRightInd w:val="0"/>
+              <w:spacing w:before="0" w:line="240" w:lineRule="auto"/>
+              <w:ind w:right="297"/>
+              <w:rPr>
+                <w:rFonts w:cs="Arial"/>
+                <w:b/>
                 <w:color w:val="EE0000"/>
-                <w:sz w:val="40"/>
-                <w:szCs w:val="40"/>
-              </w:rPr>
-            </w:pPr>
-            <w:r>
+                <w:sz w:val="28"/>
+                <w:szCs w:val="32"/>
+                <w:lang w:val="it-IT"/>
+              </w:rPr>
+            </w:pPr>
+            <w:r>
+              <w:rPr>
+                <w:rFonts w:cs="Arial"/>
+                <w:b/>
+                <w:sz w:val="28"/>
+                <w:szCs w:val="32"/>
+                <w:lang w:val="it-IT"/>
+              </w:rPr>
+              <w:t>Panchaati No</w:t>
+            </w:r>
+            <w:r>
+              <w:rPr>
+                <w:rFonts w:cs="Arial"/>
+                <w:b/>
+                <w:szCs w:val="32"/>
+                <w:lang w:val="it-IT"/>
+              </w:rPr>
+              <w:t>. -</w:t>
+            </w:r>
+            <w:r>
+              <w:rPr>
+                <w:rFonts w:cs="Arial"/>
+                <w:b/>
+                <w:sz w:val="28"/>
+                <w:szCs w:val="36"/>
+                <w:lang w:val="it-IT"/>
+              </w:rPr>
+              <w:t xml:space="preserve"> 6</w:t>
+            </w:r>
+            <w:r>
+              <w:rPr>
+                <w:rFonts w:cs="Arial"/>
+                <w:b/>
+                <w:sz w:val="28"/>
+                <w:szCs w:val="36"/>
+                <w:lang w:val="it-IT"/>
+              </w:rPr>
+              <w:t>5</w:t>
+            </w:r>
+          </w:p>
+        </w:tc>
+        <w:tc>
+          <w:tcPr>
+            <w:tcW w:w="5386" w:type="dxa"/>
+          </w:tcPr>
+          <w:p>
+            <w:pPr>
+              <w:widowControl w:val="0"/>
+              <w:autoSpaceDE w:val="0"/>
+              <w:autoSpaceDN w:val="0"/>
+              <w:adjustRightInd w:val="0"/>
+              <w:spacing w:line="252" w:lineRule="auto"/>
+              <w:ind w:right="-90"/>
               <w:rPr>
                 <w:rFonts w:ascii="BRH Devanagari Extra" w:hAnsi="BRH Devanagari Extra" w:cs="BRH Devanagari Extra"/>
                 <w:color w:val="EE0000"/>
                 <w:sz w:val="40"/>
                 <w:szCs w:val="40"/>
-              </w:rPr>
-              <w:t>xÉålÉþrÉÉ</w:t>
-            </w:r>
-            <w:r>
-              <w:rPr>
-                <w:rFonts w:ascii="BRH Malayalam Extra" w:hAnsi="BRH Malayalam Extra" w:cs="BRH Devanagari Extra"/>
-                <w:b/>
+                <w:lang w:val="it-IT"/>
+              </w:rPr>
+            </w:pPr>
+            <w:r>
+              <w:rPr>
+                <w:rFonts w:ascii="BRH Devanagari Extra" w:hAnsi="BRH Devanagari Extra" w:cs="BRH Devanagari Extra"/>
+                <w:color w:val="000000"/>
+                <w:sz w:val="40"/>
+                <w:szCs w:val="40"/>
+                <w:lang w:val="it-IT"/>
+              </w:rPr>
+              <w:t>F</w:t>
+            </w:r>
+            <w:r>
+              <w:rPr>
+                <w:rFonts w:ascii="BRH Malayalam Extra" w:hAnsi="BRH Malayalam Extra" w:cs="BRH Devanagari Extra"/>
+                <w:b/>
+                <w:color w:val="000000"/>
+                <w:sz w:val="32"/>
+                <w:szCs w:val="40"/>
+                <w:lang w:val="it-IT"/>
+              </w:rPr>
+              <w:t>–</w:t>
+            </w:r>
+            <w:r>
+              <w:rPr>
+                <w:rFonts w:ascii="BRH Devanagari Extra" w:hAnsi="BRH Devanagari Extra" w:cs="BRH Devanagari Extra"/>
+                <w:color w:val="000000"/>
+                <w:sz w:val="40"/>
+                <w:szCs w:val="40"/>
+                <w:lang w:val="it-IT"/>
+              </w:rPr>
+              <w:t>hÉÑï</w:t>
+            </w:r>
+            <w:r>
+              <w:rPr>
+                <w:rFonts w:ascii="BRH Malayalam Extra" w:hAnsi="BRH Malayalam Extra" w:cs="BRH Devanagari Extra"/>
+                <w:b/>
+                <w:color w:val="000000"/>
+                <w:sz w:val="32"/>
+                <w:szCs w:val="40"/>
+                <w:lang w:val="it-IT"/>
+              </w:rPr>
+              <w:t>–</w:t>
+            </w:r>
+            <w:r>
+              <w:rPr>
+                <w:rFonts w:ascii="BRH Devanagari Extra" w:hAnsi="BRH Devanagari Extra" w:cs="BRH Devanagari Extra"/>
+                <w:color w:val="000000"/>
+                <w:sz w:val="40"/>
+                <w:szCs w:val="40"/>
+                <w:lang w:val="it-IT"/>
+              </w:rPr>
+              <w:t xml:space="preserve"> uÉÏ</w:t>
+            </w:r>
+            <w:r>
+              <w:rPr>
+                <w:rFonts w:ascii="BRH Malayalam Extra" w:hAnsi="BRH Malayalam Extra" w:cs="BRH Devanagari Extra"/>
+                <w:b/>
+                <w:color w:val="000000"/>
+                <w:sz w:val="32"/>
+                <w:szCs w:val="40"/>
+                <w:lang w:val="it-IT"/>
+              </w:rPr>
+              <w:t>–</w:t>
+            </w:r>
+            <w:r>
+              <w:rPr>
+                <w:rFonts w:ascii="BRH Devanagari Extra" w:hAnsi="BRH Devanagari Extra" w:cs="BRH Devanagari Extra"/>
+                <w:color w:val="000000"/>
+                <w:sz w:val="40"/>
+                <w:szCs w:val="40"/>
+                <w:lang w:val="it-IT"/>
+              </w:rPr>
+              <w:t xml:space="preserve">UåÍpÉþÈ | </w:t>
+            </w:r>
+            <w:r>
+              <w:rPr>
+                <w:rFonts w:ascii="BRH Devanagari Extra" w:hAnsi="BRH Devanagari Extra" w:cs="BRH Devanagari Extra"/>
+                <w:color w:val="000000"/>
+                <w:sz w:val="40"/>
+                <w:szCs w:val="40"/>
+                <w:highlight w:val="yellow"/>
+                <w:lang w:val="it-IT"/>
+              </w:rPr>
+              <w:t>Ìu</w:t>
+            </w:r>
+            <w:r>
+              <w:rPr>
+                <w:rFonts w:ascii="BRH Devanagari Extra" w:hAnsi="BRH Devanagari Extra" w:cs="BRH Devanagari Extra"/>
+                <w:color w:val="000000"/>
+                <w:sz w:val="40"/>
+                <w:szCs w:val="40"/>
+                <w:lang w:val="it-IT"/>
+              </w:rPr>
+              <w:t>É</w:t>
+            </w:r>
+            <w:r>
+              <w:rPr>
+                <w:rFonts w:ascii="BRH Malayalam Extra" w:hAnsi="BRH Malayalam Extra" w:cs="BRH Devanagari Extra"/>
+                <w:b/>
+                <w:color w:val="000000"/>
+                <w:sz w:val="32"/>
+                <w:szCs w:val="40"/>
+                <w:lang w:val="it-IT"/>
+              </w:rPr>
+              <w:t>–</w:t>
+            </w:r>
+            <w:r>
+              <w:rPr>
+                <w:rFonts w:ascii="BRH Devanagari Extra" w:hAnsi="BRH Devanagari Extra" w:cs="BRH Devanagari Extra"/>
+                <w:color w:val="000000"/>
+                <w:sz w:val="40"/>
+                <w:szCs w:val="40"/>
+                <w:lang w:val="it-IT"/>
+              </w:rPr>
+              <w:t>UåÍpÉ</w:t>
+            </w:r>
+            <w:r>
+              <w:rPr>
+                <w:rFonts w:ascii="BRH Malayalam Extra" w:hAnsi="BRH Malayalam Extra" w:cs="BRH Devanagari Extra"/>
+                <w:b/>
+                <w:color w:val="000000"/>
+                <w:sz w:val="32"/>
+                <w:szCs w:val="40"/>
+                <w:lang w:val="it-IT"/>
+              </w:rPr>
+              <w:t>–</w:t>
+            </w:r>
+            <w:r>
+              <w:rPr>
+                <w:rFonts w:ascii="BRH Devanagari Extra" w:hAnsi="BRH Devanagari Extra" w:cs="BRH Devanagari Extra"/>
+                <w:color w:val="000000"/>
+                <w:sz w:val="40"/>
+                <w:szCs w:val="40"/>
+                <w:lang w:val="it-IT"/>
+              </w:rPr>
+              <w:t xml:space="preserve">UµÉæÿÈ | </w:t>
+            </w:r>
+          </w:p>
+        </w:tc>
+        <w:tc>
+          <w:tcPr>
+            <w:tcW w:w="5220" w:type="dxa"/>
+          </w:tcPr>
+          <w:p>
+            <w:pPr>
+              <w:widowControl w:val="0"/>
+              <w:autoSpaceDE w:val="0"/>
+              <w:autoSpaceDN w:val="0"/>
+              <w:adjustRightInd w:val="0"/>
+              <w:spacing w:before="0" w:line="240" w:lineRule="auto"/>
+              <w:rPr>
+                <w:rFonts w:ascii="BRH Devanagari Extra" w:hAnsi="BRH Devanagari Extra" w:cs="BRH Devanagari Extra"/>
                 <w:color w:val="EE0000"/>
-                <w:sz w:val="32"/>
-                <w:szCs w:val="40"/>
-              </w:rPr>
-              <w:t>–</w:t>
-            </w:r>
-            <w:r>
-              <w:rPr>
-                <w:rFonts w:ascii="BRH Devanagari Extra" w:hAnsi="BRH Devanagari Extra" w:cs="BRH Devanagari Extra"/>
-                <w:color w:val="EE0000"/>
-                <w:sz w:val="40"/>
-                <w:szCs w:val="40"/>
-              </w:rPr>
-              <w:t>ÅalÉåÈ | A</w:t>
-            </w:r>
-            <w:r>
-              <w:rPr>
-                <w:rFonts w:ascii="BRH Malayalam Extra" w:hAnsi="BRH Malayalam Extra" w:cs="BRH Devanagari Extra"/>
-                <w:b/>
-                <w:color w:val="EE0000"/>
-                <w:sz w:val="32"/>
-                <w:szCs w:val="40"/>
-              </w:rPr>
-              <w:t>–</w:t>
-            </w:r>
-            <w:r>
-              <w:rPr>
-                <w:rFonts w:ascii="BRH Devanagari Extra" w:hAnsi="BRH Devanagari Extra" w:cs="BRH Devanagari Extra"/>
-                <w:color w:val="EE0000"/>
-                <w:sz w:val="40"/>
-                <w:szCs w:val="40"/>
-              </w:rPr>
-              <w:t>alÉ</w:t>
-            </w:r>
-            <w:r>
-              <w:rPr>
-                <w:rFonts w:ascii="BRH Devanagari Extra" w:hAnsi="BRH Devanagari Extra" w:cs="BRH Devanagari Extra"/>
-                <w:color w:val="EE0000"/>
+                <w:sz w:val="40"/>
+                <w:szCs w:val="40"/>
+                <w:lang w:val="it-IT"/>
+              </w:rPr>
+            </w:pPr>
+            <w:r>
+              <w:rPr>
+                <w:rFonts w:ascii="BRH Devanagari Extra" w:hAnsi="BRH Devanagari Extra" w:cs="BRH Devanagari Extra"/>
+                <w:color w:val="000000"/>
+                <w:sz w:val="40"/>
+                <w:szCs w:val="40"/>
+                <w:lang w:val="it-IT"/>
+              </w:rPr>
+              <w:t>F</w:t>
+            </w:r>
+            <w:r>
+              <w:rPr>
+                <w:rFonts w:ascii="BRH Malayalam Extra" w:hAnsi="BRH Malayalam Extra" w:cs="BRH Devanagari Extra"/>
+                <w:b/>
+                <w:color w:val="000000"/>
+                <w:sz w:val="32"/>
+                <w:szCs w:val="40"/>
+                <w:lang w:val="it-IT"/>
+              </w:rPr>
+              <w:t>–</w:t>
+            </w:r>
+            <w:r>
+              <w:rPr>
+                <w:rFonts w:ascii="BRH Devanagari Extra" w:hAnsi="BRH Devanagari Extra" w:cs="BRH Devanagari Extra"/>
+                <w:color w:val="000000"/>
+                <w:sz w:val="40"/>
+                <w:szCs w:val="40"/>
+                <w:lang w:val="it-IT"/>
+              </w:rPr>
+              <w:t>hÉÑï</w:t>
+            </w:r>
+            <w:r>
+              <w:rPr>
+                <w:rFonts w:ascii="BRH Malayalam Extra" w:hAnsi="BRH Malayalam Extra" w:cs="BRH Devanagari Extra"/>
+                <w:b/>
+                <w:color w:val="000000"/>
+                <w:sz w:val="32"/>
+                <w:szCs w:val="40"/>
+                <w:lang w:val="it-IT"/>
+              </w:rPr>
+              <w:t>–</w:t>
+            </w:r>
+            <w:r>
+              <w:rPr>
+                <w:rFonts w:ascii="BRH Devanagari Extra" w:hAnsi="BRH Devanagari Extra" w:cs="BRH Devanagari Extra"/>
+                <w:color w:val="000000"/>
+                <w:sz w:val="40"/>
+                <w:szCs w:val="40"/>
+                <w:lang w:val="it-IT"/>
+              </w:rPr>
+              <w:t xml:space="preserve"> uÉÏ</w:t>
+            </w:r>
+            <w:r>
+              <w:rPr>
+                <w:rFonts w:ascii="BRH Malayalam Extra" w:hAnsi="BRH Malayalam Extra" w:cs="BRH Devanagari Extra"/>
+                <w:b/>
+                <w:color w:val="000000"/>
+                <w:sz w:val="32"/>
+                <w:szCs w:val="40"/>
+                <w:lang w:val="it-IT"/>
+              </w:rPr>
+              <w:t>–</w:t>
+            </w:r>
+            <w:r>
+              <w:rPr>
+                <w:rFonts w:ascii="BRH Devanagari Extra" w:hAnsi="BRH Devanagari Extra" w:cs="BRH Devanagari Extra"/>
+                <w:color w:val="000000"/>
+                <w:sz w:val="40"/>
+                <w:szCs w:val="40"/>
+                <w:lang w:val="it-IT"/>
+              </w:rPr>
+              <w:t>UåÍpÉþÈ | uÉ</w:t>
+            </w:r>
+            <w:r>
+              <w:rPr>
+                <w:rFonts w:ascii="BRH Devanagari Extra" w:hAnsi="BRH Devanagari Extra" w:cs="BRH Devanagari Extra"/>
+                <w:color w:val="000000"/>
                 <w:sz w:val="40"/>
                 <w:szCs w:val="40"/>
                 <w:highlight w:val="green"/>
-              </w:rPr>
-              <w:t>åUmÉÉþ</w:t>
-            </w:r>
-            <w:r>
-              <w:rPr>
-                <w:rFonts w:ascii="BRH Devanagari Extra" w:hAnsi="BRH Devanagari Extra" w:cs="BRH Devanagari Extra"/>
-                <w:color w:val="EE0000"/>
-                <w:sz w:val="40"/>
-                <w:szCs w:val="40"/>
-              </w:rPr>
-              <w:t xml:space="preserve">MücÉ¤ÉxÉÈ </w:t>
+                <w:lang w:val="it-IT"/>
+              </w:rPr>
+              <w:t>Ï</w:t>
+            </w:r>
+            <w:r>
+              <w:rPr>
+                <w:rFonts w:ascii="BRH Malayalam Extra" w:hAnsi="BRH Malayalam Extra" w:cs="BRH Devanagari Extra"/>
+                <w:b/>
+                <w:color w:val="000000"/>
+                <w:sz w:val="32"/>
+                <w:szCs w:val="40"/>
+                <w:lang w:val="it-IT"/>
+              </w:rPr>
+              <w:t>–</w:t>
+            </w:r>
+            <w:r>
+              <w:rPr>
+                <w:rFonts w:ascii="BRH Devanagari Extra" w:hAnsi="BRH Devanagari Extra" w:cs="BRH Devanagari Extra"/>
+                <w:color w:val="000000"/>
+                <w:sz w:val="40"/>
+                <w:szCs w:val="40"/>
+                <w:lang w:val="it-IT"/>
+              </w:rPr>
+              <w:t>UåÍpÉ</w:t>
+            </w:r>
+            <w:r>
+              <w:rPr>
+                <w:rFonts w:ascii="BRH Malayalam Extra" w:hAnsi="BRH Malayalam Extra" w:cs="BRH Devanagari Extra"/>
+                <w:b/>
+                <w:color w:val="000000"/>
+                <w:sz w:val="32"/>
+                <w:szCs w:val="40"/>
+                <w:lang w:val="it-IT"/>
+              </w:rPr>
+              <w:t>–</w:t>
+            </w:r>
+            <w:r>
+              <w:rPr>
+                <w:rFonts w:ascii="BRH Devanagari Extra" w:hAnsi="BRH Devanagari Extra" w:cs="BRH Devanagari Extra"/>
+                <w:color w:val="000000"/>
+                <w:sz w:val="40"/>
+                <w:szCs w:val="40"/>
+                <w:lang w:val="it-IT"/>
+              </w:rPr>
+              <w:t>UµÉæÿÈ |</w:t>
+            </w:r>
+          </w:p>
+        </w:tc>
+      </w:tr>
+      <w:tr>
+        <w:trPr>
+          <w:trHeight w:val="1722"/>
+        </w:trPr>
+        <w:tc>
+          <w:tcPr>
+            <w:tcW w:w="4048" w:type="dxa"/>
+          </w:tcPr>
+          <w:p>
+            <w:pPr>
+              <w:widowControl w:val="0"/>
+              <w:tabs>
+                <w:tab w:val="left" w:pos="993"/>
+              </w:tabs>
+              <w:autoSpaceDE w:val="0"/>
+              <w:autoSpaceDN w:val="0"/>
+              <w:adjustRightInd w:val="0"/>
+              <w:spacing w:before="0" w:line="240" w:lineRule="auto"/>
+              <w:ind w:right="297"/>
+              <w:rPr>
+                <w:rFonts w:cs="Arial"/>
+                <w:b/>
+                <w:sz w:val="28"/>
+                <w:szCs w:val="32"/>
+              </w:rPr>
+            </w:pPr>
+            <w:r>
+              <w:rPr>
+                <w:rFonts w:cs="Arial"/>
+                <w:b/>
+                <w:sz w:val="28"/>
+                <w:szCs w:val="32"/>
+              </w:rPr>
+              <w:t>T.S.2.6.</w:t>
+            </w:r>
+            <w:r>
+              <w:rPr>
+                <w:rFonts w:cs="Arial"/>
+                <w:b/>
+                <w:sz w:val="28"/>
+                <w:szCs w:val="32"/>
+              </w:rPr>
+              <w:t>12</w:t>
+            </w:r>
+            <w:r>
+              <w:rPr>
+                <w:rFonts w:cs="Arial"/>
+                <w:b/>
+                <w:sz w:val="28"/>
+                <w:szCs w:val="32"/>
+              </w:rPr>
+              <w:t>.</w:t>
+            </w:r>
+            <w:r>
+              <w:rPr>
+                <w:rFonts w:cs="Arial"/>
+                <w:b/>
+                <w:sz w:val="28"/>
+                <w:szCs w:val="32"/>
+              </w:rPr>
+              <w:t>5</w:t>
+            </w:r>
+            <w:r>
+              <w:rPr>
+                <w:rFonts w:cs="Arial"/>
+                <w:b/>
+                <w:sz w:val="28"/>
+                <w:szCs w:val="32"/>
+              </w:rPr>
+              <w:t>– Kramam</w:t>
+            </w:r>
+          </w:p>
+          <w:p>
+            <w:pPr>
+              <w:widowControl w:val="0"/>
+              <w:tabs>
+                <w:tab w:val="left" w:pos="993"/>
+              </w:tabs>
+              <w:autoSpaceDE w:val="0"/>
+              <w:autoSpaceDN w:val="0"/>
+              <w:adjustRightInd w:val="0"/>
+              <w:spacing w:before="0" w:line="240" w:lineRule="auto"/>
+              <w:ind w:right="297"/>
+              <w:rPr>
+                <w:rFonts w:cs="Arial"/>
+                <w:b/>
+                <w:sz w:val="28"/>
+                <w:szCs w:val="32"/>
+                <w:lang w:val="en-IN"/>
+              </w:rPr>
+            </w:pPr>
+            <w:r>
+              <w:rPr>
+                <w:rFonts w:cs="Arial"/>
+                <w:b/>
+                <w:sz w:val="28"/>
+                <w:szCs w:val="32"/>
+                <w:lang w:val="en-IN"/>
+              </w:rPr>
+              <w:t>Krama Vaakyam No.- 13</w:t>
+            </w:r>
+          </w:p>
+          <w:p>
+            <w:pPr>
+              <w:widowControl w:val="0"/>
+              <w:tabs>
+                <w:tab w:val="left" w:pos="993"/>
+              </w:tabs>
+              <w:autoSpaceDE w:val="0"/>
+              <w:autoSpaceDN w:val="0"/>
+              <w:adjustRightInd w:val="0"/>
+              <w:spacing w:before="0" w:line="240" w:lineRule="auto"/>
+              <w:ind w:right="297"/>
+              <w:rPr>
+                <w:rFonts w:cs="Arial"/>
+                <w:b/>
+                <w:color w:val="000000"/>
+                <w:sz w:val="28"/>
+                <w:szCs w:val="32"/>
+                <w:lang w:val="it-IT"/>
+              </w:rPr>
+            </w:pPr>
+            <w:r>
+              <w:rPr>
+                <w:rFonts w:cs="Arial"/>
+                <w:b/>
+                <w:sz w:val="28"/>
+                <w:szCs w:val="32"/>
+                <w:lang w:val="it-IT"/>
+              </w:rPr>
+              <w:t>Panchaati No</w:t>
+            </w:r>
+            <w:r>
+              <w:rPr>
+                <w:rFonts w:cs="Arial"/>
+                <w:b/>
+                <w:szCs w:val="32"/>
+                <w:lang w:val="it-IT"/>
+              </w:rPr>
+              <w:t>. -</w:t>
+            </w:r>
+            <w:r>
+              <w:rPr>
+                <w:rFonts w:cs="Arial"/>
+                <w:b/>
+                <w:sz w:val="28"/>
+                <w:szCs w:val="36"/>
+                <w:lang w:val="it-IT"/>
+              </w:rPr>
+              <w:t xml:space="preserve"> 6</w:t>
+            </w:r>
+            <w:r>
+              <w:rPr>
+                <w:rFonts w:cs="Arial"/>
+                <w:b/>
+                <w:sz w:val="28"/>
+                <w:szCs w:val="36"/>
+                <w:lang w:val="it-IT"/>
+              </w:rPr>
+              <w:t>9</w:t>
+            </w:r>
+          </w:p>
+        </w:tc>
+        <w:tc>
+          <w:tcPr>
+            <w:tcW w:w="5386" w:type="dxa"/>
+          </w:tcPr>
+          <w:p>
+            <w:pPr>
+              <w:widowControl w:val="0"/>
+              <w:autoSpaceDE w:val="0"/>
+              <w:autoSpaceDN w:val="0"/>
+              <w:adjustRightInd w:val="0"/>
+              <w:spacing w:before="0" w:line="240" w:lineRule="auto"/>
+              <w:rPr>
+                <w:rFonts w:ascii="BRH Devanagari Extra" w:hAnsi="BRH Devanagari Extra" w:cs="BRH Devanagari Extra"/>
+                <w:color w:val="000000"/>
+                <w:sz w:val="40"/>
+                <w:szCs w:val="40"/>
+                <w:lang w:val="it-IT"/>
+              </w:rPr>
+            </w:pPr>
+            <w:r>
+              <w:rPr>
+                <w:rFonts w:ascii="BRH Devanagari Extra" w:hAnsi="BRH Devanagari Extra" w:cs="BRH Devanagari Extra"/>
+                <w:color w:val="000000"/>
+                <w:sz w:val="40"/>
+                <w:szCs w:val="40"/>
+                <w:lang w:val="it-IT"/>
+              </w:rPr>
+              <w:t>ÌmÉ</w:t>
+            </w:r>
+            <w:r>
+              <w:rPr>
+                <w:rFonts w:ascii="BRH Malayalam Extra" w:hAnsi="BRH Malayalam Extra" w:cs="BRH Devanagari Extra"/>
+                <w:b/>
+                <w:color w:val="000000"/>
+                <w:sz w:val="32"/>
+                <w:szCs w:val="40"/>
+                <w:lang w:val="it-IT"/>
+              </w:rPr>
+              <w:t>–</w:t>
+            </w:r>
+            <w:r>
+              <w:rPr>
+                <w:rFonts w:ascii="BRH Devanagari Extra" w:hAnsi="BRH Devanagari Extra" w:cs="BRH Devanagari Extra"/>
+                <w:color w:val="000000"/>
+                <w:sz w:val="40"/>
+                <w:szCs w:val="40"/>
+                <w:lang w:val="it-IT"/>
+              </w:rPr>
+              <w:t>iÉ×prÉ</w:t>
+            </w:r>
+            <w:r>
+              <w:rPr>
+                <w:rFonts w:ascii="BRH Malayalam Extra" w:hAnsi="BRH Malayalam Extra" w:cs="BRH Devanagari Extra"/>
+                <w:b/>
+                <w:color w:val="000000"/>
+                <w:sz w:val="32"/>
+                <w:szCs w:val="40"/>
+                <w:lang w:val="it-IT"/>
+              </w:rPr>
+              <w:t>–</w:t>
+            </w:r>
+            <w:r>
+              <w:rPr>
+                <w:rFonts w:ascii="BRH Devanagari Extra" w:hAnsi="BRH Devanagari Extra" w:cs="BRH Devanagari Extra"/>
+                <w:color w:val="000000"/>
+                <w:sz w:val="40"/>
+                <w:szCs w:val="40"/>
+                <w:lang w:val="it-IT"/>
+              </w:rPr>
+              <w:t xml:space="preserve"> AÉ | </w:t>
+            </w:r>
+          </w:p>
+          <w:p>
+            <w:pPr>
+              <w:widowControl w:val="0"/>
+              <w:autoSpaceDE w:val="0"/>
+              <w:autoSpaceDN w:val="0"/>
+              <w:adjustRightInd w:val="0"/>
+              <w:spacing w:before="0" w:line="240" w:lineRule="auto"/>
+              <w:rPr>
+                <w:rFonts w:ascii="BRH Malayalam Extra" w:hAnsi="BRH Malayalam Extra" w:cs="BRH Malayalam Extra"/>
+                <w:color w:val="000000"/>
+                <w:sz w:val="40"/>
+                <w:szCs w:val="40"/>
+                <w:lang w:val="it-IT"/>
+              </w:rPr>
+            </w:pPr>
+            <w:r>
+              <w:rPr>
+                <w:rFonts w:ascii="BRH Devanagari Extra" w:hAnsi="BRH Devanagari Extra" w:cs="BRH Devanagari Extra"/>
+                <w:color w:val="000000"/>
+                <w:sz w:val="40"/>
+                <w:szCs w:val="40"/>
+                <w:lang w:val="it-IT"/>
+              </w:rPr>
+              <w:t>ÌmÉ</w:t>
+            </w:r>
+            <w:r>
+              <w:rPr>
+                <w:rFonts w:ascii="BRH Malayalam Extra" w:hAnsi="BRH Malayalam Extra" w:cs="BRH Devanagari Extra"/>
+                <w:b/>
+                <w:color w:val="000000"/>
+                <w:sz w:val="32"/>
+                <w:szCs w:val="40"/>
+                <w:lang w:val="it-IT"/>
+              </w:rPr>
+              <w:t>–</w:t>
+            </w:r>
+            <w:r>
+              <w:rPr>
+                <w:rFonts w:ascii="BRH Devanagari Extra" w:hAnsi="BRH Devanagari Extra" w:cs="BRH Devanagari Extra"/>
+                <w:color w:val="000000"/>
+                <w:sz w:val="40"/>
+                <w:szCs w:val="40"/>
+                <w:lang w:val="it-IT"/>
+              </w:rPr>
+              <w:t>iÉ×prÉ</w:t>
+            </w:r>
+            <w:r>
+              <w:rPr>
+                <w:rFonts w:ascii="BRH Malayalam Extra" w:hAnsi="BRH Malayalam Extra" w:cs="BRH Devanagari Extra"/>
+                <w:b/>
+                <w:color w:val="000000"/>
+                <w:sz w:val="32"/>
+                <w:szCs w:val="40"/>
+                <w:lang w:val="it-IT"/>
+              </w:rPr>
+              <w:t>–</w:t>
+            </w:r>
+            <w:r>
+              <w:rPr>
+                <w:rFonts w:ascii="BRH Devanagari Extra" w:hAnsi="BRH Devanagari Extra" w:cs="BRH Devanagari Extra"/>
+                <w:color w:val="000000"/>
+                <w:sz w:val="40"/>
+                <w:szCs w:val="40"/>
+                <w:lang w:val="it-IT"/>
+              </w:rPr>
+              <w:t xml:space="preserve"> CÌiÉþ ÌmÉ</w:t>
+            </w:r>
+            <w:r>
+              <w:rPr>
+                <w:rFonts w:ascii="BRH Malayalam Extra" w:hAnsi="BRH Malayalam Extra" w:cs="BRH Devanagari Extra"/>
+                <w:b/>
+                <w:color w:val="000000"/>
+                <w:sz w:val="32"/>
+                <w:szCs w:val="40"/>
+                <w:lang w:val="it-IT"/>
+              </w:rPr>
+              <w:t>–</w:t>
+            </w:r>
+            <w:r>
+              <w:rPr>
+                <w:rFonts w:ascii="BRH Devanagari Extra" w:hAnsi="BRH Devanagari Extra" w:cs="BRH Devanagari Extra"/>
+                <w:color w:val="000000"/>
+                <w:sz w:val="40"/>
+                <w:szCs w:val="40"/>
+                <w:lang w:val="it-IT"/>
+              </w:rPr>
+              <w:t xml:space="preserve">iÉ× - </w:t>
+            </w:r>
+            <w:r>
+              <w:rPr>
+                <w:rFonts w:ascii="BRH Devanagari Extra" w:hAnsi="BRH Devanagari Extra" w:cs="BRH Devanagari Extra"/>
+                <w:color w:val="000000"/>
+                <w:sz w:val="40"/>
+                <w:szCs w:val="40"/>
+                <w:highlight w:val="yellow"/>
+                <w:lang w:val="it-IT"/>
+              </w:rPr>
+              <w:t>prÉ</w:t>
+            </w:r>
+            <w:r>
+              <w:rPr>
+                <w:rFonts w:ascii="BRH Devanagari Extra" w:hAnsi="BRH Devanagari Extra" w:cs="BRH Devanagari Extra"/>
+                <w:color w:val="000000"/>
+                <w:sz w:val="40"/>
+                <w:szCs w:val="40"/>
+                <w:lang w:val="it-IT"/>
+              </w:rPr>
+              <w:t>È |</w:t>
+            </w:r>
+          </w:p>
+        </w:tc>
+        <w:tc>
+          <w:tcPr>
+            <w:tcW w:w="5220" w:type="dxa"/>
+          </w:tcPr>
+          <w:p>
+            <w:pPr>
+              <w:widowControl w:val="0"/>
+              <w:autoSpaceDE w:val="0"/>
+              <w:autoSpaceDN w:val="0"/>
+              <w:adjustRightInd w:val="0"/>
+              <w:spacing w:before="0" w:line="240" w:lineRule="auto"/>
+              <w:rPr>
+                <w:rFonts w:ascii="BRH Devanagari Extra" w:hAnsi="BRH Devanagari Extra" w:cs="BRH Devanagari Extra"/>
+                <w:color w:val="000000"/>
+                <w:sz w:val="40"/>
+                <w:szCs w:val="40"/>
+                <w:lang w:val="it-IT"/>
+              </w:rPr>
+            </w:pPr>
+            <w:r>
+              <w:rPr>
+                <w:rFonts w:ascii="BRH Devanagari Extra" w:hAnsi="BRH Devanagari Extra" w:cs="BRH Devanagari Extra"/>
+                <w:color w:val="000000"/>
+                <w:sz w:val="40"/>
+                <w:szCs w:val="40"/>
+                <w:lang w:val="it-IT"/>
+              </w:rPr>
+              <w:t>ÌmÉ</w:t>
+            </w:r>
+            <w:r>
+              <w:rPr>
+                <w:rFonts w:ascii="BRH Malayalam Extra" w:hAnsi="BRH Malayalam Extra" w:cs="BRH Devanagari Extra"/>
+                <w:b/>
+                <w:color w:val="000000"/>
+                <w:sz w:val="32"/>
+                <w:szCs w:val="40"/>
+                <w:lang w:val="it-IT"/>
+              </w:rPr>
+              <w:t>–</w:t>
+            </w:r>
+            <w:r>
+              <w:rPr>
+                <w:rFonts w:ascii="BRH Devanagari Extra" w:hAnsi="BRH Devanagari Extra" w:cs="BRH Devanagari Extra"/>
+                <w:color w:val="000000"/>
+                <w:sz w:val="40"/>
+                <w:szCs w:val="40"/>
+                <w:lang w:val="it-IT"/>
+              </w:rPr>
+              <w:t>iÉ×prÉ</w:t>
+            </w:r>
+            <w:r>
+              <w:rPr>
+                <w:rFonts w:ascii="BRH Malayalam Extra" w:hAnsi="BRH Malayalam Extra" w:cs="BRH Devanagari Extra"/>
+                <w:b/>
+                <w:color w:val="000000"/>
+                <w:sz w:val="32"/>
+                <w:szCs w:val="40"/>
+                <w:lang w:val="it-IT"/>
+              </w:rPr>
+              <w:t>–</w:t>
+            </w:r>
+            <w:r>
+              <w:rPr>
+                <w:rFonts w:ascii="BRH Devanagari Extra" w:hAnsi="BRH Devanagari Extra" w:cs="BRH Devanagari Extra"/>
+                <w:color w:val="000000"/>
+                <w:sz w:val="40"/>
+                <w:szCs w:val="40"/>
+                <w:lang w:val="it-IT"/>
+              </w:rPr>
+              <w:t xml:space="preserve"> AÉ | </w:t>
+            </w:r>
+          </w:p>
+          <w:p>
+            <w:pPr>
+              <w:widowControl w:val="0"/>
+              <w:autoSpaceDE w:val="0"/>
+              <w:autoSpaceDN w:val="0"/>
+              <w:adjustRightInd w:val="0"/>
+              <w:spacing w:before="0" w:line="240" w:lineRule="auto"/>
+              <w:rPr>
+                <w:rFonts w:ascii="BRH Malayalam Extra" w:hAnsi="BRH Malayalam Extra" w:cs="BRH Malayalam Extra"/>
+                <w:color w:val="000000"/>
+                <w:sz w:val="40"/>
+                <w:szCs w:val="40"/>
+                <w:lang w:val="it-IT"/>
+              </w:rPr>
+            </w:pPr>
+            <w:r>
+              <w:rPr>
+                <w:rFonts w:ascii="BRH Devanagari Extra" w:hAnsi="BRH Devanagari Extra" w:cs="BRH Devanagari Extra"/>
+                <w:color w:val="000000"/>
+                <w:sz w:val="40"/>
+                <w:szCs w:val="40"/>
+                <w:lang w:val="it-IT"/>
+              </w:rPr>
+              <w:t>ÌmÉ</w:t>
+            </w:r>
+            <w:r>
+              <w:rPr>
+                <w:rFonts w:ascii="BRH Malayalam Extra" w:hAnsi="BRH Malayalam Extra" w:cs="BRH Devanagari Extra"/>
+                <w:b/>
+                <w:color w:val="000000"/>
+                <w:sz w:val="32"/>
+                <w:szCs w:val="40"/>
+                <w:lang w:val="it-IT"/>
+              </w:rPr>
+              <w:t>–</w:t>
+            </w:r>
+            <w:r>
+              <w:rPr>
+                <w:rFonts w:ascii="BRH Devanagari Extra" w:hAnsi="BRH Devanagari Extra" w:cs="BRH Devanagari Extra"/>
+                <w:color w:val="000000"/>
+                <w:sz w:val="40"/>
+                <w:szCs w:val="40"/>
+                <w:lang w:val="it-IT"/>
+              </w:rPr>
+              <w:t>iÉ×prÉ</w:t>
+            </w:r>
+            <w:r>
+              <w:rPr>
+                <w:rFonts w:ascii="BRH Malayalam Extra" w:hAnsi="BRH Malayalam Extra" w:cs="BRH Devanagari Extra"/>
+                <w:b/>
+                <w:color w:val="000000"/>
+                <w:sz w:val="32"/>
+                <w:szCs w:val="40"/>
+                <w:lang w:val="it-IT"/>
+              </w:rPr>
+              <w:t>–</w:t>
+            </w:r>
+            <w:r>
+              <w:rPr>
+                <w:rFonts w:ascii="BRH Devanagari Extra" w:hAnsi="BRH Devanagari Extra" w:cs="BRH Devanagari Extra"/>
+                <w:color w:val="000000"/>
+                <w:sz w:val="40"/>
+                <w:szCs w:val="40"/>
+                <w:lang w:val="it-IT"/>
+              </w:rPr>
+              <w:t xml:space="preserve"> CÌiÉþ ÌmÉ</w:t>
+            </w:r>
+            <w:r>
+              <w:rPr>
+                <w:rFonts w:ascii="BRH Malayalam Extra" w:hAnsi="BRH Malayalam Extra" w:cs="BRH Devanagari Extra"/>
+                <w:b/>
+                <w:color w:val="000000"/>
+                <w:sz w:val="32"/>
+                <w:szCs w:val="40"/>
+                <w:lang w:val="it-IT"/>
+              </w:rPr>
+              <w:t>–</w:t>
+            </w:r>
+            <w:r>
+              <w:rPr>
+                <w:rFonts w:ascii="BRH Devanagari Extra" w:hAnsi="BRH Devanagari Extra" w:cs="BRH Devanagari Extra"/>
+                <w:color w:val="000000"/>
+                <w:sz w:val="40"/>
+                <w:szCs w:val="40"/>
+                <w:lang w:val="it-IT"/>
+              </w:rPr>
+              <w:t xml:space="preserve">iÉ× - </w:t>
+            </w:r>
+            <w:r>
+              <w:rPr>
+                <w:rFonts w:ascii="BRH Devanagari Extra" w:hAnsi="BRH Devanagari Extra" w:cs="BRH Devanagari Extra"/>
+                <w:color w:val="000000"/>
+                <w:sz w:val="40"/>
+                <w:szCs w:val="40"/>
+                <w:highlight w:val="green"/>
+                <w:lang w:val="it-IT"/>
+              </w:rPr>
+              <w:t>prÉ</w:t>
+            </w:r>
+            <w:r>
+              <w:rPr>
+                <w:rFonts w:ascii="BRH Malayalam Extra" w:hAnsi="BRH Malayalam Extra" w:cs="BRH Devanagari Extra"/>
+                <w:b/>
+                <w:color w:val="000000"/>
+                <w:sz w:val="32"/>
+                <w:szCs w:val="40"/>
+                <w:lang w:val="it-IT"/>
+              </w:rPr>
+              <w:t>–</w:t>
+            </w:r>
+            <w:r>
+              <w:rPr>
+                <w:rFonts w:ascii="BRH Devanagari Extra" w:hAnsi="BRH Devanagari Extra" w:cs="BRH Devanagari Extra"/>
+                <w:color w:val="000000"/>
+                <w:sz w:val="40"/>
+                <w:szCs w:val="40"/>
+                <w:lang w:val="it-IT"/>
+              </w:rPr>
+              <w:t>È |</w:t>
             </w:r>
           </w:p>
         </w:tc>
@@ -3339,6 +5692,7 @@
           <w:sz w:val="32"/>
           <w:szCs w:val="32"/>
           <w:u w:val="single"/>
+          <w:lang w:val="it-IT"/>
         </w:rPr>
       </w:pPr>
     </w:p>
@@ -3351,6 +5705,7 @@
           <w:sz w:val="32"/>
           <w:szCs w:val="32"/>
           <w:u w:val="single"/>
+          <w:lang w:val="it-IT"/>
         </w:rPr>
       </w:pPr>
     </w:p>
@@ -4490,7 +6845,6 @@
                 <w:sz w:val="28"/>
                 <w:szCs w:val="32"/>
               </w:rPr>
-              <w:lastRenderedPageBreak/>
               <w:t>Panchaati No</w:t>
             </w:r>
             <w:r>
@@ -4554,7 +6908,6 @@
                 <w:sz w:val="40"/>
                 <w:szCs w:val="40"/>
               </w:rPr>
-              <w:lastRenderedPageBreak/>
               <w:t>L</w:t>
             </w:r>
             <w:r>
@@ -4810,6 +7163,7 @@
                 <w:sz w:val="28"/>
                 <w:szCs w:val="32"/>
               </w:rPr>
+              <w:lastRenderedPageBreak/>
               <w:t>T.S.2.</w:t>
             </w:r>
             <w:r>
@@ -5298,7 +7652,6 @@
               </w:rPr>
               <w:t>–</w:t>
             </w:r>
-            <w:proofErr w:type="gramStart"/>
             <w:r>
               <w:rPr>
                 <w:rFonts w:ascii="BRH Devanagari Extra" w:hAnsi="BRH Devanagari Extra" w:cs="BRH Devanagari Extra"/>
@@ -5320,7 +7673,6 @@
               </w:rPr>
               <w:t>–</w:t>
             </w:r>
-            <w:proofErr w:type="gramEnd"/>
             <w:r>
               <w:rPr>
                 <w:rFonts w:ascii="BRH Devanagari Extra" w:hAnsi="BRH Devanagari Extra" w:cs="BRH Devanagari Extra"/>
@@ -6507,7 +8859,6 @@
                 <w:sz w:val="28"/>
                 <w:szCs w:val="32"/>
               </w:rPr>
-              <w:lastRenderedPageBreak/>
               <w:t>T.S.2.</w:t>
             </w:r>
             <w:r>
@@ -7313,6 +9664,7 @@
           <w:szCs w:val="32"/>
           <w:u w:val="single"/>
         </w:rPr>
+        <w:lastRenderedPageBreak/>
         <w:t xml:space="preserve">TS </w:t>
       </w:r>
       <w:r>
@@ -8746,7 +11098,6 @@
                 <w:sz w:val="28"/>
                 <w:szCs w:val="32"/>
               </w:rPr>
-              <w:lastRenderedPageBreak/>
               <w:t>T.S.2.</w:t>
             </w:r>
             <w:r>
@@ -9460,7 +11811,6 @@
               </w:rPr>
               <w:t>–</w:t>
             </w:r>
-            <w:proofErr w:type="gramStart"/>
             <w:r>
               <w:rPr>
                 <w:rFonts w:ascii="BRH Devanagari Extra" w:hAnsi="BRH Devanagari Extra" w:cs="BRH Devanagari Extra"/>
@@ -9480,7 +11830,6 @@
               </w:rPr>
               <w:t>–</w:t>
             </w:r>
-            <w:proofErr w:type="gramEnd"/>
             <w:r>
               <w:rPr>
                 <w:rFonts w:ascii="BRH Devanagari Extra" w:hAnsi="BRH Devanagari Extra" w:cs="BRH Devanagari Extra"/>
@@ -9634,7 +11983,6 @@
               </w:rPr>
               <w:t>–</w:t>
             </w:r>
-            <w:proofErr w:type="gramStart"/>
             <w:r>
               <w:rPr>
                 <w:rFonts w:ascii="BRH Devanagari Extra" w:hAnsi="BRH Devanagari Extra" w:cs="BRH Devanagari Extra"/>
@@ -9654,7 +12002,6 @@
               </w:rPr>
               <w:t>–</w:t>
             </w:r>
-            <w:proofErr w:type="gramEnd"/>
             <w:r>
               <w:rPr>
                 <w:rFonts w:ascii="BRH Devanagari Extra" w:hAnsi="BRH Devanagari Extra" w:cs="BRH Devanagari Extra"/>
@@ -9896,6 +12243,7 @@
                 <w:sz w:val="28"/>
                 <w:szCs w:val="32"/>
               </w:rPr>
+              <w:lastRenderedPageBreak/>
               <w:t>9 &amp;10</w:t>
             </w:r>
           </w:p>
@@ -9993,6 +12341,7 @@
                 <w:sz w:val="40"/>
                 <w:szCs w:val="40"/>
               </w:rPr>
+              <w:lastRenderedPageBreak/>
               <w:t>ÍkÉë</w:t>
             </w:r>
             <w:r>
@@ -10104,6 +12453,7 @@
                 <w:sz w:val="40"/>
                 <w:szCs w:val="40"/>
               </w:rPr>
+              <w:lastRenderedPageBreak/>
               <w:t>oÉ×Wû</w:t>
             </w:r>
             <w:r>
@@ -10162,6 +12512,7 @@
                 <w:sz w:val="40"/>
                 <w:szCs w:val="40"/>
               </w:rPr>
+              <w:lastRenderedPageBreak/>
               <w:t>ÍkÉë</w:t>
             </w:r>
             <w:r>
@@ -10271,6 +12622,7 @@
                 <w:sz w:val="40"/>
                 <w:szCs w:val="40"/>
               </w:rPr>
+              <w:lastRenderedPageBreak/>
               <w:t>oÉ×Wû</w:t>
             </w:r>
             <w:r>
@@ -10340,6 +12692,7 @@
                 <w:sz w:val="28"/>
                 <w:szCs w:val="32"/>
               </w:rPr>
+              <w:lastRenderedPageBreak/>
               <w:t>T</w:t>
             </w:r>
             <w:r>
@@ -11498,7 +13851,6 @@
                 <w:sz w:val="40"/>
                 <w:szCs w:val="40"/>
               </w:rPr>
-              <w:lastRenderedPageBreak/>
               <w:t>mÉëxÉÔÿ</w:t>
             </w:r>
             <w:r>
@@ -11606,7 +13958,6 @@
                 <w:sz w:val="40"/>
                 <w:szCs w:val="40"/>
               </w:rPr>
-              <w:lastRenderedPageBreak/>
               <w:t>mÉëxÉÔÿirÉÉ A</w:t>
             </w:r>
             <w:r>
@@ -11650,7 +14001,6 @@
                 <w:sz w:val="40"/>
                 <w:szCs w:val="40"/>
               </w:rPr>
-              <w:lastRenderedPageBreak/>
               <w:t>mÉëxÉÔÿ</w:t>
             </w:r>
             <w:r>
@@ -11780,7 +14130,6 @@
                 <w:sz w:val="28"/>
                 <w:szCs w:val="32"/>
               </w:rPr>
-              <w:lastRenderedPageBreak/>
               <w:t>T</w:t>
             </w:r>
             <w:r>
@@ -12534,6 +14883,7 @@
                 <w:sz w:val="28"/>
                 <w:szCs w:val="32"/>
               </w:rPr>
+              <w:lastRenderedPageBreak/>
               <w:t>T</w:t>
             </w:r>
             <w:r>
@@ -13994,7 +16344,6 @@
                 <w:sz w:val="28"/>
                 <w:szCs w:val="32"/>
               </w:rPr>
-              <w:lastRenderedPageBreak/>
               <w:t>T</w:t>
             </w:r>
             <w:r>
@@ -15511,7 +17860,6 @@
               </w:rPr>
               <w:t>–</w:t>
             </w:r>
-            <w:proofErr w:type="gramStart"/>
             <w:r>
               <w:rPr>
                 <w:rFonts w:ascii="BRH Devanagari Extra" w:hAnsi="BRH Devanagari Extra" w:cs="BRH Devanagari Extra"/>
@@ -15531,7 +17879,6 @@
               </w:rPr>
               <w:t>–</w:t>
             </w:r>
-            <w:proofErr w:type="gramEnd"/>
             <w:r>
               <w:rPr>
                 <w:rFonts w:ascii="BRH Devanagari Extra" w:hAnsi="BRH Devanagari Extra" w:cs="BRH Devanagari Extra"/>
@@ -15585,7 +17932,6 @@
               </w:rPr>
               <w:t>–</w:t>
             </w:r>
-            <w:proofErr w:type="gramStart"/>
             <w:r>
               <w:rPr>
                 <w:rFonts w:ascii="BRH Devanagari Extra" w:hAnsi="BRH Devanagari Extra" w:cs="BRH Devanagari Extra"/>
@@ -15605,7 +17951,6 @@
               </w:rPr>
               <w:t>–</w:t>
             </w:r>
-            <w:proofErr w:type="gramEnd"/>
             <w:r>
               <w:rPr>
                 <w:rFonts w:ascii="BRH Devanagari Extra" w:hAnsi="BRH Devanagari Extra" w:cs="BRH Devanagari Extra"/>
@@ -15708,7 +18053,6 @@
               </w:rPr>
               <w:t>–</w:t>
             </w:r>
-            <w:proofErr w:type="gramStart"/>
             <w:r>
               <w:rPr>
                 <w:rFonts w:ascii="BRH Devanagari Extra" w:hAnsi="BRH Devanagari Extra" w:cs="BRH Devanagari Extra"/>
@@ -15728,7 +18072,6 @@
               </w:rPr>
               <w:t>–</w:t>
             </w:r>
-            <w:proofErr w:type="gramEnd"/>
             <w:r>
               <w:rPr>
                 <w:rFonts w:ascii="BRH Devanagari Extra" w:hAnsi="BRH Devanagari Extra" w:cs="BRH Devanagari Extra"/>
@@ -15803,7 +18146,6 @@
               </w:rPr>
               <w:t>–</w:t>
             </w:r>
-            <w:proofErr w:type="gramStart"/>
             <w:r>
               <w:rPr>
                 <w:rFonts w:ascii="BRH Devanagari Extra" w:hAnsi="BRH Devanagari Extra" w:cs="BRH Devanagari Extra"/>
@@ -15834,7 +18176,6 @@
               </w:rPr>
               <w:t>–</w:t>
             </w:r>
-            <w:proofErr w:type="gramEnd"/>
             <w:r>
               <w:rPr>
                 <w:rFonts w:ascii="BRH Devanagari Extra" w:hAnsi="BRH Devanagari Extra" w:cs="BRH Devanagari Extra"/>
@@ -15915,6 +18256,7 @@
           <w:szCs w:val="40"/>
           <w:lang w:val="en-IN" w:eastAsia="en-IN"/>
         </w:rPr>
+        <w:lastRenderedPageBreak/>
         <w:t xml:space="preserve">"zlÉ" </w:t>
       </w:r>
       <w:r>
@@ -15923,16 +18265,7 @@
           <w:bCs/>
           <w:sz w:val="32"/>
         </w:rPr>
-        <w:t xml:space="preserve">replaced </w:t>
-      </w:r>
-      <w:proofErr w:type="gramStart"/>
-      <w:r>
-        <w:rPr>
-          <w:b/>
-          <w:bCs/>
-          <w:sz w:val="32"/>
-        </w:rPr>
-        <w:t>with</w:t>
+        <w:t>replaced with</w:t>
       </w:r>
       <w:r>
         <w:rPr>
@@ -15954,7 +18287,6 @@
         </w:rPr>
         <w:t>"</w:t>
       </w:r>
-      <w:proofErr w:type="gramEnd"/>
       <w:r>
         <w:rPr>
           <w:rFonts w:ascii="BRH Devanagari" w:hAnsi="BRH Devanagari" w:cs="BRH Devanagari"/>

--- a/TS-Kramam/TS-2.6/TS 2.6 Sanskrit Krama Paatam Corrections.docx
+++ b/TS-Kramam/TS-2.6/TS 2.6 Sanskrit Krama Paatam Corrections.docx
@@ -511,6 +511,878 @@
       </w:tr>
       <w:tr>
         <w:trPr>
+          <w:trHeight w:val="1391"/>
+        </w:trPr>
+        <w:tc>
+          <w:tcPr>
+            <w:tcW w:w="4048" w:type="dxa"/>
+          </w:tcPr>
+          <w:p>
+            <w:pPr>
+              <w:widowControl w:val="0"/>
+              <w:tabs>
+                <w:tab w:val="left" w:pos="993"/>
+              </w:tabs>
+              <w:autoSpaceDE w:val="0"/>
+              <w:autoSpaceDN w:val="0"/>
+              <w:adjustRightInd w:val="0"/>
+              <w:spacing w:before="0" w:line="240" w:lineRule="auto"/>
+              <w:ind w:right="297"/>
+              <w:rPr>
+                <w:rFonts w:cs="Arial"/>
+                <w:b/>
+                <w:color w:val="000000"/>
+                <w:sz w:val="28"/>
+                <w:szCs w:val="32"/>
+              </w:rPr>
+            </w:pPr>
+            <w:r>
+              <w:rPr>
+                <w:rFonts w:cs="Arial"/>
+                <w:b/>
+                <w:color w:val="000000"/>
+                <w:sz w:val="28"/>
+                <w:szCs w:val="32"/>
+              </w:rPr>
+              <w:t>T.S.2.</w:t>
+            </w:r>
+            <w:r>
+              <w:rPr>
+                <w:rFonts w:cs="Arial"/>
+                <w:b/>
+                <w:color w:val="000000"/>
+                <w:sz w:val="28"/>
+                <w:szCs w:val="32"/>
+              </w:rPr>
+              <w:t xml:space="preserve">6.2.4 </w:t>
+            </w:r>
+            <w:r>
+              <w:rPr>
+                <w:rFonts w:cs="Arial"/>
+                <w:b/>
+                <w:color w:val="000000"/>
+                <w:sz w:val="28"/>
+                <w:szCs w:val="32"/>
+              </w:rPr>
+              <w:t>– Kramam</w:t>
+            </w:r>
+          </w:p>
+          <w:p>
+            <w:pPr>
+              <w:widowControl w:val="0"/>
+              <w:tabs>
+                <w:tab w:val="left" w:pos="993"/>
+              </w:tabs>
+              <w:autoSpaceDE w:val="0"/>
+              <w:autoSpaceDN w:val="0"/>
+              <w:adjustRightInd w:val="0"/>
+              <w:spacing w:before="0" w:line="240" w:lineRule="auto"/>
+              <w:ind w:right="297"/>
+              <w:rPr>
+                <w:rFonts w:cs="Arial"/>
+                <w:b/>
+                <w:color w:val="000000"/>
+                <w:sz w:val="28"/>
+                <w:szCs w:val="32"/>
+                <w:lang w:val="en-IN"/>
+              </w:rPr>
+            </w:pPr>
+            <w:r>
+              <w:rPr>
+                <w:rFonts w:cs="Arial"/>
+                <w:b/>
+                <w:color w:val="000000"/>
+                <w:sz w:val="28"/>
+                <w:szCs w:val="32"/>
+                <w:lang w:val="en-IN"/>
+              </w:rPr>
+              <w:t>Krama Vaakyam No.- 17</w:t>
+            </w:r>
+          </w:p>
+          <w:p>
+            <w:pPr>
+              <w:widowControl w:val="0"/>
+              <w:tabs>
+                <w:tab w:val="left" w:pos="993"/>
+              </w:tabs>
+              <w:autoSpaceDE w:val="0"/>
+              <w:autoSpaceDN w:val="0"/>
+              <w:adjustRightInd w:val="0"/>
+              <w:spacing w:before="0" w:line="240" w:lineRule="auto"/>
+              <w:ind w:right="297"/>
+              <w:rPr>
+                <w:rFonts w:cs="Arial"/>
+                <w:b/>
+                <w:color w:val="000000"/>
+                <w:sz w:val="28"/>
+                <w:szCs w:val="32"/>
+                <w:lang w:val="it-IT"/>
+              </w:rPr>
+            </w:pPr>
+            <w:r>
+              <w:rPr>
+                <w:rFonts w:cs="Arial"/>
+                <w:b/>
+                <w:color w:val="000000"/>
+                <w:sz w:val="28"/>
+                <w:szCs w:val="32"/>
+                <w:lang w:val="it-IT"/>
+              </w:rPr>
+              <w:t>Panchaati No</w:t>
+            </w:r>
+            <w:r>
+              <w:rPr>
+                <w:rFonts w:cs="Arial"/>
+                <w:b/>
+                <w:color w:val="000000"/>
+                <w:szCs w:val="32"/>
+                <w:lang w:val="it-IT"/>
+              </w:rPr>
+              <w:t xml:space="preserve">. - </w:t>
+            </w:r>
+            <w:r>
+              <w:rPr>
+                <w:rFonts w:cs="Arial"/>
+                <w:b/>
+                <w:color w:val="000000"/>
+                <w:sz w:val="28"/>
+                <w:szCs w:val="32"/>
+                <w:lang w:val="it-IT"/>
+              </w:rPr>
+              <w:t>11</w:t>
+            </w:r>
+          </w:p>
+        </w:tc>
+        <w:tc>
+          <w:tcPr>
+            <w:tcW w:w="5386" w:type="dxa"/>
+          </w:tcPr>
+          <w:p>
+            <w:pPr>
+              <w:widowControl w:val="0"/>
+              <w:autoSpaceDE w:val="0"/>
+              <w:autoSpaceDN w:val="0"/>
+              <w:adjustRightInd w:val="0"/>
+              <w:spacing w:before="0" w:line="240" w:lineRule="auto"/>
+              <w:rPr>
+                <w:rFonts w:ascii="BRH Devanagari Extra" w:hAnsi="BRH Devanagari Extra" w:cs="BRH Devanagari Extra"/>
+                <w:color w:val="000000"/>
+                <w:sz w:val="40"/>
+                <w:szCs w:val="40"/>
+                <w:lang w:val="it-IT"/>
+              </w:rPr>
+            </w:pPr>
+            <w:r>
+              <w:rPr>
+                <w:rFonts w:ascii="BRH Devanagari Extra" w:hAnsi="BRH Devanagari Extra" w:cs="BRH Devanagari Extra"/>
+                <w:color w:val="000000"/>
+                <w:sz w:val="40"/>
+                <w:szCs w:val="40"/>
+                <w:lang w:val="it-IT"/>
+              </w:rPr>
+              <w:t>E</w:t>
+            </w:r>
+            <w:r>
+              <w:rPr>
+                <w:rFonts w:ascii="BRH Malayalam Extra" w:hAnsi="BRH Malayalam Extra" w:cs="BRH Devanagari Extra"/>
+                <w:b/>
+                <w:color w:val="000000"/>
+                <w:sz w:val="32"/>
+                <w:szCs w:val="40"/>
+                <w:lang w:val="it-IT"/>
+              </w:rPr>
+              <w:t>–</w:t>
+            </w:r>
+            <w:r>
+              <w:rPr>
+                <w:rFonts w:ascii="BRH Devanagari Extra" w:hAnsi="BRH Devanagari Extra" w:cs="BRH Devanagari Extra"/>
+                <w:color w:val="000000"/>
+                <w:sz w:val="40"/>
+                <w:szCs w:val="40"/>
+                <w:lang w:val="it-IT"/>
+              </w:rPr>
+              <w:t>mÉËUþ¹ÉssÉ¤qÉÉ rÉÉ</w:t>
+            </w:r>
+            <w:r>
+              <w:rPr>
+                <w:rFonts w:ascii="BRH Malayalam Extra" w:hAnsi="BRH Malayalam Extra" w:cs="BRH Devanagari Extra"/>
+                <w:b/>
+                <w:color w:val="000000"/>
+                <w:sz w:val="32"/>
+                <w:szCs w:val="40"/>
+                <w:lang w:val="it-IT"/>
+              </w:rPr>
+              <w:t>–</w:t>
+            </w:r>
+            <w:r>
+              <w:rPr>
+                <w:rFonts w:ascii="BRH Devanagari Extra" w:hAnsi="BRH Devanagari Extra" w:cs="BRH Devanagari Extra"/>
+                <w:color w:val="000000"/>
+                <w:sz w:val="40"/>
+                <w:szCs w:val="40"/>
+                <w:lang w:val="it-IT"/>
+              </w:rPr>
+              <w:t xml:space="preserve">erÉÉÿ | </w:t>
+            </w:r>
+          </w:p>
+          <w:p>
+            <w:pPr>
+              <w:widowControl w:val="0"/>
+              <w:autoSpaceDE w:val="0"/>
+              <w:autoSpaceDN w:val="0"/>
+              <w:adjustRightInd w:val="0"/>
+              <w:spacing w:before="0" w:line="240" w:lineRule="auto"/>
+              <w:rPr>
+                <w:rFonts w:ascii="BRH Malayalam Extra" w:hAnsi="BRH Malayalam Extra" w:cs="BRH Malayalam Extra"/>
+                <w:color w:val="000000"/>
+                <w:sz w:val="40"/>
+                <w:szCs w:val="40"/>
+                <w:lang w:val="it-IT"/>
+              </w:rPr>
+            </w:pPr>
+            <w:r>
+              <w:rPr>
+                <w:rFonts w:ascii="BRH Devanagari Extra" w:hAnsi="BRH Devanagari Extra" w:cs="BRH Devanagari Extra"/>
+                <w:color w:val="000000"/>
+                <w:sz w:val="40"/>
+                <w:szCs w:val="40"/>
+                <w:lang w:val="it-IT"/>
+              </w:rPr>
+              <w:t>E</w:t>
+            </w:r>
+            <w:r>
+              <w:rPr>
+                <w:rFonts w:ascii="BRH Malayalam Extra" w:hAnsi="BRH Malayalam Extra" w:cs="BRH Devanagari Extra"/>
+                <w:b/>
+                <w:color w:val="000000"/>
+                <w:sz w:val="32"/>
+                <w:szCs w:val="40"/>
+                <w:lang w:val="it-IT"/>
+              </w:rPr>
+              <w:t>–</w:t>
+            </w:r>
+            <w:r>
+              <w:rPr>
+                <w:rFonts w:ascii="BRH Devanagari Extra" w:hAnsi="BRH Devanagari Extra" w:cs="BRH Devanagari Extra"/>
+                <w:color w:val="000000"/>
+                <w:sz w:val="40"/>
+                <w:szCs w:val="40"/>
+                <w:highlight w:val="yellow"/>
+                <w:lang w:val="it-IT"/>
+              </w:rPr>
+              <w:t>mÉ</w:t>
+            </w:r>
+            <w:r>
+              <w:rPr>
+                <w:rFonts w:ascii="BRH Devanagari Extra" w:hAnsi="BRH Devanagari Extra" w:cs="BRH Devanagari Extra"/>
+                <w:color w:val="000000"/>
+                <w:sz w:val="40"/>
+                <w:szCs w:val="40"/>
+                <w:lang w:val="it-IT"/>
+              </w:rPr>
+              <w:t>þËU¹ÉssÉ</w:t>
+            </w:r>
+            <w:r>
+              <w:rPr>
+                <w:rFonts w:ascii="BRH Malayalam Extra" w:hAnsi="BRH Malayalam Extra" w:cs="BRH Devanagari Extra"/>
+                <w:b/>
+                <w:color w:val="000000"/>
+                <w:sz w:val="32"/>
+                <w:szCs w:val="40"/>
+                <w:lang w:val="it-IT"/>
+              </w:rPr>
+              <w:t>–</w:t>
+            </w:r>
+            <w:r>
+              <w:rPr>
+                <w:rFonts w:ascii="BRH Devanagari Extra" w:hAnsi="BRH Devanagari Extra" w:cs="BRH Devanagari Extra"/>
+                <w:color w:val="000000"/>
+                <w:sz w:val="40"/>
+                <w:szCs w:val="40"/>
+                <w:lang w:val="it-IT"/>
+              </w:rPr>
+              <w:t>¤qÉåirÉÑ</w:t>
+            </w:r>
+            <w:r>
+              <w:rPr>
+                <w:rFonts w:ascii="BRH Malayalam Extra" w:hAnsi="BRH Malayalam Extra" w:cs="BRH Devanagari Extra"/>
+                <w:b/>
+                <w:color w:val="000000"/>
+                <w:sz w:val="32"/>
+                <w:szCs w:val="40"/>
+                <w:lang w:val="it-IT"/>
+              </w:rPr>
+              <w:t>–</w:t>
+            </w:r>
+            <w:r>
+              <w:rPr>
+                <w:rFonts w:ascii="BRH Devanagari Extra" w:hAnsi="BRH Devanagari Extra" w:cs="BRH Devanagari Extra"/>
+                <w:color w:val="000000"/>
+                <w:sz w:val="40"/>
+                <w:szCs w:val="40"/>
+                <w:lang w:val="it-IT"/>
+              </w:rPr>
+              <w:t>mÉËUþ¹ÉiÉç - sÉ</w:t>
+            </w:r>
+            <w:r>
+              <w:rPr>
+                <w:rFonts w:ascii="BRH Malayalam Extra" w:hAnsi="BRH Malayalam Extra" w:cs="BRH Devanagari Extra"/>
+                <w:b/>
+                <w:color w:val="000000"/>
+                <w:sz w:val="32"/>
+                <w:szCs w:val="40"/>
+                <w:lang w:val="it-IT"/>
+              </w:rPr>
+              <w:t>–</w:t>
+            </w:r>
+            <w:r>
+              <w:rPr>
+                <w:rFonts w:ascii="BRH Devanagari Extra" w:hAnsi="BRH Devanagari Extra" w:cs="BRH Devanagari Extra"/>
+                <w:color w:val="000000"/>
+                <w:sz w:val="40"/>
+                <w:szCs w:val="40"/>
+                <w:lang w:val="it-IT"/>
+              </w:rPr>
+              <w:t>¤qÉÉ</w:t>
+            </w:r>
+            <w:r>
+              <w:rPr>
+                <w:rFonts w:ascii="BRH Malayalam Extra" w:hAnsi="BRH Malayalam Extra" w:cs="BRH Devanagari Extra"/>
+                <w:b/>
+                <w:color w:val="000000"/>
+                <w:sz w:val="32"/>
+                <w:szCs w:val="40"/>
+                <w:lang w:val="it-IT"/>
+              </w:rPr>
+              <w:t>–</w:t>
+            </w:r>
+            <w:r>
+              <w:rPr>
+                <w:rFonts w:ascii="BRH Devanagari Extra" w:hAnsi="BRH Devanagari Extra" w:cs="BRH Devanagari Extra"/>
+                <w:color w:val="000000"/>
+                <w:sz w:val="40"/>
+                <w:szCs w:val="40"/>
+                <w:lang w:val="it-IT"/>
+              </w:rPr>
+              <w:t xml:space="preserve"> |</w:t>
+            </w:r>
+          </w:p>
+        </w:tc>
+        <w:tc>
+          <w:tcPr>
+            <w:tcW w:w="5220" w:type="dxa"/>
+          </w:tcPr>
+          <w:p>
+            <w:pPr>
+              <w:widowControl w:val="0"/>
+              <w:autoSpaceDE w:val="0"/>
+              <w:autoSpaceDN w:val="0"/>
+              <w:adjustRightInd w:val="0"/>
+              <w:spacing w:before="0" w:line="240" w:lineRule="auto"/>
+              <w:rPr>
+                <w:rFonts w:ascii="BRH Devanagari Extra" w:hAnsi="BRH Devanagari Extra" w:cs="BRH Devanagari Extra"/>
+                <w:color w:val="000000"/>
+                <w:sz w:val="40"/>
+                <w:szCs w:val="40"/>
+                <w:lang w:val="it-IT"/>
+              </w:rPr>
+            </w:pPr>
+            <w:r>
+              <w:rPr>
+                <w:rFonts w:ascii="BRH Devanagari Extra" w:hAnsi="BRH Devanagari Extra" w:cs="BRH Devanagari Extra"/>
+                <w:color w:val="000000"/>
+                <w:sz w:val="40"/>
+                <w:szCs w:val="40"/>
+                <w:lang w:val="it-IT"/>
+              </w:rPr>
+              <w:t>E</w:t>
+            </w:r>
+            <w:r>
+              <w:rPr>
+                <w:rFonts w:ascii="BRH Malayalam Extra" w:hAnsi="BRH Malayalam Extra" w:cs="BRH Devanagari Extra"/>
+                <w:b/>
+                <w:color w:val="000000"/>
+                <w:sz w:val="32"/>
+                <w:szCs w:val="40"/>
+                <w:lang w:val="it-IT"/>
+              </w:rPr>
+              <w:t>–</w:t>
+            </w:r>
+            <w:r>
+              <w:rPr>
+                <w:rFonts w:ascii="BRH Devanagari Extra" w:hAnsi="BRH Devanagari Extra" w:cs="BRH Devanagari Extra"/>
+                <w:color w:val="000000"/>
+                <w:sz w:val="40"/>
+                <w:szCs w:val="40"/>
+                <w:lang w:val="it-IT"/>
+              </w:rPr>
+              <w:t>mÉËUþ¹ÉssÉ¤qÉÉ rÉÉ</w:t>
+            </w:r>
+            <w:r>
+              <w:rPr>
+                <w:rFonts w:ascii="BRH Malayalam Extra" w:hAnsi="BRH Malayalam Extra" w:cs="BRH Devanagari Extra"/>
+                <w:b/>
+                <w:color w:val="000000"/>
+                <w:sz w:val="32"/>
+                <w:szCs w:val="40"/>
+                <w:lang w:val="it-IT"/>
+              </w:rPr>
+              <w:t>–</w:t>
+            </w:r>
+            <w:r>
+              <w:rPr>
+                <w:rFonts w:ascii="BRH Devanagari Extra" w:hAnsi="BRH Devanagari Extra" w:cs="BRH Devanagari Extra"/>
+                <w:color w:val="000000"/>
+                <w:sz w:val="40"/>
+                <w:szCs w:val="40"/>
+                <w:lang w:val="it-IT"/>
+              </w:rPr>
+              <w:t xml:space="preserve">erÉÉÿ | </w:t>
+            </w:r>
+          </w:p>
+          <w:p>
+            <w:pPr>
+              <w:widowControl w:val="0"/>
+              <w:autoSpaceDE w:val="0"/>
+              <w:autoSpaceDN w:val="0"/>
+              <w:adjustRightInd w:val="0"/>
+              <w:spacing w:before="0" w:line="240" w:lineRule="auto"/>
+              <w:rPr>
+                <w:rFonts w:ascii="BRH Malayalam Extra" w:hAnsi="BRH Malayalam Extra" w:cs="BRH Malayalam Extra"/>
+                <w:color w:val="000000"/>
+                <w:sz w:val="40"/>
+                <w:szCs w:val="40"/>
+                <w:lang w:val="it-IT"/>
+              </w:rPr>
+            </w:pPr>
+            <w:r>
+              <w:rPr>
+                <w:rFonts w:ascii="BRH Devanagari Extra" w:hAnsi="BRH Devanagari Extra" w:cs="BRH Devanagari Extra"/>
+                <w:color w:val="000000"/>
+                <w:sz w:val="40"/>
+                <w:szCs w:val="40"/>
+                <w:lang w:val="it-IT"/>
+              </w:rPr>
+              <w:t>E</w:t>
+            </w:r>
+            <w:r>
+              <w:rPr>
+                <w:rFonts w:ascii="BRH Malayalam Extra" w:hAnsi="BRH Malayalam Extra" w:cs="BRH Devanagari Extra"/>
+                <w:b/>
+                <w:color w:val="000000"/>
+                <w:sz w:val="32"/>
+                <w:szCs w:val="40"/>
+                <w:lang w:val="it-IT"/>
+              </w:rPr>
+              <w:t>–</w:t>
+            </w:r>
+            <w:r>
+              <w:rPr>
+                <w:rFonts w:ascii="BRH Devanagari Extra" w:hAnsi="BRH Devanagari Extra" w:cs="BRH Devanagari Extra"/>
+                <w:color w:val="000000"/>
+                <w:sz w:val="40"/>
+                <w:szCs w:val="40"/>
+                <w:lang w:val="it-IT"/>
+              </w:rPr>
+              <w:t>mÉ</w:t>
+            </w:r>
+            <w:r>
+              <w:rPr>
+                <w:rFonts w:ascii="BRH Devanagari Extra" w:hAnsi="BRH Devanagari Extra" w:cs="BRH Devanagari Extra"/>
+                <w:color w:val="000000"/>
+                <w:sz w:val="40"/>
+                <w:szCs w:val="40"/>
+                <w:highlight w:val="green"/>
+                <w:lang w:val="it-IT"/>
+              </w:rPr>
+              <w:t>ËU</w:t>
+            </w:r>
+            <w:r>
+              <w:rPr>
+                <w:rFonts w:ascii="BRH Devanagari Extra" w:hAnsi="BRH Devanagari Extra" w:cs="BRH Devanagari Extra"/>
+                <w:color w:val="000000"/>
+                <w:sz w:val="40"/>
+                <w:szCs w:val="40"/>
+                <w:lang w:val="it-IT"/>
+              </w:rPr>
+              <w:t>þ¹ÉssÉ</w:t>
+            </w:r>
+            <w:r>
+              <w:rPr>
+                <w:rFonts w:ascii="BRH Malayalam Extra" w:hAnsi="BRH Malayalam Extra" w:cs="BRH Devanagari Extra"/>
+                <w:b/>
+                <w:color w:val="000000"/>
+                <w:sz w:val="32"/>
+                <w:szCs w:val="40"/>
+                <w:lang w:val="it-IT"/>
+              </w:rPr>
+              <w:t>–</w:t>
+            </w:r>
+            <w:r>
+              <w:rPr>
+                <w:rFonts w:ascii="BRH Devanagari Extra" w:hAnsi="BRH Devanagari Extra" w:cs="BRH Devanagari Extra"/>
+                <w:color w:val="000000"/>
+                <w:sz w:val="40"/>
+                <w:szCs w:val="40"/>
+                <w:lang w:val="it-IT"/>
+              </w:rPr>
+              <w:t>¤qÉåirÉÑ</w:t>
+            </w:r>
+            <w:r>
+              <w:rPr>
+                <w:rFonts w:ascii="BRH Malayalam Extra" w:hAnsi="BRH Malayalam Extra" w:cs="BRH Devanagari Extra"/>
+                <w:b/>
+                <w:color w:val="000000"/>
+                <w:sz w:val="32"/>
+                <w:szCs w:val="40"/>
+                <w:lang w:val="it-IT"/>
+              </w:rPr>
+              <w:t>–</w:t>
+            </w:r>
+            <w:r>
+              <w:rPr>
+                <w:rFonts w:ascii="BRH Devanagari Extra" w:hAnsi="BRH Devanagari Extra" w:cs="BRH Devanagari Extra"/>
+                <w:color w:val="000000"/>
+                <w:sz w:val="40"/>
+                <w:szCs w:val="40"/>
+                <w:lang w:val="it-IT"/>
+              </w:rPr>
+              <w:t>mÉËUþ¹ÉiÉç - sÉ</w:t>
+            </w:r>
+            <w:r>
+              <w:rPr>
+                <w:rFonts w:ascii="BRH Malayalam Extra" w:hAnsi="BRH Malayalam Extra" w:cs="BRH Devanagari Extra"/>
+                <w:b/>
+                <w:color w:val="000000"/>
+                <w:sz w:val="32"/>
+                <w:szCs w:val="40"/>
+                <w:lang w:val="it-IT"/>
+              </w:rPr>
+              <w:t>–</w:t>
+            </w:r>
+            <w:r>
+              <w:rPr>
+                <w:rFonts w:ascii="BRH Devanagari Extra" w:hAnsi="BRH Devanagari Extra" w:cs="BRH Devanagari Extra"/>
+                <w:color w:val="000000"/>
+                <w:sz w:val="40"/>
+                <w:szCs w:val="40"/>
+                <w:lang w:val="it-IT"/>
+              </w:rPr>
+              <w:t>¤qÉÉ</w:t>
+            </w:r>
+            <w:r>
+              <w:rPr>
+                <w:rFonts w:ascii="BRH Malayalam Extra" w:hAnsi="BRH Malayalam Extra" w:cs="BRH Devanagari Extra"/>
+                <w:b/>
+                <w:color w:val="000000"/>
+                <w:sz w:val="32"/>
+                <w:szCs w:val="40"/>
+                <w:lang w:val="it-IT"/>
+              </w:rPr>
+              <w:t>–</w:t>
+            </w:r>
+            <w:r>
+              <w:rPr>
+                <w:rFonts w:ascii="BRH Devanagari Extra" w:hAnsi="BRH Devanagari Extra" w:cs="BRH Devanagari Extra"/>
+                <w:color w:val="000000"/>
+                <w:sz w:val="40"/>
+                <w:szCs w:val="40"/>
+                <w:lang w:val="it-IT"/>
+              </w:rPr>
+              <w:t xml:space="preserve"> |</w:t>
+            </w:r>
+          </w:p>
+        </w:tc>
+      </w:tr>
+      <w:tr>
+        <w:trPr>
+          <w:trHeight w:val="926"/>
+        </w:trPr>
+        <w:tc>
+          <w:tcPr>
+            <w:tcW w:w="4048" w:type="dxa"/>
+          </w:tcPr>
+          <w:p>
+            <w:pPr>
+              <w:widowControl w:val="0"/>
+              <w:tabs>
+                <w:tab w:val="left" w:pos="993"/>
+              </w:tabs>
+              <w:autoSpaceDE w:val="0"/>
+              <w:autoSpaceDN w:val="0"/>
+              <w:adjustRightInd w:val="0"/>
+              <w:spacing w:before="0" w:line="240" w:lineRule="auto"/>
+              <w:ind w:right="297"/>
+              <w:rPr>
+                <w:rFonts w:cs="Arial"/>
+                <w:b/>
+                <w:color w:val="000000"/>
+                <w:sz w:val="28"/>
+                <w:szCs w:val="32"/>
+              </w:rPr>
+            </w:pPr>
+            <w:r>
+              <w:rPr>
+                <w:rFonts w:cs="Arial"/>
+                <w:b/>
+                <w:color w:val="000000"/>
+                <w:sz w:val="28"/>
+                <w:szCs w:val="32"/>
+              </w:rPr>
+              <w:t>T.S.2.</w:t>
+            </w:r>
+            <w:r>
+              <w:rPr>
+                <w:rFonts w:cs="Arial"/>
+                <w:b/>
+                <w:color w:val="000000"/>
+                <w:sz w:val="28"/>
+                <w:szCs w:val="32"/>
+              </w:rPr>
+              <w:t xml:space="preserve">6.3.4 </w:t>
+            </w:r>
+            <w:r>
+              <w:rPr>
+                <w:rFonts w:cs="Arial"/>
+                <w:b/>
+                <w:color w:val="000000"/>
+                <w:sz w:val="28"/>
+                <w:szCs w:val="32"/>
+              </w:rPr>
+              <w:t>– Kramam</w:t>
+            </w:r>
+          </w:p>
+          <w:p>
+            <w:pPr>
+              <w:widowControl w:val="0"/>
+              <w:tabs>
+                <w:tab w:val="left" w:pos="993"/>
+              </w:tabs>
+              <w:autoSpaceDE w:val="0"/>
+              <w:autoSpaceDN w:val="0"/>
+              <w:adjustRightInd w:val="0"/>
+              <w:spacing w:before="0" w:line="240" w:lineRule="auto"/>
+              <w:ind w:right="297"/>
+              <w:rPr>
+                <w:rFonts w:cs="Arial"/>
+                <w:b/>
+                <w:color w:val="000000"/>
+                <w:sz w:val="28"/>
+                <w:szCs w:val="32"/>
+              </w:rPr>
+            </w:pPr>
+            <w:r>
+              <w:rPr>
+                <w:rFonts w:cs="Arial"/>
+                <w:b/>
+                <w:color w:val="000000"/>
+                <w:sz w:val="28"/>
+                <w:szCs w:val="32"/>
+              </w:rPr>
+              <w:t>Krama Vaakyam No.-</w:t>
+            </w:r>
+            <w:r>
+              <w:rPr>
+                <w:rFonts w:cs="Arial"/>
+                <w:b/>
+                <w:color w:val="000000"/>
+                <w:sz w:val="28"/>
+                <w:szCs w:val="32"/>
+              </w:rPr>
+              <w:t xml:space="preserve"> 5</w:t>
+            </w:r>
+          </w:p>
+          <w:p>
+            <w:pPr>
+              <w:widowControl w:val="0"/>
+              <w:tabs>
+                <w:tab w:val="left" w:pos="993"/>
+              </w:tabs>
+              <w:autoSpaceDE w:val="0"/>
+              <w:autoSpaceDN w:val="0"/>
+              <w:adjustRightInd w:val="0"/>
+              <w:spacing w:before="0" w:line="240" w:lineRule="auto"/>
+              <w:ind w:right="297"/>
+              <w:rPr>
+                <w:rFonts w:cs="Arial"/>
+                <w:b/>
+                <w:color w:val="000000"/>
+                <w:sz w:val="28"/>
+                <w:szCs w:val="32"/>
+              </w:rPr>
+            </w:pPr>
+            <w:r>
+              <w:rPr>
+                <w:rFonts w:cs="Arial"/>
+                <w:b/>
+                <w:color w:val="000000"/>
+                <w:sz w:val="28"/>
+                <w:szCs w:val="32"/>
+              </w:rPr>
+              <w:t>Panchaati No</w:t>
+            </w:r>
+            <w:r>
+              <w:rPr>
+                <w:rFonts w:cs="Arial"/>
+                <w:b/>
+                <w:color w:val="000000"/>
+                <w:szCs w:val="32"/>
+              </w:rPr>
+              <w:t>. -</w:t>
+            </w:r>
+            <w:r>
+              <w:rPr>
+                <w:rFonts w:cs="Arial"/>
+                <w:b/>
+                <w:color w:val="000000"/>
+                <w:szCs w:val="32"/>
+              </w:rPr>
+              <w:t xml:space="preserve"> </w:t>
+            </w:r>
+            <w:r>
+              <w:rPr>
+                <w:rFonts w:cs="Arial"/>
+                <w:b/>
+                <w:color w:val="000000"/>
+                <w:sz w:val="28"/>
+                <w:szCs w:val="32"/>
+              </w:rPr>
+              <w:t>17</w:t>
+            </w:r>
+          </w:p>
+        </w:tc>
+        <w:tc>
+          <w:tcPr>
+            <w:tcW w:w="5386" w:type="dxa"/>
+          </w:tcPr>
+          <w:p>
+            <w:pPr>
+              <w:widowControl w:val="0"/>
+              <w:autoSpaceDE w:val="0"/>
+              <w:autoSpaceDN w:val="0"/>
+              <w:adjustRightInd w:val="0"/>
+              <w:spacing w:before="0" w:line="240" w:lineRule="auto"/>
+              <w:rPr>
+                <w:rFonts w:ascii="BRH Malayalam Extra" w:hAnsi="BRH Malayalam Extra" w:cs="BRH Malayalam Extra"/>
+                <w:color w:val="000000"/>
+                <w:sz w:val="40"/>
+                <w:szCs w:val="40"/>
+                <w:lang w:val="it-IT"/>
+              </w:rPr>
+            </w:pPr>
+            <w:r>
+              <w:rPr>
+                <w:rFonts w:ascii="BRH Devanagari Extra" w:hAnsi="BRH Devanagari Extra" w:cs="BRH Devanagari Extra"/>
+                <w:color w:val="000000"/>
+                <w:sz w:val="40"/>
+                <w:szCs w:val="40"/>
+              </w:rPr>
+              <w:t>AuÉÉþUqÉç | AÉ</w:t>
+            </w:r>
+            <w:r>
+              <w:rPr>
+                <w:rFonts w:ascii="BRH Malayalam Extra" w:hAnsi="BRH Malayalam Extra" w:cs="BRH Devanagari Extra"/>
+                <w:b/>
+                <w:color w:val="000000"/>
+                <w:sz w:val="32"/>
+                <w:szCs w:val="40"/>
+                <w:highlight w:val="yellow"/>
+              </w:rPr>
+              <w:t>–</w:t>
+            </w:r>
+            <w:r>
+              <w:rPr>
+                <w:rFonts w:ascii="BRH Devanagari Extra" w:hAnsi="BRH Devanagari Extra" w:cs="BRH Devanagari Extra"/>
+                <w:color w:val="000000"/>
+                <w:sz w:val="40"/>
+                <w:szCs w:val="40"/>
+                <w:highlight w:val="yellow"/>
+              </w:rPr>
+              <w:t>U</w:t>
+            </w:r>
+            <w:r>
+              <w:rPr>
+                <w:rFonts w:ascii="BRH Devanagari Extra" w:hAnsi="BRH Devanagari Extra" w:cs="BRH Devanagari Extra"/>
+                <w:color w:val="000000"/>
+                <w:sz w:val="40"/>
+                <w:szCs w:val="40"/>
+              </w:rPr>
+              <w:t>ÍqÉÌiÉþ |</w:t>
+            </w:r>
+          </w:p>
+        </w:tc>
+        <w:tc>
+          <w:tcPr>
+            <w:tcW w:w="5220" w:type="dxa"/>
+          </w:tcPr>
+          <w:p>
+            <w:pPr>
+              <w:widowControl w:val="0"/>
+              <w:autoSpaceDE w:val="0"/>
+              <w:autoSpaceDN w:val="0"/>
+              <w:adjustRightInd w:val="0"/>
+              <w:spacing w:before="0" w:line="240" w:lineRule="auto"/>
+              <w:rPr>
+                <w:rFonts w:ascii="BRH Malayalam Extra" w:hAnsi="BRH Malayalam Extra" w:cs="BRH Malayalam Extra"/>
+                <w:color w:val="000000"/>
+                <w:sz w:val="40"/>
+                <w:szCs w:val="40"/>
+                <w:lang w:val="it-IT"/>
+              </w:rPr>
+            </w:pPr>
+            <w:r>
+              <w:rPr>
+                <w:rFonts w:ascii="BRH Devanagari Extra" w:hAnsi="BRH Devanagari Extra" w:cs="BRH Devanagari Extra"/>
+                <w:color w:val="000000"/>
+                <w:sz w:val="40"/>
+                <w:szCs w:val="40"/>
+              </w:rPr>
+              <w:t>AuÉÉþUqÉç | AÉ</w:t>
+            </w:r>
+            <w:r>
+              <w:rPr>
+                <w:rFonts w:ascii="BRH Malayalam Extra" w:hAnsi="BRH Malayalam Extra" w:cs="BRH Devanagari Extra"/>
+                <w:b/>
+                <w:color w:val="000000"/>
+                <w:sz w:val="32"/>
+                <w:szCs w:val="40"/>
+              </w:rPr>
+              <w:t>–</w:t>
+            </w:r>
+            <w:r>
+              <w:rPr>
+                <w:rFonts w:ascii="BRH Devanagari Extra" w:hAnsi="BRH Devanagari Extra" w:cs="BRH Devanagari Extra"/>
+                <w:color w:val="000000"/>
+                <w:sz w:val="40"/>
+                <w:szCs w:val="40"/>
+                <w:highlight w:val="green"/>
+              </w:rPr>
+              <w:t>U</w:t>
+            </w:r>
+            <w:r>
+              <w:rPr>
+                <w:rFonts w:ascii="BRH Malayalam Extra" w:hAnsi="BRH Malayalam Extra" w:cs="BRH Devanagari Extra"/>
+                <w:b/>
+                <w:color w:val="000000"/>
+                <w:sz w:val="32"/>
+                <w:szCs w:val="40"/>
+              </w:rPr>
+              <w:t>–</w:t>
+            </w:r>
+            <w:r>
+              <w:rPr>
+                <w:rFonts w:ascii="BRH Devanagari Extra" w:hAnsi="BRH Devanagari Extra" w:cs="BRH Devanagari Extra"/>
+                <w:color w:val="000000"/>
+                <w:sz w:val="40"/>
+                <w:szCs w:val="40"/>
+              </w:rPr>
+              <w:t>ÍqÉÌiÉþ |</w:t>
+            </w:r>
+          </w:p>
+        </w:tc>
+      </w:tr>
+      <w:tr>
+        <w:trPr>
           <w:trHeight w:val="1091"/>
         </w:trPr>
         <w:tc>
@@ -1649,6 +2521,7 @@
                 <w:sz w:val="28"/>
                 <w:szCs w:val="32"/>
               </w:rPr>
+              <w:lastRenderedPageBreak/>
               <w:t>T.S.2.6.4.1 – Kramam</w:t>
             </w:r>
           </w:p>
@@ -2270,7 +3143,7 @@
       </w:tr>
       <w:tr>
         <w:trPr>
-          <w:trHeight w:val="1692"/>
+          <w:trHeight w:val="1006"/>
         </w:trPr>
         <w:tc>
           <w:tcPr>
@@ -2290,41 +3163,36 @@
               <w:rPr>
                 <w:rFonts w:cs="Arial"/>
                 <w:b/>
-                <w:color w:val="000000"/>
-                <w:sz w:val="28"/>
-                <w:szCs w:val="32"/>
-              </w:rPr>
-            </w:pPr>
-            <w:r>
-              <w:rPr>
-                <w:rFonts w:cs="Arial"/>
-                <w:b/>
-                <w:color w:val="000000"/>
-                <w:sz w:val="28"/>
-                <w:szCs w:val="32"/>
-              </w:rPr>
-              <w:lastRenderedPageBreak/>
-              <w:t>T.S.2.</w:t>
-            </w:r>
-            <w:r>
-              <w:rPr>
-                <w:rFonts w:cs="Arial"/>
-                <w:b/>
-                <w:color w:val="000000"/>
-                <w:sz w:val="28"/>
-                <w:szCs w:val="32"/>
-              </w:rPr>
-              <w:t xml:space="preserve">6.8.5 </w:t>
-            </w:r>
-            <w:r>
-              <w:rPr>
-                <w:rFonts w:cs="Arial"/>
-                <w:b/>
-                <w:color w:val="000000"/>
-                <w:sz w:val="28"/>
-                <w:szCs w:val="32"/>
-              </w:rPr>
-              <w:t>– Kramam</w:t>
+                <w:sz w:val="28"/>
+                <w:szCs w:val="32"/>
+              </w:rPr>
+            </w:pPr>
+            <w:r>
+              <w:rPr>
+                <w:rFonts w:cs="Arial"/>
+                <w:b/>
+                <w:sz w:val="28"/>
+                <w:szCs w:val="32"/>
+              </w:rPr>
+              <w:t>T.S.2.6.</w:t>
+            </w:r>
+            <w:r>
+              <w:rPr>
+                <w:rFonts w:cs="Arial"/>
+                <w:b/>
+                <w:sz w:val="28"/>
+                <w:szCs w:val="32"/>
+              </w:rPr>
+              <w:t>6.3</w:t>
+            </w:r>
+            <w:r>
+              <w:rPr>
+                <w:rFonts w:cs="Arial"/>
+                <w:b/>
+                <w:sz w:val="28"/>
+                <w:szCs w:val="32"/>
+              </w:rPr>
+              <w:t xml:space="preserve"> – Kramam</w:t>
             </w:r>
           </w:p>
           <w:p>
@@ -2341,7 +3209,6 @@
               <w:rPr>
                 <w:rFonts w:cs="Arial"/>
                 <w:b/>
-                <w:color w:val="000000"/>
                 <w:sz w:val="28"/>
                 <w:szCs w:val="32"/>
                 <w:lang w:val="en-IN"/>
@@ -2351,12 +3218,11 @@
               <w:rPr>
                 <w:rFonts w:cs="Arial"/>
                 <w:b/>
-                <w:color w:val="000000"/>
                 <w:sz w:val="28"/>
                 <w:szCs w:val="32"/>
                 <w:lang w:val="en-IN"/>
               </w:rPr>
-              <w:t>Krama Vaakyam No.- 18</w:t>
+              <w:t>Krama Vaakyam No.- 54</w:t>
             </w:r>
           </w:p>
           <w:p>
@@ -2383,7 +3249,6 @@
               <w:rPr>
                 <w:rFonts w:cs="Arial"/>
                 <w:b/>
-                <w:color w:val="000000"/>
                 <w:sz w:val="28"/>
                 <w:szCs w:val="32"/>
                 <w:lang w:val="it-IT"/>
@@ -2394,7 +3259,6 @@
               <w:rPr>
                 <w:rFonts w:cs="Arial"/>
                 <w:b/>
-                <w:color w:val="000000"/>
                 <w:szCs w:val="32"/>
                 <w:lang w:val="it-IT"/>
               </w:rPr>
@@ -2404,23 +3268,11 @@
               <w:rPr>
                 <w:rFonts w:cs="Arial"/>
                 <w:b/>
-                <w:color w:val="000000"/>
-                <w:sz w:val="28"/>
-                <w:szCs w:val="32"/>
-                <w:lang w:val="it-IT"/>
-              </w:rPr>
-              <w:t>4</w:t>
-            </w:r>
-            <w:r>
-              <w:rPr>
-                <w:rFonts w:cs="Arial"/>
-                <w:b/>
-                <w:color w:val="000000"/>
-                <w:sz w:val="28"/>
-                <w:szCs w:val="32"/>
-                <w:lang w:val="it-IT"/>
-              </w:rPr>
-              <w:t>6</w:t>
+                <w:sz w:val="28"/>
+                <w:szCs w:val="28"/>
+                <w:lang w:val="it-IT"/>
+              </w:rPr>
+              <w:t>32</w:t>
             </w:r>
           </w:p>
         </w:tc>
@@ -2436,249 +3288,75 @@
               <w:adjustRightInd w:val="0"/>
               <w:spacing w:before="0" w:line="240" w:lineRule="auto"/>
               <w:rPr>
-                <w:rFonts w:ascii="BRH Devanagari Extra" w:hAnsi="BRH Devanagari Extra" w:cs="BRH Devanagari Extra"/>
-                <w:color w:val="000000"/>
-                <w:sz w:val="40"/>
-                <w:szCs w:val="40"/>
-                <w:lang w:val="it-IT"/>
-              </w:rPr>
-            </w:pPr>
-            <w:r>
-              <w:rPr>
-                <w:rFonts w:ascii="BRH Devanagari Extra" w:hAnsi="BRH Devanagari Extra" w:cs="BRH Devanagari Extra"/>
-                <w:color w:val="000000"/>
-                <w:sz w:val="40"/>
-                <w:szCs w:val="40"/>
-                <w:lang w:val="it-IT"/>
-              </w:rPr>
-              <w:t>AÉ</w:t>
-            </w:r>
-            <w:r>
-              <w:rPr>
-                <w:rFonts w:ascii="BRH Malayalam Extra" w:hAnsi="BRH Malayalam Extra" w:cs="BRH Devanagari Extra"/>
-                <w:b/>
-                <w:color w:val="000000"/>
-                <w:sz w:val="32"/>
+                <w:rFonts w:ascii="BRH Malayalam Extra" w:hAnsi="BRH Malayalam Extra" w:cs="BRH Malayalam Extra"/>
+                <w:color w:val="000000"/>
+                <w:sz w:val="40"/>
+                <w:szCs w:val="40"/>
+                <w:lang w:val="it-IT"/>
+              </w:rPr>
+            </w:pPr>
+            <w:r>
+              <w:rPr>
+                <w:rFonts w:ascii="BRH Devanagari Extra" w:hAnsi="BRH Devanagari Extra" w:cs="BRH Devanagari Extra"/>
+                <w:color w:val="000000"/>
+                <w:sz w:val="40"/>
+                <w:szCs w:val="40"/>
+                <w:lang w:val="it-IT"/>
+              </w:rPr>
+              <w:t>uÉxÉÏþrÉÉ</w:t>
+            </w:r>
+            <w:r>
+              <w:rPr>
+                <w:rFonts w:ascii="BRH Malayalam Extra" w:hAnsi="BRH Malayalam Extra" w:cs="BRH Devanagari Extra"/>
+                <w:b/>
+                <w:color w:val="000000"/>
+                <w:sz w:val="32"/>
+                <w:szCs w:val="40"/>
+                <w:lang w:val="it-IT"/>
+              </w:rPr>
+              <w:t>–</w:t>
+            </w:r>
+            <w:r>
+              <w:rPr>
+                <w:rFonts w:ascii="BRH Devanagari Extra" w:hAnsi="BRH Devanagari Extra" w:cs="BRH Devanagari Extra"/>
+                <w:color w:val="000000"/>
+                <w:sz w:val="40"/>
+                <w:szCs w:val="40"/>
+                <w:lang w:val="it-IT"/>
+              </w:rPr>
+              <w:t>ljÉç xrÉÉiÉç | x</w:t>
+            </w:r>
+            <w:r>
+              <w:rPr>
+                <w:rFonts w:ascii="BRH Devanagari Extra" w:hAnsi="BRH Devanagari Extra" w:cs="BRH Devanagari Extra"/>
+                <w:color w:val="000000"/>
+                <w:sz w:val="40"/>
                 <w:szCs w:val="40"/>
                 <w:highlight w:val="yellow"/>
                 <w:lang w:val="it-IT"/>
               </w:rPr>
-              <w:t>–</w:t>
-            </w:r>
-            <w:r>
-              <w:rPr>
-                <w:rFonts w:ascii="BRH Devanagari Extra" w:hAnsi="BRH Devanagari Extra" w:cs="BRH Devanagari Extra"/>
-                <w:color w:val="000000"/>
-                <w:sz w:val="40"/>
-                <w:szCs w:val="40"/>
-                <w:highlight w:val="yellow"/>
-                <w:lang w:val="it-IT"/>
-              </w:rPr>
-              <w:t>®</w:t>
-            </w:r>
-            <w:r>
-              <w:rPr>
-                <w:rFonts w:ascii="BRH Devanagari Extra" w:hAnsi="BRH Devanagari Extra" w:cs="BRH Devanagari Extra"/>
-                <w:color w:val="000000"/>
-                <w:sz w:val="40"/>
-                <w:szCs w:val="40"/>
-                <w:lang w:val="it-IT"/>
-              </w:rPr>
-              <w:t>ï</w:t>
-            </w:r>
-            <w:r>
-              <w:rPr>
-                <w:rFonts w:ascii="BRH Malayalam Extra" w:hAnsi="BRH Malayalam Extra" w:cs="BRH Devanagari Extra"/>
-                <w:b/>
-                <w:color w:val="000000"/>
-                <w:sz w:val="32"/>
-                <w:szCs w:val="40"/>
-                <w:lang w:val="it-IT"/>
-              </w:rPr>
-              <w:t>–</w:t>
-            </w:r>
-            <w:r>
-              <w:rPr>
-                <w:rFonts w:ascii="BRH Devanagari Extra" w:hAnsi="BRH Devanagari Extra" w:cs="BRH Devanagari Extra"/>
-                <w:color w:val="000000"/>
-                <w:sz w:val="40"/>
-                <w:szCs w:val="40"/>
-                <w:lang w:val="it-IT"/>
-              </w:rPr>
-              <w:t>mÉëÉ</w:t>
-            </w:r>
-            <w:r>
-              <w:rPr>
-                <w:rFonts w:ascii="BRH Malayalam Extra" w:hAnsi="BRH Malayalam Extra" w:cs="BRH Devanagari Extra"/>
-                <w:b/>
-                <w:color w:val="000000"/>
-                <w:sz w:val="32"/>
-                <w:szCs w:val="40"/>
-                <w:lang w:val="it-IT"/>
-              </w:rPr>
-              <w:t>–</w:t>
-            </w:r>
-            <w:r>
-              <w:rPr>
-                <w:rFonts w:ascii="BRH Devanagari Extra" w:hAnsi="BRH Devanagari Extra" w:cs="BRH Devanagari Extra"/>
-                <w:color w:val="000000"/>
-                <w:sz w:val="40"/>
-                <w:szCs w:val="40"/>
-                <w:lang w:val="it-IT"/>
-              </w:rPr>
-              <w:t>ÍzÉ</w:t>
-            </w:r>
-            <w:r>
-              <w:rPr>
-                <w:rFonts w:ascii="BRH Malayalam Extra" w:hAnsi="BRH Malayalam Extra" w:cs="BRH Devanagari Extra"/>
-                <w:b/>
-                <w:color w:val="000000"/>
-                <w:sz w:val="32"/>
-                <w:szCs w:val="40"/>
-                <w:lang w:val="it-IT"/>
-              </w:rPr>
-              <w:t>–</w:t>
-            </w:r>
-            <w:r>
-              <w:rPr>
-                <w:rFonts w:ascii="BRH Devanagari Extra" w:hAnsi="BRH Devanagari Extra" w:cs="BRH Devanagari Extra"/>
-                <w:color w:val="000000"/>
-                <w:sz w:val="40"/>
-                <w:szCs w:val="40"/>
-                <w:lang w:val="it-IT"/>
-              </w:rPr>
-              <w:t>Ì§É</w:t>
-            </w:r>
-            <w:r>
-              <w:rPr>
-                <w:rFonts w:ascii="BRH Malayalam Extra" w:hAnsi="BRH Malayalam Extra" w:cs="BRH Devanagari Extra"/>
-                <w:b/>
-                <w:color w:val="000000"/>
-                <w:sz w:val="32"/>
-                <w:szCs w:val="40"/>
-                <w:lang w:val="it-IT"/>
-              </w:rPr>
-              <w:t>–</w:t>
-            </w:r>
-            <w:r>
-              <w:rPr>
-                <w:rFonts w:ascii="BRH Devanagari Extra" w:hAnsi="BRH Devanagari Extra" w:cs="BRH Devanagari Extra"/>
-                <w:color w:val="000000"/>
-                <w:sz w:val="40"/>
-                <w:szCs w:val="40"/>
-                <w:lang w:val="it-IT"/>
-              </w:rPr>
-              <w:t xml:space="preserve">rÉÈ | </w:t>
-            </w:r>
-          </w:p>
-          <w:p>
-            <w:pPr>
-              <w:widowControl w:val="0"/>
-              <w:autoSpaceDE w:val="0"/>
-              <w:autoSpaceDN w:val="0"/>
-              <w:adjustRightInd w:val="0"/>
-              <w:spacing w:before="0" w:line="240" w:lineRule="auto"/>
-              <w:rPr>
-                <w:rFonts w:ascii="BRH Devanagari Extra" w:hAnsi="BRH Devanagari Extra" w:cs="BRH Devanagari Extra"/>
-                <w:color w:val="000000"/>
-                <w:sz w:val="40"/>
-                <w:szCs w:val="40"/>
-                <w:lang w:val="it-IT"/>
-              </w:rPr>
-            </w:pPr>
-            <w:r>
-              <w:rPr>
-                <w:rFonts w:ascii="BRH Devanagari Extra" w:hAnsi="BRH Devanagari Extra" w:cs="BRH Devanagari Extra"/>
-                <w:color w:val="000000"/>
-                <w:sz w:val="40"/>
-                <w:szCs w:val="40"/>
-                <w:lang w:val="it-IT"/>
-              </w:rPr>
-              <w:t>A</w:t>
-            </w:r>
-            <w:r>
-              <w:rPr>
-                <w:rFonts w:ascii="BRH Malayalam Extra" w:hAnsi="BRH Malayalam Extra" w:cs="BRH Devanagari Extra"/>
-                <w:b/>
-                <w:color w:val="000000"/>
-                <w:sz w:val="32"/>
-                <w:szCs w:val="40"/>
-                <w:lang w:val="it-IT"/>
-              </w:rPr>
-              <w:t>–</w:t>
-            </w:r>
-            <w:r>
-              <w:rPr>
-                <w:rFonts w:ascii="BRH Devanagari Extra" w:hAnsi="BRH Devanagari Extra" w:cs="BRH Devanagari Extra"/>
-                <w:color w:val="000000"/>
-                <w:sz w:val="40"/>
-                <w:szCs w:val="40"/>
-                <w:lang w:val="it-IT"/>
-              </w:rPr>
-              <w:t>mÉëÉ</w:t>
-            </w:r>
-            <w:r>
-              <w:rPr>
-                <w:rFonts w:ascii="BRH Malayalam Extra" w:hAnsi="BRH Malayalam Extra" w:cs="BRH Devanagari Extra"/>
-                <w:b/>
-                <w:color w:val="000000"/>
-                <w:sz w:val="32"/>
-                <w:szCs w:val="40"/>
-                <w:lang w:val="it-IT"/>
-              </w:rPr>
-              <w:t>–</w:t>
-            </w:r>
-            <w:r>
-              <w:rPr>
-                <w:rFonts w:ascii="BRH Devanagari Extra" w:hAnsi="BRH Devanagari Extra" w:cs="BRH Devanagari Extra"/>
-                <w:color w:val="000000"/>
-                <w:sz w:val="40"/>
-                <w:szCs w:val="40"/>
-                <w:lang w:val="it-IT"/>
-              </w:rPr>
-              <w:t>ÍzÉ</w:t>
-            </w:r>
-            <w:r>
-              <w:rPr>
-                <w:rFonts w:ascii="BRH Malayalam Extra" w:hAnsi="BRH Malayalam Extra" w:cs="BRH Devanagari Extra"/>
-                <w:b/>
-                <w:color w:val="000000"/>
-                <w:sz w:val="32"/>
-                <w:szCs w:val="40"/>
-                <w:lang w:val="it-IT"/>
-              </w:rPr>
-              <w:t>–</w:t>
-            </w:r>
-            <w:r>
-              <w:rPr>
-                <w:rFonts w:ascii="BRH Devanagari Extra" w:hAnsi="BRH Devanagari Extra" w:cs="BRH Devanagari Extra"/>
-                <w:color w:val="000000"/>
-                <w:sz w:val="40"/>
-                <w:szCs w:val="40"/>
-                <w:lang w:val="it-IT"/>
-              </w:rPr>
-              <w:t>Ì§É</w:t>
-            </w:r>
-            <w:r>
-              <w:rPr>
-                <w:rFonts w:ascii="BRH Malayalam Extra" w:hAnsi="BRH Malayalam Extra" w:cs="BRH Devanagari Extra"/>
-                <w:b/>
-                <w:color w:val="000000"/>
-                <w:sz w:val="32"/>
-                <w:szCs w:val="40"/>
-                <w:lang w:val="it-IT"/>
-              </w:rPr>
-              <w:t>–</w:t>
-            </w:r>
-            <w:r>
-              <w:rPr>
-                <w:rFonts w:ascii="BRH Devanagari Extra" w:hAnsi="BRH Devanagari Extra" w:cs="BRH Devanagari Extra"/>
-                <w:color w:val="000000"/>
-                <w:sz w:val="40"/>
-                <w:szCs w:val="40"/>
-                <w:lang w:val="it-IT"/>
-              </w:rPr>
-              <w:t>rÉÉå uÉæ |</w:t>
+              <w:t>rÉÉ</w:t>
+            </w:r>
+            <w:r>
+              <w:rPr>
+                <w:rFonts w:ascii="BRH Malayalam Extra" w:hAnsi="BRH Malayalam Extra" w:cs="BRH Devanagari Extra"/>
+                <w:b/>
+                <w:color w:val="000000"/>
+                <w:sz w:val="32"/>
+                <w:szCs w:val="40"/>
+                <w:lang w:val="it-IT"/>
+              </w:rPr>
+              <w:t>–</w:t>
+            </w:r>
+            <w:r>
+              <w:rPr>
+                <w:rFonts w:ascii="BRH Devanagari Extra" w:hAnsi="BRH Devanagari Extra" w:cs="BRH Devanagari Extra"/>
+                <w:color w:val="000000"/>
+                <w:sz w:val="40"/>
+                <w:szCs w:val="40"/>
+                <w:lang w:val="it-IT"/>
+              </w:rPr>
+              <w:t>ÌSÌiÉþ |</w:t>
             </w:r>
           </w:p>
         </w:tc>
@@ -2694,238 +3372,59 @@
               <w:adjustRightInd w:val="0"/>
               <w:spacing w:before="0" w:line="240" w:lineRule="auto"/>
               <w:rPr>
-                <w:rFonts w:ascii="BRH Devanagari Extra" w:hAnsi="BRH Devanagari Extra" w:cs="BRH Devanagari Extra"/>
-                <w:color w:val="000000"/>
-                <w:sz w:val="40"/>
-                <w:szCs w:val="40"/>
-                <w:lang w:val="it-IT"/>
-              </w:rPr>
-            </w:pPr>
-            <w:r>
-              <w:rPr>
-                <w:rFonts w:ascii="BRH Devanagari Extra" w:hAnsi="BRH Devanagari Extra" w:cs="BRH Devanagari Extra"/>
-                <w:color w:val="000000"/>
-                <w:sz w:val="40"/>
-                <w:szCs w:val="40"/>
-                <w:lang w:val="it-IT"/>
-              </w:rPr>
-              <w:t>AÉ</w:t>
-            </w:r>
-            <w:r>
-              <w:rPr>
-                <w:rFonts w:ascii="BRH Malayalam Extra" w:hAnsi="BRH Malayalam Extra" w:cs="BRH Devanagari Extra"/>
-                <w:b/>
-                <w:color w:val="000000"/>
-                <w:sz w:val="32"/>
+                <w:rFonts w:ascii="BRH Malayalam Extra" w:hAnsi="BRH Malayalam Extra" w:cs="BRH Malayalam Extra"/>
+                <w:color w:val="000000"/>
+                <w:sz w:val="40"/>
+                <w:szCs w:val="40"/>
+                <w:lang w:val="it-IT"/>
+              </w:rPr>
+            </w:pPr>
+            <w:r>
+              <w:rPr>
+                <w:rFonts w:ascii="BRH Devanagari Extra" w:hAnsi="BRH Devanagari Extra" w:cs="BRH Devanagari Extra"/>
+                <w:color w:val="000000"/>
+                <w:sz w:val="40"/>
+                <w:szCs w:val="40"/>
+              </w:rPr>
+              <w:t>uÉxÉÏþrÉÉ</w:t>
+            </w:r>
+            <w:r>
+              <w:rPr>
+                <w:rFonts w:ascii="BRH Malayalam Extra" w:hAnsi="BRH Malayalam Extra" w:cs="BRH Devanagari Extra"/>
+                <w:b/>
+                <w:color w:val="000000"/>
+                <w:sz w:val="32"/>
+                <w:szCs w:val="40"/>
+              </w:rPr>
+              <w:t>–</w:t>
+            </w:r>
+            <w:r>
+              <w:rPr>
+                <w:rFonts w:ascii="BRH Devanagari Extra" w:hAnsi="BRH Devanagari Extra" w:cs="BRH Devanagari Extra"/>
+                <w:color w:val="000000"/>
+                <w:sz w:val="40"/>
+                <w:szCs w:val="40"/>
+              </w:rPr>
+              <w:t xml:space="preserve">ljÉç xrÉÉiÉç | </w:t>
+            </w:r>
+            <w:r>
+              <w:rPr>
+                <w:rFonts w:ascii="BRH Devanagari Extra" w:hAnsi="BRH Devanagari Extra" w:cs="BRH Devanagari Extra"/>
+                <w:color w:val="000000"/>
+                <w:sz w:val="40"/>
                 <w:szCs w:val="40"/>
                 <w:highlight w:val="green"/>
-                <w:lang w:val="it-IT"/>
-              </w:rPr>
-              <w:t>–</w:t>
-            </w:r>
-            <w:r>
-              <w:rPr>
-                <w:rFonts w:ascii="BRH Devanagari Extra" w:hAnsi="BRH Devanagari Extra" w:cs="BRH Devanagari Extra"/>
-                <w:sz w:val="40"/>
-                <w:szCs w:val="40"/>
-                <w:highlight w:val="green"/>
-                <w:lang w:val="it-IT"/>
-              </w:rPr>
-              <w:t>SèïkrÉ</w:t>
-            </w:r>
-            <w:r>
-              <w:rPr>
-                <w:rFonts w:ascii="BRH Malayalam Extra" w:hAnsi="BRH Malayalam Extra" w:cs="BRH Devanagari Extra"/>
-                <w:b/>
-                <w:color w:val="000000"/>
-                <w:sz w:val="32"/>
-                <w:szCs w:val="40"/>
-                <w:lang w:val="it-IT"/>
-              </w:rPr>
-              <w:t>–</w:t>
-            </w:r>
-            <w:r>
-              <w:rPr>
-                <w:rFonts w:ascii="BRH Devanagari Extra" w:hAnsi="BRH Devanagari Extra" w:cs="BRH Devanagari Extra"/>
-                <w:color w:val="000000"/>
-                <w:sz w:val="40"/>
-                <w:szCs w:val="40"/>
-                <w:lang w:val="it-IT"/>
-              </w:rPr>
-              <w:t>mÉëÉ</w:t>
-            </w:r>
-            <w:r>
-              <w:rPr>
-                <w:rFonts w:ascii="BRH Malayalam Extra" w:hAnsi="BRH Malayalam Extra" w:cs="BRH Devanagari Extra"/>
-                <w:b/>
-                <w:color w:val="000000"/>
-                <w:sz w:val="32"/>
-                <w:szCs w:val="40"/>
-                <w:lang w:val="it-IT"/>
-              </w:rPr>
-              <w:t>–</w:t>
-            </w:r>
-            <w:r>
-              <w:rPr>
-                <w:rFonts w:ascii="BRH Devanagari Extra" w:hAnsi="BRH Devanagari Extra" w:cs="BRH Devanagari Extra"/>
-                <w:color w:val="000000"/>
-                <w:sz w:val="40"/>
-                <w:szCs w:val="40"/>
-                <w:lang w:val="it-IT"/>
-              </w:rPr>
-              <w:t>ÍzÉ</w:t>
-            </w:r>
-            <w:r>
-              <w:rPr>
-                <w:rFonts w:ascii="BRH Malayalam Extra" w:hAnsi="BRH Malayalam Extra" w:cs="BRH Devanagari Extra"/>
-                <w:b/>
-                <w:color w:val="000000"/>
-                <w:sz w:val="32"/>
-                <w:szCs w:val="40"/>
-                <w:lang w:val="it-IT"/>
-              </w:rPr>
-              <w:t>–</w:t>
-            </w:r>
-            <w:r>
-              <w:rPr>
-                <w:rFonts w:ascii="BRH Devanagari Extra" w:hAnsi="BRH Devanagari Extra" w:cs="BRH Devanagari Extra"/>
-                <w:color w:val="000000"/>
-                <w:sz w:val="40"/>
-                <w:szCs w:val="40"/>
-                <w:lang w:val="it-IT"/>
-              </w:rPr>
-              <w:t>Ì§É</w:t>
-            </w:r>
-            <w:r>
-              <w:rPr>
-                <w:rFonts w:ascii="BRH Malayalam Extra" w:hAnsi="BRH Malayalam Extra" w:cs="BRH Devanagari Extra"/>
-                <w:b/>
-                <w:color w:val="000000"/>
-                <w:sz w:val="32"/>
-                <w:szCs w:val="40"/>
-                <w:lang w:val="it-IT"/>
-              </w:rPr>
-              <w:t>–</w:t>
-            </w:r>
-            <w:r>
-              <w:rPr>
-                <w:rFonts w:ascii="BRH Devanagari Extra" w:hAnsi="BRH Devanagari Extra" w:cs="BRH Devanagari Extra"/>
-                <w:color w:val="000000"/>
-                <w:sz w:val="40"/>
-                <w:szCs w:val="40"/>
-                <w:lang w:val="it-IT"/>
-              </w:rPr>
-              <w:t xml:space="preserve">rÉÈ | </w:t>
-            </w:r>
-          </w:p>
-          <w:p>
-            <w:pPr>
-              <w:widowControl w:val="0"/>
-              <w:autoSpaceDE w:val="0"/>
-              <w:autoSpaceDN w:val="0"/>
-              <w:adjustRightInd w:val="0"/>
-              <w:spacing w:before="0" w:line="240" w:lineRule="auto"/>
-              <w:rPr>
-                <w:rFonts w:ascii="BRH Devanagari Extra" w:hAnsi="BRH Devanagari Extra" w:cs="BRH Devanagari Extra"/>
-                <w:color w:val="000000"/>
-                <w:sz w:val="40"/>
-                <w:szCs w:val="40"/>
-                <w:lang w:val="it-IT"/>
-              </w:rPr>
-            </w:pPr>
-            <w:r>
-              <w:rPr>
-                <w:rFonts w:ascii="BRH Devanagari Extra" w:hAnsi="BRH Devanagari Extra" w:cs="BRH Devanagari Extra"/>
-                <w:color w:val="000000"/>
-                <w:sz w:val="40"/>
-                <w:szCs w:val="40"/>
-                <w:lang w:val="it-IT"/>
-              </w:rPr>
-              <w:t>A</w:t>
-            </w:r>
-            <w:r>
-              <w:rPr>
-                <w:rFonts w:ascii="BRH Malayalam Extra" w:hAnsi="BRH Malayalam Extra" w:cs="BRH Devanagari Extra"/>
-                <w:b/>
-                <w:color w:val="000000"/>
-                <w:sz w:val="32"/>
-                <w:szCs w:val="40"/>
-                <w:lang w:val="it-IT"/>
-              </w:rPr>
-              <w:t>–</w:t>
-            </w:r>
-            <w:r>
-              <w:rPr>
-                <w:rFonts w:ascii="BRH Devanagari Extra" w:hAnsi="BRH Devanagari Extra" w:cs="BRH Devanagari Extra"/>
-                <w:color w:val="000000"/>
-                <w:sz w:val="40"/>
-                <w:szCs w:val="40"/>
-                <w:lang w:val="it-IT"/>
-              </w:rPr>
-              <w:t>mÉëÉ</w:t>
-            </w:r>
-            <w:r>
-              <w:rPr>
-                <w:rFonts w:ascii="BRH Malayalam Extra" w:hAnsi="BRH Malayalam Extra" w:cs="BRH Devanagari Extra"/>
-                <w:b/>
-                <w:color w:val="000000"/>
-                <w:sz w:val="32"/>
-                <w:szCs w:val="40"/>
-                <w:lang w:val="it-IT"/>
-              </w:rPr>
-              <w:t>–</w:t>
-            </w:r>
-            <w:r>
-              <w:rPr>
-                <w:rFonts w:ascii="BRH Devanagari Extra" w:hAnsi="BRH Devanagari Extra" w:cs="BRH Devanagari Extra"/>
-                <w:color w:val="000000"/>
-                <w:sz w:val="40"/>
-                <w:szCs w:val="40"/>
-                <w:lang w:val="it-IT"/>
-              </w:rPr>
-              <w:t>ÍzÉ</w:t>
-            </w:r>
-            <w:r>
-              <w:rPr>
-                <w:rFonts w:ascii="BRH Malayalam Extra" w:hAnsi="BRH Malayalam Extra" w:cs="BRH Devanagari Extra"/>
-                <w:b/>
-                <w:color w:val="000000"/>
-                <w:sz w:val="32"/>
-                <w:szCs w:val="40"/>
-                <w:lang w:val="it-IT"/>
-              </w:rPr>
-              <w:t>–</w:t>
-            </w:r>
-            <w:r>
-              <w:rPr>
-                <w:rFonts w:ascii="BRH Devanagari Extra" w:hAnsi="BRH Devanagari Extra" w:cs="BRH Devanagari Extra"/>
-                <w:color w:val="000000"/>
-                <w:sz w:val="40"/>
-                <w:szCs w:val="40"/>
-                <w:lang w:val="it-IT"/>
-              </w:rPr>
-              <w:t>Ì§É</w:t>
-            </w:r>
-            <w:r>
-              <w:rPr>
-                <w:rFonts w:ascii="BRH Malayalam Extra" w:hAnsi="BRH Malayalam Extra" w:cs="BRH Devanagari Extra"/>
-                <w:b/>
-                <w:color w:val="000000"/>
-                <w:sz w:val="32"/>
-                <w:szCs w:val="40"/>
-                <w:lang w:val="it-IT"/>
-              </w:rPr>
-              <w:t>–</w:t>
-            </w:r>
-            <w:r>
-              <w:rPr>
-                <w:rFonts w:ascii="BRH Devanagari Extra" w:hAnsi="BRH Devanagari Extra" w:cs="BRH Devanagari Extra"/>
-                <w:color w:val="000000"/>
-                <w:sz w:val="40"/>
-                <w:szCs w:val="40"/>
-                <w:lang w:val="it-IT"/>
-              </w:rPr>
-              <w:t>rÉÉå uÉæ |</w:t>
+              </w:rPr>
+              <w:t>xrÉ</w:t>
+            </w:r>
+            <w:r>
+              <w:rPr>
+                <w:rFonts w:ascii="BRH Devanagari Extra" w:hAnsi="BRH Devanagari Extra" w:cs="BRH Devanagari Extra"/>
+                <w:color w:val="000000"/>
+                <w:sz w:val="40"/>
+                <w:szCs w:val="40"/>
+              </w:rPr>
+              <w:t>ÉÌSÌiÉþ |</w:t>
             </w:r>
           </w:p>
         </w:tc>
@@ -2975,6 +3474,667 @@
                 <w:sz w:val="28"/>
                 <w:szCs w:val="32"/>
               </w:rPr>
+              <w:t xml:space="preserve">6.8.5 </w:t>
+            </w:r>
+            <w:r>
+              <w:rPr>
+                <w:rFonts w:cs="Arial"/>
+                <w:b/>
+                <w:color w:val="000000"/>
+                <w:sz w:val="28"/>
+                <w:szCs w:val="32"/>
+              </w:rPr>
+              <w:t>– Kramam</w:t>
+            </w:r>
+          </w:p>
+          <w:p>
+            <w:pPr>
+              <w:widowControl w:val="0"/>
+              <w:tabs>
+                <w:tab w:val="left" w:pos="993"/>
+              </w:tabs>
+              <w:autoSpaceDE w:val="0"/>
+              <w:autoSpaceDN w:val="0"/>
+              <w:adjustRightInd w:val="0"/>
+              <w:spacing w:before="0" w:line="240" w:lineRule="auto"/>
+              <w:ind w:right="297"/>
+              <w:rPr>
+                <w:rFonts w:cs="Arial"/>
+                <w:b/>
+                <w:color w:val="000000"/>
+                <w:sz w:val="28"/>
+                <w:szCs w:val="32"/>
+                <w:lang w:val="en-IN"/>
+              </w:rPr>
+            </w:pPr>
+            <w:r>
+              <w:rPr>
+                <w:rFonts w:cs="Arial"/>
+                <w:b/>
+                <w:color w:val="000000"/>
+                <w:sz w:val="28"/>
+                <w:szCs w:val="32"/>
+                <w:lang w:val="en-IN"/>
+              </w:rPr>
+              <w:t>Krama Vaakyam No.- 18</w:t>
+            </w:r>
+          </w:p>
+          <w:p>
+            <w:pPr>
+              <w:widowControl w:val="0"/>
+              <w:tabs>
+                <w:tab w:val="left" w:pos="993"/>
+              </w:tabs>
+              <w:autoSpaceDE w:val="0"/>
+              <w:autoSpaceDN w:val="0"/>
+              <w:adjustRightInd w:val="0"/>
+              <w:spacing w:before="0" w:line="240" w:lineRule="auto"/>
+              <w:ind w:right="297"/>
+              <w:rPr>
+                <w:rFonts w:cs="Arial"/>
+                <w:b/>
+                <w:color w:val="000000"/>
+                <w:sz w:val="28"/>
+                <w:szCs w:val="32"/>
+                <w:lang w:val="it-IT"/>
+              </w:rPr>
+            </w:pPr>
+            <w:r>
+              <w:rPr>
+                <w:rFonts w:cs="Arial"/>
+                <w:b/>
+                <w:color w:val="000000"/>
+                <w:sz w:val="28"/>
+                <w:szCs w:val="32"/>
+                <w:lang w:val="it-IT"/>
+              </w:rPr>
+              <w:t>Panchaati No</w:t>
+            </w:r>
+            <w:r>
+              <w:rPr>
+                <w:rFonts w:cs="Arial"/>
+                <w:b/>
+                <w:color w:val="000000"/>
+                <w:szCs w:val="32"/>
+                <w:lang w:val="it-IT"/>
+              </w:rPr>
+              <w:t xml:space="preserve">. - </w:t>
+            </w:r>
+            <w:r>
+              <w:rPr>
+                <w:rFonts w:cs="Arial"/>
+                <w:b/>
+                <w:color w:val="000000"/>
+                <w:sz w:val="28"/>
+                <w:szCs w:val="32"/>
+                <w:lang w:val="it-IT"/>
+              </w:rPr>
+              <w:t>4</w:t>
+            </w:r>
+            <w:r>
+              <w:rPr>
+                <w:rFonts w:cs="Arial"/>
+                <w:b/>
+                <w:color w:val="000000"/>
+                <w:sz w:val="28"/>
+                <w:szCs w:val="32"/>
+                <w:lang w:val="it-IT"/>
+              </w:rPr>
+              <w:t>6</w:t>
+            </w:r>
+          </w:p>
+        </w:tc>
+        <w:tc>
+          <w:tcPr>
+            <w:tcW w:w="5386" w:type="dxa"/>
+          </w:tcPr>
+          <w:p>
+            <w:pPr>
+              <w:widowControl w:val="0"/>
+              <w:autoSpaceDE w:val="0"/>
+              <w:autoSpaceDN w:val="0"/>
+              <w:adjustRightInd w:val="0"/>
+              <w:spacing w:before="0" w:line="240" w:lineRule="auto"/>
+              <w:rPr>
+                <w:rFonts w:ascii="BRH Devanagari Extra" w:hAnsi="BRH Devanagari Extra" w:cs="BRH Devanagari Extra"/>
+                <w:color w:val="000000"/>
+                <w:sz w:val="40"/>
+                <w:szCs w:val="40"/>
+                <w:lang w:val="it-IT"/>
+              </w:rPr>
+            </w:pPr>
+            <w:r>
+              <w:rPr>
+                <w:rFonts w:ascii="BRH Devanagari Extra" w:hAnsi="BRH Devanagari Extra" w:cs="BRH Devanagari Extra"/>
+                <w:color w:val="000000"/>
+                <w:sz w:val="40"/>
+                <w:szCs w:val="40"/>
+                <w:lang w:val="it-IT"/>
+              </w:rPr>
+              <w:t>AÉ</w:t>
+            </w:r>
+            <w:r>
+              <w:rPr>
+                <w:rFonts w:ascii="BRH Malayalam Extra" w:hAnsi="BRH Malayalam Extra" w:cs="BRH Devanagari Extra"/>
+                <w:b/>
+                <w:color w:val="000000"/>
+                <w:sz w:val="32"/>
+                <w:szCs w:val="40"/>
+                <w:highlight w:val="yellow"/>
+                <w:lang w:val="it-IT"/>
+              </w:rPr>
+              <w:t>–</w:t>
+            </w:r>
+            <w:r>
+              <w:rPr>
+                <w:rFonts w:ascii="BRH Devanagari Extra" w:hAnsi="BRH Devanagari Extra" w:cs="BRH Devanagari Extra"/>
+                <w:color w:val="000000"/>
+                <w:sz w:val="40"/>
+                <w:szCs w:val="40"/>
+                <w:highlight w:val="yellow"/>
+                <w:lang w:val="it-IT"/>
+              </w:rPr>
+              <w:t>®</w:t>
+            </w:r>
+            <w:r>
+              <w:rPr>
+                <w:rFonts w:ascii="BRH Devanagari Extra" w:hAnsi="BRH Devanagari Extra" w:cs="BRH Devanagari Extra"/>
+                <w:color w:val="000000"/>
+                <w:sz w:val="40"/>
+                <w:szCs w:val="40"/>
+                <w:lang w:val="it-IT"/>
+              </w:rPr>
+              <w:t>ï</w:t>
+            </w:r>
+            <w:r>
+              <w:rPr>
+                <w:rFonts w:ascii="BRH Malayalam Extra" w:hAnsi="BRH Malayalam Extra" w:cs="BRH Devanagari Extra"/>
+                <w:b/>
+                <w:color w:val="000000"/>
+                <w:sz w:val="32"/>
+                <w:szCs w:val="40"/>
+                <w:lang w:val="it-IT"/>
+              </w:rPr>
+              <w:t>–</w:t>
+            </w:r>
+            <w:r>
+              <w:rPr>
+                <w:rFonts w:ascii="BRH Devanagari Extra" w:hAnsi="BRH Devanagari Extra" w:cs="BRH Devanagari Extra"/>
+                <w:color w:val="000000"/>
+                <w:sz w:val="40"/>
+                <w:szCs w:val="40"/>
+                <w:lang w:val="it-IT"/>
+              </w:rPr>
+              <w:t>mÉëÉ</w:t>
+            </w:r>
+            <w:r>
+              <w:rPr>
+                <w:rFonts w:ascii="BRH Malayalam Extra" w:hAnsi="BRH Malayalam Extra" w:cs="BRH Devanagari Extra"/>
+                <w:b/>
+                <w:color w:val="000000"/>
+                <w:sz w:val="32"/>
+                <w:szCs w:val="40"/>
+                <w:lang w:val="it-IT"/>
+              </w:rPr>
+              <w:t>–</w:t>
+            </w:r>
+            <w:r>
+              <w:rPr>
+                <w:rFonts w:ascii="BRH Devanagari Extra" w:hAnsi="BRH Devanagari Extra" w:cs="BRH Devanagari Extra"/>
+                <w:color w:val="000000"/>
+                <w:sz w:val="40"/>
+                <w:szCs w:val="40"/>
+                <w:lang w:val="it-IT"/>
+              </w:rPr>
+              <w:t>ÍzÉ</w:t>
+            </w:r>
+            <w:r>
+              <w:rPr>
+                <w:rFonts w:ascii="BRH Malayalam Extra" w:hAnsi="BRH Malayalam Extra" w:cs="BRH Devanagari Extra"/>
+                <w:b/>
+                <w:color w:val="000000"/>
+                <w:sz w:val="32"/>
+                <w:szCs w:val="40"/>
+                <w:lang w:val="it-IT"/>
+              </w:rPr>
+              <w:t>–</w:t>
+            </w:r>
+            <w:r>
+              <w:rPr>
+                <w:rFonts w:ascii="BRH Devanagari Extra" w:hAnsi="BRH Devanagari Extra" w:cs="BRH Devanagari Extra"/>
+                <w:color w:val="000000"/>
+                <w:sz w:val="40"/>
+                <w:szCs w:val="40"/>
+                <w:lang w:val="it-IT"/>
+              </w:rPr>
+              <w:t>Ì§É</w:t>
+            </w:r>
+            <w:r>
+              <w:rPr>
+                <w:rFonts w:ascii="BRH Malayalam Extra" w:hAnsi="BRH Malayalam Extra" w:cs="BRH Devanagari Extra"/>
+                <w:b/>
+                <w:color w:val="000000"/>
+                <w:sz w:val="32"/>
+                <w:szCs w:val="40"/>
+                <w:lang w:val="it-IT"/>
+              </w:rPr>
+              <w:t>–</w:t>
+            </w:r>
+            <w:r>
+              <w:rPr>
+                <w:rFonts w:ascii="BRH Devanagari Extra" w:hAnsi="BRH Devanagari Extra" w:cs="BRH Devanagari Extra"/>
+                <w:color w:val="000000"/>
+                <w:sz w:val="40"/>
+                <w:szCs w:val="40"/>
+                <w:lang w:val="it-IT"/>
+              </w:rPr>
+              <w:t xml:space="preserve">rÉÈ | </w:t>
+            </w:r>
+          </w:p>
+          <w:p>
+            <w:pPr>
+              <w:widowControl w:val="0"/>
+              <w:autoSpaceDE w:val="0"/>
+              <w:autoSpaceDN w:val="0"/>
+              <w:adjustRightInd w:val="0"/>
+              <w:spacing w:before="0" w:line="240" w:lineRule="auto"/>
+              <w:rPr>
+                <w:rFonts w:ascii="BRH Devanagari Extra" w:hAnsi="BRH Devanagari Extra" w:cs="BRH Devanagari Extra"/>
+                <w:color w:val="000000"/>
+                <w:sz w:val="40"/>
+                <w:szCs w:val="40"/>
+                <w:lang w:val="it-IT"/>
+              </w:rPr>
+            </w:pPr>
+            <w:r>
+              <w:rPr>
+                <w:rFonts w:ascii="BRH Devanagari Extra" w:hAnsi="BRH Devanagari Extra" w:cs="BRH Devanagari Extra"/>
+                <w:color w:val="000000"/>
+                <w:sz w:val="40"/>
+                <w:szCs w:val="40"/>
+                <w:lang w:val="it-IT"/>
+              </w:rPr>
+              <w:t>A</w:t>
+            </w:r>
+            <w:r>
+              <w:rPr>
+                <w:rFonts w:ascii="BRH Malayalam Extra" w:hAnsi="BRH Malayalam Extra" w:cs="BRH Devanagari Extra"/>
+                <w:b/>
+                <w:color w:val="000000"/>
+                <w:sz w:val="32"/>
+                <w:szCs w:val="40"/>
+                <w:lang w:val="it-IT"/>
+              </w:rPr>
+              <w:t>–</w:t>
+            </w:r>
+            <w:r>
+              <w:rPr>
+                <w:rFonts w:ascii="BRH Devanagari Extra" w:hAnsi="BRH Devanagari Extra" w:cs="BRH Devanagari Extra"/>
+                <w:color w:val="000000"/>
+                <w:sz w:val="40"/>
+                <w:szCs w:val="40"/>
+                <w:lang w:val="it-IT"/>
+              </w:rPr>
+              <w:t>mÉëÉ</w:t>
+            </w:r>
+            <w:r>
+              <w:rPr>
+                <w:rFonts w:ascii="BRH Malayalam Extra" w:hAnsi="BRH Malayalam Extra" w:cs="BRH Devanagari Extra"/>
+                <w:b/>
+                <w:color w:val="000000"/>
+                <w:sz w:val="32"/>
+                <w:szCs w:val="40"/>
+                <w:lang w:val="it-IT"/>
+              </w:rPr>
+              <w:t>–</w:t>
+            </w:r>
+            <w:r>
+              <w:rPr>
+                <w:rFonts w:ascii="BRH Devanagari Extra" w:hAnsi="BRH Devanagari Extra" w:cs="BRH Devanagari Extra"/>
+                <w:color w:val="000000"/>
+                <w:sz w:val="40"/>
+                <w:szCs w:val="40"/>
+                <w:lang w:val="it-IT"/>
+              </w:rPr>
+              <w:t>ÍzÉ</w:t>
+            </w:r>
+            <w:r>
+              <w:rPr>
+                <w:rFonts w:ascii="BRH Malayalam Extra" w:hAnsi="BRH Malayalam Extra" w:cs="BRH Devanagari Extra"/>
+                <w:b/>
+                <w:color w:val="000000"/>
+                <w:sz w:val="32"/>
+                <w:szCs w:val="40"/>
+                <w:lang w:val="it-IT"/>
+              </w:rPr>
+              <w:t>–</w:t>
+            </w:r>
+            <w:r>
+              <w:rPr>
+                <w:rFonts w:ascii="BRH Devanagari Extra" w:hAnsi="BRH Devanagari Extra" w:cs="BRH Devanagari Extra"/>
+                <w:color w:val="000000"/>
+                <w:sz w:val="40"/>
+                <w:szCs w:val="40"/>
+                <w:lang w:val="it-IT"/>
+              </w:rPr>
+              <w:t>Ì§É</w:t>
+            </w:r>
+            <w:r>
+              <w:rPr>
+                <w:rFonts w:ascii="BRH Malayalam Extra" w:hAnsi="BRH Malayalam Extra" w:cs="BRH Devanagari Extra"/>
+                <w:b/>
+                <w:color w:val="000000"/>
+                <w:sz w:val="32"/>
+                <w:szCs w:val="40"/>
+                <w:lang w:val="it-IT"/>
+              </w:rPr>
+              <w:t>–</w:t>
+            </w:r>
+            <w:r>
+              <w:rPr>
+                <w:rFonts w:ascii="BRH Devanagari Extra" w:hAnsi="BRH Devanagari Extra" w:cs="BRH Devanagari Extra"/>
+                <w:color w:val="000000"/>
+                <w:sz w:val="40"/>
+                <w:szCs w:val="40"/>
+                <w:lang w:val="it-IT"/>
+              </w:rPr>
+              <w:t>rÉÉå uÉæ |</w:t>
+            </w:r>
+          </w:p>
+        </w:tc>
+        <w:tc>
+          <w:tcPr>
+            <w:tcW w:w="5220" w:type="dxa"/>
+          </w:tcPr>
+          <w:p>
+            <w:pPr>
+              <w:widowControl w:val="0"/>
+              <w:autoSpaceDE w:val="0"/>
+              <w:autoSpaceDN w:val="0"/>
+              <w:adjustRightInd w:val="0"/>
+              <w:spacing w:before="0" w:line="240" w:lineRule="auto"/>
+              <w:rPr>
+                <w:rFonts w:ascii="BRH Devanagari Extra" w:hAnsi="BRH Devanagari Extra" w:cs="BRH Devanagari Extra"/>
+                <w:color w:val="000000"/>
+                <w:sz w:val="40"/>
+                <w:szCs w:val="40"/>
+                <w:lang w:val="it-IT"/>
+              </w:rPr>
+            </w:pPr>
+            <w:r>
+              <w:rPr>
+                <w:rFonts w:ascii="BRH Devanagari Extra" w:hAnsi="BRH Devanagari Extra" w:cs="BRH Devanagari Extra"/>
+                <w:color w:val="000000"/>
+                <w:sz w:val="40"/>
+                <w:szCs w:val="40"/>
+                <w:lang w:val="it-IT"/>
+              </w:rPr>
+              <w:t>AÉ</w:t>
+            </w:r>
+            <w:r>
+              <w:rPr>
+                <w:rFonts w:ascii="BRH Malayalam Extra" w:hAnsi="BRH Malayalam Extra" w:cs="BRH Devanagari Extra"/>
+                <w:b/>
+                <w:color w:val="000000"/>
+                <w:sz w:val="32"/>
+                <w:szCs w:val="40"/>
+                <w:highlight w:val="green"/>
+                <w:lang w:val="it-IT"/>
+              </w:rPr>
+              <w:t>–</w:t>
+            </w:r>
+            <w:r>
+              <w:rPr>
+                <w:rFonts w:ascii="BRH Devanagari Extra" w:hAnsi="BRH Devanagari Extra" w:cs="BRH Devanagari Extra"/>
+                <w:sz w:val="40"/>
+                <w:szCs w:val="40"/>
+                <w:highlight w:val="green"/>
+                <w:lang w:val="it-IT"/>
+              </w:rPr>
+              <w:t>SèïkrÉ</w:t>
+            </w:r>
+            <w:r>
+              <w:rPr>
+                <w:rFonts w:ascii="BRH Malayalam Extra" w:hAnsi="BRH Malayalam Extra" w:cs="BRH Devanagari Extra"/>
+                <w:b/>
+                <w:color w:val="000000"/>
+                <w:sz w:val="32"/>
+                <w:szCs w:val="40"/>
+                <w:lang w:val="it-IT"/>
+              </w:rPr>
+              <w:t>–</w:t>
+            </w:r>
+            <w:r>
+              <w:rPr>
+                <w:rFonts w:ascii="BRH Devanagari Extra" w:hAnsi="BRH Devanagari Extra" w:cs="BRH Devanagari Extra"/>
+                <w:color w:val="000000"/>
+                <w:sz w:val="40"/>
+                <w:szCs w:val="40"/>
+                <w:lang w:val="it-IT"/>
+              </w:rPr>
+              <w:t>mÉëÉ</w:t>
+            </w:r>
+            <w:r>
+              <w:rPr>
+                <w:rFonts w:ascii="BRH Malayalam Extra" w:hAnsi="BRH Malayalam Extra" w:cs="BRH Devanagari Extra"/>
+                <w:b/>
+                <w:color w:val="000000"/>
+                <w:sz w:val="32"/>
+                <w:szCs w:val="40"/>
+                <w:lang w:val="it-IT"/>
+              </w:rPr>
+              <w:t>–</w:t>
+            </w:r>
+            <w:r>
+              <w:rPr>
+                <w:rFonts w:ascii="BRH Devanagari Extra" w:hAnsi="BRH Devanagari Extra" w:cs="BRH Devanagari Extra"/>
+                <w:color w:val="000000"/>
+                <w:sz w:val="40"/>
+                <w:szCs w:val="40"/>
+                <w:lang w:val="it-IT"/>
+              </w:rPr>
+              <w:t>ÍzÉ</w:t>
+            </w:r>
+            <w:r>
+              <w:rPr>
+                <w:rFonts w:ascii="BRH Malayalam Extra" w:hAnsi="BRH Malayalam Extra" w:cs="BRH Devanagari Extra"/>
+                <w:b/>
+                <w:color w:val="000000"/>
+                <w:sz w:val="32"/>
+                <w:szCs w:val="40"/>
+                <w:lang w:val="it-IT"/>
+              </w:rPr>
+              <w:t>–</w:t>
+            </w:r>
+            <w:r>
+              <w:rPr>
+                <w:rFonts w:ascii="BRH Devanagari Extra" w:hAnsi="BRH Devanagari Extra" w:cs="BRH Devanagari Extra"/>
+                <w:color w:val="000000"/>
+                <w:sz w:val="40"/>
+                <w:szCs w:val="40"/>
+                <w:lang w:val="it-IT"/>
+              </w:rPr>
+              <w:t>Ì§É</w:t>
+            </w:r>
+            <w:r>
+              <w:rPr>
+                <w:rFonts w:ascii="BRH Malayalam Extra" w:hAnsi="BRH Malayalam Extra" w:cs="BRH Devanagari Extra"/>
+                <w:b/>
+                <w:color w:val="000000"/>
+                <w:sz w:val="32"/>
+                <w:szCs w:val="40"/>
+                <w:lang w:val="it-IT"/>
+              </w:rPr>
+              <w:t>–</w:t>
+            </w:r>
+            <w:r>
+              <w:rPr>
+                <w:rFonts w:ascii="BRH Devanagari Extra" w:hAnsi="BRH Devanagari Extra" w:cs="BRH Devanagari Extra"/>
+                <w:color w:val="000000"/>
+                <w:sz w:val="40"/>
+                <w:szCs w:val="40"/>
+                <w:lang w:val="it-IT"/>
+              </w:rPr>
+              <w:t xml:space="preserve">rÉÈ | </w:t>
+            </w:r>
+          </w:p>
+          <w:p>
+            <w:pPr>
+              <w:widowControl w:val="0"/>
+              <w:autoSpaceDE w:val="0"/>
+              <w:autoSpaceDN w:val="0"/>
+              <w:adjustRightInd w:val="0"/>
+              <w:spacing w:before="0" w:line="240" w:lineRule="auto"/>
+              <w:rPr>
+                <w:rFonts w:ascii="BRH Devanagari Extra" w:hAnsi="BRH Devanagari Extra" w:cs="BRH Devanagari Extra"/>
+                <w:color w:val="000000"/>
+                <w:sz w:val="40"/>
+                <w:szCs w:val="40"/>
+                <w:lang w:val="it-IT"/>
+              </w:rPr>
+            </w:pPr>
+            <w:r>
+              <w:rPr>
+                <w:rFonts w:ascii="BRH Devanagari Extra" w:hAnsi="BRH Devanagari Extra" w:cs="BRH Devanagari Extra"/>
+                <w:color w:val="000000"/>
+                <w:sz w:val="40"/>
+                <w:szCs w:val="40"/>
+                <w:lang w:val="it-IT"/>
+              </w:rPr>
+              <w:t>A</w:t>
+            </w:r>
+            <w:r>
+              <w:rPr>
+                <w:rFonts w:ascii="BRH Malayalam Extra" w:hAnsi="BRH Malayalam Extra" w:cs="BRH Devanagari Extra"/>
+                <w:b/>
+                <w:color w:val="000000"/>
+                <w:sz w:val="32"/>
+                <w:szCs w:val="40"/>
+                <w:lang w:val="it-IT"/>
+              </w:rPr>
+              <w:t>–</w:t>
+            </w:r>
+            <w:r>
+              <w:rPr>
+                <w:rFonts w:ascii="BRH Devanagari Extra" w:hAnsi="BRH Devanagari Extra" w:cs="BRH Devanagari Extra"/>
+                <w:color w:val="000000"/>
+                <w:sz w:val="40"/>
+                <w:szCs w:val="40"/>
+                <w:lang w:val="it-IT"/>
+              </w:rPr>
+              <w:t>mÉëÉ</w:t>
+            </w:r>
+            <w:r>
+              <w:rPr>
+                <w:rFonts w:ascii="BRH Malayalam Extra" w:hAnsi="BRH Malayalam Extra" w:cs="BRH Devanagari Extra"/>
+                <w:b/>
+                <w:color w:val="000000"/>
+                <w:sz w:val="32"/>
+                <w:szCs w:val="40"/>
+                <w:lang w:val="it-IT"/>
+              </w:rPr>
+              <w:t>–</w:t>
+            </w:r>
+            <w:r>
+              <w:rPr>
+                <w:rFonts w:ascii="BRH Devanagari Extra" w:hAnsi="BRH Devanagari Extra" w:cs="BRH Devanagari Extra"/>
+                <w:color w:val="000000"/>
+                <w:sz w:val="40"/>
+                <w:szCs w:val="40"/>
+                <w:lang w:val="it-IT"/>
+              </w:rPr>
+              <w:t>ÍzÉ</w:t>
+            </w:r>
+            <w:r>
+              <w:rPr>
+                <w:rFonts w:ascii="BRH Malayalam Extra" w:hAnsi="BRH Malayalam Extra" w:cs="BRH Devanagari Extra"/>
+                <w:b/>
+                <w:color w:val="000000"/>
+                <w:sz w:val="32"/>
+                <w:szCs w:val="40"/>
+                <w:lang w:val="it-IT"/>
+              </w:rPr>
+              <w:t>–</w:t>
+            </w:r>
+            <w:r>
+              <w:rPr>
+                <w:rFonts w:ascii="BRH Devanagari Extra" w:hAnsi="BRH Devanagari Extra" w:cs="BRH Devanagari Extra"/>
+                <w:color w:val="000000"/>
+                <w:sz w:val="40"/>
+                <w:szCs w:val="40"/>
+                <w:lang w:val="it-IT"/>
+              </w:rPr>
+              <w:t>Ì§É</w:t>
+            </w:r>
+            <w:r>
+              <w:rPr>
+                <w:rFonts w:ascii="BRH Malayalam Extra" w:hAnsi="BRH Malayalam Extra" w:cs="BRH Devanagari Extra"/>
+                <w:b/>
+                <w:color w:val="000000"/>
+                <w:sz w:val="32"/>
+                <w:szCs w:val="40"/>
+                <w:lang w:val="it-IT"/>
+              </w:rPr>
+              <w:t>–</w:t>
+            </w:r>
+            <w:r>
+              <w:rPr>
+                <w:rFonts w:ascii="BRH Devanagari Extra" w:hAnsi="BRH Devanagari Extra" w:cs="BRH Devanagari Extra"/>
+                <w:color w:val="000000"/>
+                <w:sz w:val="40"/>
+                <w:szCs w:val="40"/>
+                <w:lang w:val="it-IT"/>
+              </w:rPr>
+              <w:t>rÉÉå uÉæ |</w:t>
+            </w:r>
+          </w:p>
+        </w:tc>
+      </w:tr>
+      <w:tr>
+        <w:trPr>
+          <w:trHeight w:val="1692"/>
+        </w:trPr>
+        <w:tc>
+          <w:tcPr>
+            <w:tcW w:w="4048" w:type="dxa"/>
+          </w:tcPr>
+          <w:p>
+            <w:pPr>
+              <w:widowControl w:val="0"/>
+              <w:tabs>
+                <w:tab w:val="left" w:pos="993"/>
+              </w:tabs>
+              <w:autoSpaceDE w:val="0"/>
+              <w:autoSpaceDN w:val="0"/>
+              <w:adjustRightInd w:val="0"/>
+              <w:spacing w:before="0" w:line="240" w:lineRule="auto"/>
+              <w:ind w:right="297"/>
+              <w:rPr>
+                <w:rFonts w:cs="Arial"/>
+                <w:b/>
+                <w:color w:val="000000"/>
+                <w:sz w:val="28"/>
+                <w:szCs w:val="32"/>
+              </w:rPr>
+            </w:pPr>
+            <w:r>
+              <w:rPr>
+                <w:rFonts w:cs="Arial"/>
+                <w:b/>
+                <w:color w:val="000000"/>
+                <w:sz w:val="28"/>
+                <w:szCs w:val="32"/>
+              </w:rPr>
+              <w:t>T.S.2.</w:t>
+            </w:r>
+            <w:r>
+              <w:rPr>
+                <w:rFonts w:cs="Arial"/>
+                <w:b/>
+                <w:color w:val="000000"/>
+                <w:sz w:val="28"/>
+                <w:szCs w:val="32"/>
+              </w:rPr>
               <w:t xml:space="preserve">6.9.1 </w:t>
             </w:r>
             <w:r>
@@ -3829,6 +4989,7 @@
                 <w:sz w:val="28"/>
                 <w:szCs w:val="32"/>
               </w:rPr>
+              <w:lastRenderedPageBreak/>
               <w:t>T.S.2.6.10.1 – Kramam</w:t>
             </w:r>
           </w:p>
@@ -4704,7 +5865,6 @@
                 <w:sz w:val="28"/>
                 <w:szCs w:val="32"/>
               </w:rPr>
-              <w:lastRenderedPageBreak/>
               <w:t>T.S.2.6.</w:t>
             </w:r>
             <w:r>
@@ -5852,6 +7012,7 @@
                 <w:sz w:val="32"/>
                 <w:szCs w:val="32"/>
               </w:rPr>
+              <w:lastRenderedPageBreak/>
               <w:t>Reference</w:t>
             </w:r>
           </w:p>
@@ -5874,6 +7035,7 @@
                 <w:sz w:val="32"/>
                 <w:szCs w:val="32"/>
               </w:rPr>
+              <w:lastRenderedPageBreak/>
               <w:t>As Printed</w:t>
             </w:r>
           </w:p>
@@ -7163,7 +8325,6 @@
                 <w:sz w:val="28"/>
                 <w:szCs w:val="32"/>
               </w:rPr>
-              <w:lastRenderedPageBreak/>
               <w:t>T.S.2.</w:t>
             </w:r>
             <w:r>
@@ -8774,6 +9935,7 @@
                 <w:sz w:val="32"/>
                 <w:szCs w:val="32"/>
               </w:rPr>
+              <w:lastRenderedPageBreak/>
               <w:t>Reference</w:t>
             </w:r>
           </w:p>
@@ -8796,6 +9958,7 @@
                 <w:sz w:val="32"/>
                 <w:szCs w:val="32"/>
               </w:rPr>
+              <w:lastRenderedPageBreak/>
               <w:t>As Printed</w:t>
             </w:r>
           </w:p>
@@ -9664,7 +10827,6 @@
           <w:szCs w:val="32"/>
           <w:u w:val="single"/>
         </w:rPr>
-        <w:lastRenderedPageBreak/>
         <w:t xml:space="preserve">TS </w:t>
       </w:r>
       <w:r>
@@ -11098,6 +12260,7 @@
                 <w:sz w:val="28"/>
                 <w:szCs w:val="32"/>
               </w:rPr>
+              <w:lastRenderedPageBreak/>
               <w:t>T.S.2.</w:t>
             </w:r>
             <w:r>
@@ -12243,7 +13406,6 @@
                 <w:sz w:val="28"/>
                 <w:szCs w:val="32"/>
               </w:rPr>
-              <w:lastRenderedPageBreak/>
               <w:t>9 &amp;10</w:t>
             </w:r>
           </w:p>
@@ -12341,7 +13503,6 @@
                 <w:sz w:val="40"/>
                 <w:szCs w:val="40"/>
               </w:rPr>
-              <w:lastRenderedPageBreak/>
               <w:t>ÍkÉë</w:t>
             </w:r>
             <w:r>
@@ -12453,7 +13614,6 @@
                 <w:sz w:val="40"/>
                 <w:szCs w:val="40"/>
               </w:rPr>
-              <w:lastRenderedPageBreak/>
               <w:t>oÉ×Wû</w:t>
             </w:r>
             <w:r>
@@ -12512,7 +13672,6 @@
                 <w:sz w:val="40"/>
                 <w:szCs w:val="40"/>
               </w:rPr>
-              <w:lastRenderedPageBreak/>
               <w:t>ÍkÉë</w:t>
             </w:r>
             <w:r>
@@ -12622,7 +13781,6 @@
                 <w:sz w:val="40"/>
                 <w:szCs w:val="40"/>
               </w:rPr>
-              <w:lastRenderedPageBreak/>
               <w:t>oÉ×Wû</w:t>
             </w:r>
             <w:r>
@@ -12692,7 +13850,6 @@
                 <w:sz w:val="28"/>
                 <w:szCs w:val="32"/>
               </w:rPr>
-              <w:lastRenderedPageBreak/>
               <w:t>T</w:t>
             </w:r>
             <w:r>
@@ -13851,6 +15008,7 @@
                 <w:sz w:val="40"/>
                 <w:szCs w:val="40"/>
               </w:rPr>
+              <w:lastRenderedPageBreak/>
               <w:t>mÉëxÉÔÿ</w:t>
             </w:r>
             <w:r>
@@ -13958,6 +15116,7 @@
                 <w:sz w:val="40"/>
                 <w:szCs w:val="40"/>
               </w:rPr>
+              <w:lastRenderedPageBreak/>
               <w:t>mÉëxÉÔÿirÉÉ A</w:t>
             </w:r>
             <w:r>
@@ -14001,6 +15160,7 @@
                 <w:sz w:val="40"/>
                 <w:szCs w:val="40"/>
               </w:rPr>
+              <w:lastRenderedPageBreak/>
               <w:t>mÉëxÉÔÿ</w:t>
             </w:r>
             <w:r>
@@ -14130,6 +15290,7 @@
                 <w:sz w:val="28"/>
                 <w:szCs w:val="32"/>
               </w:rPr>
+              <w:lastRenderedPageBreak/>
               <w:t>T</w:t>
             </w:r>
             <w:r>
@@ -14883,7 +16044,6 @@
                 <w:sz w:val="28"/>
                 <w:szCs w:val="32"/>
               </w:rPr>
-              <w:lastRenderedPageBreak/>
               <w:t>T</w:t>
             </w:r>
             <w:r>
@@ -16344,6 +17504,7 @@
                 <w:sz w:val="28"/>
                 <w:szCs w:val="32"/>
               </w:rPr>
+              <w:lastRenderedPageBreak/>
               <w:t>T</w:t>
             </w:r>
             <w:r>
@@ -18256,7 +19417,6 @@
           <w:szCs w:val="40"/>
           <w:lang w:val="en-IN" w:eastAsia="en-IN"/>
         </w:rPr>
-        <w:lastRenderedPageBreak/>
         <w:t xml:space="preserve">"zlÉ" </w:t>
       </w:r>
       <w:r>

--- a/TS-Kramam/TS-2.6/TS 2.6 Sanskrit Krama Paatam Corrections.docx
+++ b/TS-Kramam/TS-2.6/TS 2.6 Sanskrit Krama Paatam Corrections.docx
@@ -5272,7 +5272,7 @@
       </w:tr>
       <w:tr>
         <w:trPr>
-          <w:trHeight w:val="1091"/>
+          <w:trHeight w:val="1657"/>
         </w:trPr>
         <w:tc>
           <w:tcPr>
@@ -5303,7 +5303,25 @@
                 <w:sz w:val="28"/>
                 <w:szCs w:val="32"/>
               </w:rPr>
-              <w:t>T.S.2.6.11.2 – Kramam</w:t>
+              <w:t>T.S.2.6.</w:t>
+            </w:r>
+            <w:r>
+              <w:rPr>
+                <w:rFonts w:cs="Arial"/>
+                <w:b/>
+                <w:sz w:val="28"/>
+                <w:szCs w:val="32"/>
+              </w:rPr>
+              <w:t>10.2</w:t>
+            </w:r>
+            <w:r>
+              <w:rPr>
+                <w:rFonts w:cs="Arial"/>
+                <w:b/>
+                <w:sz w:val="28"/>
+                <w:szCs w:val="32"/>
+              </w:rPr>
+              <w:t xml:space="preserve"> – Kramam</w:t>
             </w:r>
           </w:p>
           <w:p>
@@ -5322,16 +5340,28 @@
                 <w:b/>
                 <w:sz w:val="28"/>
                 <w:szCs w:val="32"/>
-              </w:rPr>
-            </w:pPr>
-            <w:r>
-              <w:rPr>
-                <w:rFonts w:cs="Arial"/>
-                <w:b/>
-                <w:sz w:val="28"/>
-                <w:szCs w:val="32"/>
-              </w:rPr>
-              <w:t>Krama Vaakyam No.- 14</w:t>
+                <w:lang w:val="en-IN"/>
+              </w:rPr>
+            </w:pPr>
+            <w:r>
+              <w:rPr>
+                <w:rFonts w:cs="Arial"/>
+                <w:b/>
+                <w:sz w:val="28"/>
+                <w:szCs w:val="32"/>
+                <w:lang w:val="en-IN"/>
+              </w:rPr>
+              <w:t xml:space="preserve">Krama Vaakyam No.- </w:t>
+            </w:r>
+            <w:r>
+              <w:rPr>
+                <w:rFonts w:cs="Arial"/>
+                <w:b/>
+                <w:sz w:val="28"/>
+                <w:szCs w:val="32"/>
+                <w:lang w:val="en-IN"/>
+              </w:rPr>
+              <w:t>4</w:t>
             </w:r>
           </w:p>
           <w:p>
@@ -5358,6 +5388,7 @@
                 <w:b/>
                 <w:sz w:val="28"/>
                 <w:szCs w:val="32"/>
+                <w:lang w:val="it-IT"/>
               </w:rPr>
               <w:t>Panchaati No</w:t>
             </w:r>
@@ -5366,6 +5397,7 @@
                 <w:rFonts w:cs="Arial"/>
                 <w:b/>
                 <w:szCs w:val="32"/>
+                <w:lang w:val="it-IT"/>
               </w:rPr>
               <w:t>. -</w:t>
             </w:r>
@@ -5375,8 +5407,19 @@
                 <w:b/>
                 <w:sz w:val="28"/>
                 <w:szCs w:val="28"/>
-              </w:rPr>
-              <w:t xml:space="preserve"> 62</w:t>
+                <w:lang w:val="it-IT"/>
+              </w:rPr>
+              <w:t xml:space="preserve"> 5</w:t>
+            </w:r>
+            <w:r>
+              <w:rPr>
+                <w:rFonts w:cs="Arial"/>
+                <w:b/>
+                <w:sz w:val="28"/>
+                <w:szCs w:val="28"/>
+                <w:lang w:val="it-IT"/>
+              </w:rPr>
+              <w:t>8</w:t>
             </w:r>
           </w:p>
         </w:tc>
@@ -5393,85 +5436,205 @@
               <w:spacing w:before="0" w:line="240" w:lineRule="auto"/>
               <w:rPr>
                 <w:rFonts w:ascii="BRH Devanagari Extra" w:hAnsi="BRH Devanagari Extra" w:cs="BRH Devanagari Extra"/>
-                <w:sz w:val="40"/>
-                <w:szCs w:val="40"/>
-              </w:rPr>
-            </w:pPr>
-            <w:r>
-              <w:rPr>
-                <w:rFonts w:ascii="BRH Devanagari Extra" w:hAnsi="BRH Devanagari Extra" w:cs="BRH Devanagari Extra"/>
-                <w:sz w:val="40"/>
-                <w:szCs w:val="40"/>
-              </w:rPr>
-              <w:t>MüqÉÑþ | E</w:t>
-            </w:r>
-            <w:r>
-              <w:rPr>
-                <w:rFonts w:ascii="BRH Malayalam Extra" w:hAnsi="BRH Malayalam Extra" w:cs="BRH Devanagari Extra"/>
-                <w:b/>
-                <w:sz w:val="32"/>
-                <w:szCs w:val="40"/>
-              </w:rPr>
-              <w:t>–</w:t>
-            </w:r>
-            <w:r>
-              <w:rPr>
-                <w:rFonts w:ascii="BRH Devanagari Extra" w:hAnsi="BRH Devanagari Extra" w:cs="BRH Devanagari Extra"/>
-                <w:sz w:val="40"/>
-                <w:szCs w:val="40"/>
-              </w:rPr>
-              <w:t xml:space="preserve"> </w:t>
-            </w:r>
-            <w:r>
-              <w:rPr>
-                <w:rFonts w:ascii="BRH Devanagari Extra" w:hAnsi="BRH Devanagari Extra" w:cs="BRH Devanagari Extra"/>
-                <w:sz w:val="40"/>
+                <w:color w:val="000000"/>
+                <w:sz w:val="40"/>
+                <w:szCs w:val="40"/>
+              </w:rPr>
+            </w:pPr>
+            <w:r>
+              <w:rPr>
+                <w:rFonts w:ascii="BRH Devanagari Extra" w:hAnsi="BRH Devanagari Extra" w:cs="BRH Devanagari Extra"/>
+                <w:color w:val="000000"/>
+                <w:sz w:val="40"/>
+                <w:szCs w:val="40"/>
+              </w:rPr>
+              <w:t>A</w:t>
+            </w:r>
+            <w:r>
+              <w:rPr>
+                <w:rFonts w:ascii="BRH Malayalam Extra" w:hAnsi="BRH Malayalam Extra" w:cs="BRH Devanagari Extra"/>
+                <w:b/>
+                <w:color w:val="000000"/>
+                <w:sz w:val="32"/>
+                <w:szCs w:val="40"/>
+              </w:rPr>
+              <w:t>–</w:t>
+            </w:r>
+            <w:r>
+              <w:rPr>
+                <w:rFonts w:ascii="BRH Devanagari Extra" w:hAnsi="BRH Devanagari Extra" w:cs="BRH Devanagari Extra"/>
+                <w:color w:val="000000"/>
+                <w:sz w:val="40"/>
+                <w:szCs w:val="40"/>
+              </w:rPr>
+              <w:t>mÉ</w:t>
+            </w:r>
+            <w:r>
+              <w:rPr>
+                <w:rFonts w:ascii="BRH Malayalam Extra" w:hAnsi="BRH Malayalam Extra" w:cs="BRH Devanagari Extra"/>
+                <w:b/>
+                <w:color w:val="000000"/>
+                <w:sz w:val="32"/>
+                <w:szCs w:val="40"/>
+              </w:rPr>
+              <w:t>–</w:t>
+            </w:r>
+            <w:r>
+              <w:rPr>
+                <w:rFonts w:ascii="BRH Devanagari Extra" w:hAnsi="BRH Devanagari Extra" w:cs="BRH Devanagari Extra"/>
+                <w:color w:val="000000"/>
+                <w:sz w:val="40"/>
+                <w:szCs w:val="40"/>
+              </w:rPr>
+              <w:t>aÉÑ</w:t>
+            </w:r>
+            <w:r>
+              <w:rPr>
+                <w:rFonts w:ascii="BRH Malayalam Extra" w:hAnsi="BRH Malayalam Extra" w:cs="BRH Devanagari Extra"/>
+                <w:b/>
+                <w:color w:val="000000"/>
+                <w:sz w:val="32"/>
+                <w:szCs w:val="40"/>
+              </w:rPr>
+              <w:t>–</w:t>
+            </w:r>
+            <w:r>
+              <w:rPr>
+                <w:rFonts w:ascii="BRH Devanagari Extra" w:hAnsi="BRH Devanagari Extra" w:cs="BRH Devanagari Extra"/>
+                <w:color w:val="000000"/>
+                <w:sz w:val="40"/>
+                <w:szCs w:val="40"/>
+              </w:rPr>
+              <w:t>UÉiÉæþ zÉ</w:t>
+            </w:r>
+            <w:r>
+              <w:rPr>
+                <w:rFonts w:ascii="BRH Malayalam Extra" w:hAnsi="BRH Malayalam Extra" w:cs="BRH Devanagari Extra"/>
+                <w:b/>
+                <w:color w:val="000000"/>
+                <w:sz w:val="32"/>
+                <w:szCs w:val="40"/>
+              </w:rPr>
+              <w:t>–</w:t>
+            </w:r>
+            <w:r>
+              <w:rPr>
+                <w:rFonts w:ascii="BRH Devanagari Extra" w:hAnsi="BRH Devanagari Extra" w:cs="BRH Devanagari Extra"/>
+                <w:color w:val="000000"/>
+                <w:sz w:val="40"/>
+                <w:szCs w:val="40"/>
+              </w:rPr>
+              <w:t xml:space="preserve">iÉålÉþ | </w:t>
+            </w:r>
+          </w:p>
+          <w:p>
+            <w:pPr>
+              <w:widowControl w:val="0"/>
+              <w:autoSpaceDE w:val="0"/>
+              <w:autoSpaceDN w:val="0"/>
+              <w:adjustRightInd w:val="0"/>
+              <w:spacing w:before="0" w:line="240" w:lineRule="auto"/>
+              <w:rPr>
+                <w:rFonts w:ascii="BRH Malayalam Extra" w:hAnsi="BRH Malayalam Extra" w:cs="BRH Malayalam Extra"/>
+                <w:sz w:val="40"/>
+                <w:szCs w:val="40"/>
+              </w:rPr>
+            </w:pPr>
+            <w:r>
+              <w:rPr>
+                <w:rFonts w:ascii="BRH Devanagari Extra" w:hAnsi="BRH Devanagari Extra" w:cs="BRH Devanagari Extra"/>
+                <w:color w:val="000000"/>
+                <w:sz w:val="40"/>
+                <w:szCs w:val="40"/>
+              </w:rPr>
+              <w:t>A</w:t>
+            </w:r>
+            <w:r>
+              <w:rPr>
+                <w:rFonts w:ascii="BRH Malayalam Extra" w:hAnsi="BRH Malayalam Extra" w:cs="BRH Devanagari Extra"/>
+                <w:b/>
+                <w:color w:val="000000"/>
+                <w:sz w:val="32"/>
+                <w:szCs w:val="40"/>
+              </w:rPr>
+              <w:t>–</w:t>
+            </w:r>
+            <w:r>
+              <w:rPr>
+                <w:rFonts w:ascii="BRH Devanagari Extra" w:hAnsi="BRH Devanagari Extra" w:cs="BRH Devanagari Extra"/>
+                <w:color w:val="000000"/>
+                <w:sz w:val="40"/>
+                <w:szCs w:val="40"/>
+              </w:rPr>
+              <w:t>mÉ</w:t>
+            </w:r>
+            <w:r>
+              <w:rPr>
+                <w:rFonts w:ascii="BRH Malayalam Extra" w:hAnsi="BRH Malayalam Extra" w:cs="BRH Devanagari Extra"/>
+                <w:b/>
+                <w:color w:val="000000"/>
+                <w:sz w:val="32"/>
                 <w:szCs w:val="40"/>
                 <w:highlight w:val="yellow"/>
               </w:rPr>
-              <w:t>Îxu</w:t>
-            </w:r>
-            <w:r>
-              <w:rPr>
-                <w:rFonts w:ascii="BRH Devanagari Extra" w:hAnsi="BRH Devanagari Extra" w:cs="BRH Devanagari Extra"/>
-                <w:sz w:val="40"/>
-                <w:szCs w:val="40"/>
-              </w:rPr>
-              <w:t>É</w:t>
-            </w:r>
-            <w:r>
-              <w:rPr>
-                <w:rFonts w:ascii="BRH Malayalam Extra" w:hAnsi="BRH Malayalam Extra" w:cs="BRH Devanagari Extra"/>
-                <w:b/>
-                <w:sz w:val="32"/>
-                <w:szCs w:val="40"/>
-              </w:rPr>
-              <w:t>–</w:t>
-            </w:r>
-            <w:r>
-              <w:rPr>
-                <w:rFonts w:ascii="BRH Devanagari Extra" w:hAnsi="BRH Devanagari Extra" w:cs="BRH Devanagari Extra"/>
-                <w:sz w:val="40"/>
-                <w:szCs w:val="40"/>
-              </w:rPr>
-              <w:t>iÉç</w:t>
-            </w:r>
-            <w:r>
-              <w:rPr>
-                <w:rFonts w:ascii="BRH Malayalam Extra" w:hAnsi="BRH Malayalam Extra" w:cs="BRH Devanagari Extra"/>
-                <w:b/>
-                <w:sz w:val="32"/>
-                <w:szCs w:val="40"/>
-              </w:rPr>
-              <w:t>–</w:t>
-            </w:r>
-            <w:r>
-              <w:rPr>
-                <w:rFonts w:ascii="BRH Devanagari Extra" w:hAnsi="BRH Devanagari Extra" w:cs="BRH Devanagari Extra"/>
-                <w:sz w:val="40"/>
-                <w:szCs w:val="40"/>
-              </w:rPr>
-              <w:t xml:space="preserve"> |</w:t>
+              <w:t>–</w:t>
+            </w:r>
+            <w:r>
+              <w:rPr>
+                <w:rFonts w:ascii="BRH Devanagari Extra" w:hAnsi="BRH Devanagari Extra" w:cs="BRH Devanagari Extra"/>
+                <w:color w:val="000000"/>
+                <w:sz w:val="40"/>
+                <w:szCs w:val="40"/>
+                <w:highlight w:val="yellow"/>
+              </w:rPr>
+              <w:t>a</w:t>
+            </w:r>
+            <w:r>
+              <w:rPr>
+                <w:rFonts w:ascii="BRH Devanagari Extra" w:hAnsi="BRH Devanagari Extra" w:cs="BRH Devanagari Extra"/>
+                <w:color w:val="000000"/>
+                <w:sz w:val="40"/>
+                <w:szCs w:val="40"/>
+              </w:rPr>
+              <w:t>ÉÑUÉiÉÉ</w:t>
+            </w:r>
+            <w:r>
+              <w:rPr>
+                <w:rFonts w:ascii="BRH Malayalam Extra" w:hAnsi="BRH Malayalam Extra" w:cs="BRH Devanagari Extra"/>
+                <w:b/>
+                <w:color w:val="000000"/>
+                <w:sz w:val="32"/>
+                <w:szCs w:val="40"/>
+              </w:rPr>
+              <w:t>–</w:t>
+            </w:r>
+            <w:r>
+              <w:rPr>
+                <w:rFonts w:ascii="BRH Devanagari Extra" w:hAnsi="BRH Devanagari Extra" w:cs="BRH Devanagari Extra"/>
+                <w:color w:val="000000"/>
+                <w:sz w:val="40"/>
+                <w:szCs w:val="40"/>
+              </w:rPr>
+              <w:t xml:space="preserve"> CirÉþmÉ-aÉÑ</w:t>
+            </w:r>
+            <w:r>
+              <w:rPr>
+                <w:rFonts w:ascii="BRH Malayalam Extra" w:hAnsi="BRH Malayalam Extra" w:cs="BRH Devanagari Extra"/>
+                <w:b/>
+                <w:color w:val="000000"/>
+                <w:sz w:val="32"/>
+                <w:szCs w:val="40"/>
+              </w:rPr>
+              <w:t>–</w:t>
+            </w:r>
+            <w:r>
+              <w:rPr>
+                <w:rFonts w:ascii="BRH Devanagari Extra" w:hAnsi="BRH Devanagari Extra" w:cs="BRH Devanagari Extra"/>
+                <w:color w:val="000000"/>
+                <w:sz w:val="40"/>
+                <w:szCs w:val="40"/>
+              </w:rPr>
+              <w:t>UÉiÉæÿ |</w:t>
             </w:r>
           </w:p>
         </w:tc>
@@ -5488,79 +5651,224 @@
               <w:spacing w:before="0" w:line="240" w:lineRule="auto"/>
               <w:rPr>
                 <w:rFonts w:ascii="BRH Devanagari Extra" w:hAnsi="BRH Devanagari Extra" w:cs="BRH Devanagari Extra"/>
-                <w:b/>
-                <w:bCs/>
-                <w:sz w:val="40"/>
-                <w:szCs w:val="40"/>
-              </w:rPr>
-            </w:pPr>
-            <w:r>
-              <w:rPr>
-                <w:rFonts w:ascii="BRH Devanagari Extra" w:hAnsi="BRH Devanagari Extra" w:cs="BRH Devanagari Extra"/>
-                <w:sz w:val="40"/>
-                <w:szCs w:val="40"/>
-              </w:rPr>
-              <w:t>MüqÉÑþ | E</w:t>
-            </w:r>
-            <w:r>
-              <w:rPr>
-                <w:rFonts w:ascii="BRH Malayalam Extra" w:hAnsi="BRH Malayalam Extra" w:cs="BRH Devanagari Extra"/>
-                <w:b/>
-                <w:sz w:val="32"/>
-                <w:szCs w:val="40"/>
-              </w:rPr>
-              <w:t xml:space="preserve">– </w:t>
-            </w:r>
-            <w:r>
-              <w:rPr>
-                <w:rFonts w:ascii="BRH Devanagari Extra" w:hAnsi="BRH Devanagari Extra" w:cs="BRH Devanagari Extra"/>
+                <w:color w:val="000000"/>
+                <w:sz w:val="40"/>
+                <w:szCs w:val="40"/>
+              </w:rPr>
+            </w:pPr>
+            <w:r>
+              <w:rPr>
+                <w:rFonts w:ascii="BRH Devanagari Extra" w:hAnsi="BRH Devanagari Extra" w:cs="BRH Devanagari Extra"/>
+                <w:color w:val="000000"/>
+                <w:sz w:val="40"/>
+                <w:szCs w:val="40"/>
+              </w:rPr>
+              <w:t>A</w:t>
+            </w:r>
+            <w:r>
+              <w:rPr>
+                <w:rFonts w:ascii="BRH Malayalam Extra" w:hAnsi="BRH Malayalam Extra" w:cs="BRH Devanagari Extra"/>
+                <w:b/>
+                <w:color w:val="000000"/>
+                <w:sz w:val="32"/>
+                <w:szCs w:val="40"/>
+              </w:rPr>
+              <w:t>–</w:t>
+            </w:r>
+            <w:r>
+              <w:rPr>
+                <w:rFonts w:ascii="BRH Devanagari Extra" w:hAnsi="BRH Devanagari Extra" w:cs="BRH Devanagari Extra"/>
+                <w:color w:val="000000"/>
+                <w:sz w:val="40"/>
+                <w:szCs w:val="40"/>
+              </w:rPr>
+              <w:t>mÉ</w:t>
+            </w:r>
+            <w:r>
+              <w:rPr>
+                <w:rFonts w:ascii="BRH Malayalam Extra" w:hAnsi="BRH Malayalam Extra" w:cs="BRH Devanagari Extra"/>
+                <w:b/>
+                <w:color w:val="000000"/>
+                <w:sz w:val="32"/>
+                <w:szCs w:val="40"/>
+              </w:rPr>
+              <w:t>–</w:t>
+            </w:r>
+            <w:r>
+              <w:rPr>
+                <w:rFonts w:ascii="BRH Devanagari Extra" w:hAnsi="BRH Devanagari Extra" w:cs="BRH Devanagari Extra"/>
+                <w:color w:val="000000"/>
+                <w:sz w:val="40"/>
+                <w:szCs w:val="40"/>
+              </w:rPr>
+              <w:t>aÉÑ</w:t>
+            </w:r>
+            <w:r>
+              <w:rPr>
+                <w:rFonts w:ascii="BRH Malayalam Extra" w:hAnsi="BRH Malayalam Extra" w:cs="BRH Devanagari Extra"/>
+                <w:b/>
+                <w:color w:val="000000"/>
+                <w:sz w:val="32"/>
+                <w:szCs w:val="40"/>
+              </w:rPr>
+              <w:t>–</w:t>
+            </w:r>
+            <w:r>
+              <w:rPr>
+                <w:rFonts w:ascii="BRH Devanagari Extra" w:hAnsi="BRH Devanagari Extra" w:cs="BRH Devanagari Extra"/>
+                <w:color w:val="000000"/>
+                <w:sz w:val="40"/>
+                <w:szCs w:val="40"/>
+              </w:rPr>
+              <w:t>UÉiÉæþ zÉ</w:t>
+            </w:r>
+            <w:r>
+              <w:rPr>
+                <w:rFonts w:ascii="BRH Malayalam Extra" w:hAnsi="BRH Malayalam Extra" w:cs="BRH Devanagari Extra"/>
+                <w:b/>
+                <w:color w:val="000000"/>
+                <w:sz w:val="32"/>
+                <w:szCs w:val="40"/>
+              </w:rPr>
+              <w:t>–</w:t>
+            </w:r>
+            <w:r>
+              <w:rPr>
+                <w:rFonts w:ascii="BRH Devanagari Extra" w:hAnsi="BRH Devanagari Extra" w:cs="BRH Devanagari Extra"/>
+                <w:color w:val="000000"/>
+                <w:sz w:val="40"/>
+                <w:szCs w:val="40"/>
+              </w:rPr>
+              <w:t xml:space="preserve">iÉålÉþ | </w:t>
+            </w:r>
+          </w:p>
+          <w:p>
+            <w:pPr>
+              <w:widowControl w:val="0"/>
+              <w:autoSpaceDE w:val="0"/>
+              <w:autoSpaceDN w:val="0"/>
+              <w:adjustRightInd w:val="0"/>
+              <w:spacing w:before="0" w:line="240" w:lineRule="auto"/>
+              <w:rPr>
+                <w:rFonts w:ascii="BRH Malayalam Extra" w:hAnsi="BRH Malayalam Extra" w:cs="BRH Malayalam Extra"/>
+                <w:color w:val="000000"/>
+                <w:sz w:val="40"/>
+                <w:szCs w:val="40"/>
+              </w:rPr>
+            </w:pPr>
+            <w:r>
+              <w:rPr>
+                <w:rFonts w:ascii="BRH Devanagari Extra" w:hAnsi="BRH Devanagari Extra" w:cs="BRH Devanagari Extra"/>
+                <w:color w:val="000000"/>
+                <w:sz w:val="40"/>
+                <w:szCs w:val="40"/>
+              </w:rPr>
+              <w:t>A</w:t>
+            </w:r>
+            <w:r>
+              <w:rPr>
+                <w:rFonts w:ascii="BRH Malayalam Extra" w:hAnsi="BRH Malayalam Extra" w:cs="BRH Devanagari Extra"/>
+                <w:b/>
+                <w:color w:val="000000"/>
+                <w:sz w:val="32"/>
+                <w:szCs w:val="40"/>
+              </w:rPr>
+              <w:t>–</w:t>
+            </w:r>
+            <w:r>
+              <w:rPr>
+                <w:rFonts w:ascii="BRH Devanagari Extra" w:hAnsi="BRH Devanagari Extra" w:cs="BRH Devanagari Extra"/>
+                <w:color w:val="000000"/>
+                <w:sz w:val="40"/>
+                <w:szCs w:val="40"/>
+              </w:rPr>
+              <w:t>mÉ</w:t>
+            </w:r>
+            <w:r>
+              <w:rPr>
+                <w:rFonts w:ascii="BRH Malayalam Extra" w:hAnsi="BRH Malayalam Extra" w:cs="BRH Devanagari Extra"/>
+                <w:b/>
+                <w:color w:val="000000"/>
+                <w:sz w:val="32"/>
+                <w:szCs w:val="40"/>
+              </w:rPr>
+              <w:t>–</w:t>
+            </w:r>
+            <w:r>
+              <w:rPr>
+                <w:rFonts w:ascii="BRH Devanagari Extra" w:hAnsi="BRH Devanagari Extra" w:cs="BRH Devanagari Extra"/>
+                <w:color w:val="000000"/>
                 <w:sz w:val="40"/>
                 <w:szCs w:val="40"/>
                 <w:highlight w:val="green"/>
               </w:rPr>
-              <w:t>Îwu</w:t>
-            </w:r>
-            <w:r>
-              <w:rPr>
-                <w:rFonts w:ascii="BRH Devanagari Extra" w:hAnsi="BRH Devanagari Extra" w:cs="BRH Devanagari Extra"/>
-                <w:sz w:val="40"/>
-                <w:szCs w:val="40"/>
-              </w:rPr>
-              <w:t>É</w:t>
-            </w:r>
-            <w:r>
-              <w:rPr>
-                <w:rFonts w:ascii="BRH Malayalam Extra" w:hAnsi="BRH Malayalam Extra" w:cs="BRH Devanagari Extra"/>
-                <w:b/>
-                <w:sz w:val="32"/>
-                <w:szCs w:val="40"/>
-              </w:rPr>
-              <w:t>–</w:t>
-            </w:r>
-            <w:r>
-              <w:rPr>
-                <w:rFonts w:ascii="BRH Devanagari Extra" w:hAnsi="BRH Devanagari Extra" w:cs="BRH Devanagari Extra"/>
-                <w:sz w:val="40"/>
-                <w:szCs w:val="40"/>
-              </w:rPr>
-              <w:t>iÉç</w:t>
-            </w:r>
-            <w:r>
-              <w:rPr>
-                <w:rFonts w:ascii="BRH Malayalam Extra" w:hAnsi="BRH Malayalam Extra" w:cs="BRH Devanagari Extra"/>
-                <w:b/>
-                <w:sz w:val="32"/>
-                <w:szCs w:val="40"/>
-              </w:rPr>
-              <w:t>–</w:t>
-            </w:r>
-            <w:r>
-              <w:rPr>
-                <w:rFonts w:ascii="BRH Devanagari Extra" w:hAnsi="BRH Devanagari Extra" w:cs="BRH Devanagari Extra"/>
-                <w:sz w:val="40"/>
-                <w:szCs w:val="40"/>
-              </w:rPr>
-              <w:t xml:space="preserve"> |</w:t>
+              <w:t>aÉ</w:t>
+            </w:r>
+            <w:r>
+              <w:rPr>
+                <w:rFonts w:ascii="BRH Devanagari Extra" w:hAnsi="BRH Devanagari Extra" w:cs="BRH Devanagari Extra"/>
+                <w:color w:val="000000"/>
+                <w:sz w:val="40"/>
+                <w:szCs w:val="40"/>
+              </w:rPr>
+              <w:t>Ñ</w:t>
+            </w:r>
+            <w:r>
+              <w:rPr>
+                <w:rFonts w:ascii="BRH Malayalam Extra" w:hAnsi="BRH Malayalam Extra" w:cs="BRH Devanagari Extra"/>
+                <w:b/>
+                <w:color w:val="000000"/>
+                <w:sz w:val="32"/>
+                <w:szCs w:val="40"/>
+              </w:rPr>
+              <w:t>–</w:t>
+            </w:r>
+            <w:r>
+              <w:rPr>
+                <w:rFonts w:ascii="BRH Devanagari Extra" w:hAnsi="BRH Devanagari Extra" w:cs="BRH Devanagari Extra"/>
+                <w:color w:val="000000"/>
+                <w:sz w:val="40"/>
+                <w:szCs w:val="40"/>
+              </w:rPr>
+              <w:t>UÉiÉÉ</w:t>
+            </w:r>
+            <w:r>
+              <w:rPr>
+                <w:rFonts w:ascii="BRH Malayalam Extra" w:hAnsi="BRH Malayalam Extra" w:cs="BRH Devanagari Extra"/>
+                <w:b/>
+                <w:color w:val="000000"/>
+                <w:sz w:val="32"/>
+                <w:szCs w:val="40"/>
+              </w:rPr>
+              <w:t>–</w:t>
+            </w:r>
+            <w:r>
+              <w:rPr>
+                <w:rFonts w:ascii="BRH Devanagari Extra" w:hAnsi="BRH Devanagari Extra" w:cs="BRH Devanagari Extra"/>
+                <w:color w:val="000000"/>
+                <w:sz w:val="40"/>
+                <w:szCs w:val="40"/>
+              </w:rPr>
+              <w:t xml:space="preserve"> CirÉþmÉ-aÉÑ</w:t>
+            </w:r>
+            <w:r>
+              <w:rPr>
+                <w:rFonts w:ascii="BRH Malayalam Extra" w:hAnsi="BRH Malayalam Extra" w:cs="BRH Devanagari Extra"/>
+                <w:b/>
+                <w:color w:val="000000"/>
+                <w:sz w:val="32"/>
+                <w:szCs w:val="40"/>
+              </w:rPr>
+              <w:t>–</w:t>
+            </w:r>
+            <w:r>
+              <w:rPr>
+                <w:rFonts w:ascii="BRH Devanagari Extra" w:hAnsi="BRH Devanagari Extra" w:cs="BRH Devanagari Extra"/>
+                <w:color w:val="000000"/>
+                <w:sz w:val="40"/>
+                <w:szCs w:val="40"/>
+              </w:rPr>
+              <w:t>UÉiÉæÿ |</w:t>
             </w:r>
           </w:p>
         </w:tc>
@@ -5626,7 +5934,7 @@
                 <w:sz w:val="28"/>
                 <w:szCs w:val="32"/>
               </w:rPr>
-              <w:t>Krama Vaakyam No.- 18</w:t>
+              <w:t>Krama Vaakyam No.- 14</w:t>
             </w:r>
           </w:p>
           <w:p>
@@ -5669,7 +5977,7 @@
                 <w:rFonts w:cs="Arial"/>
                 <w:b/>
                 <w:sz w:val="28"/>
-                <w:szCs w:val="36"/>
+                <w:szCs w:val="28"/>
               </w:rPr>
               <w:t xml:space="preserve"> 62</w:t>
             </w:r>
@@ -5698,41 +6006,24 @@
                 <w:sz w:val="40"/>
                 <w:szCs w:val="40"/>
               </w:rPr>
-              <w:t>xÉålÉþrÉÉ</w:t>
-            </w:r>
-            <w:r>
-              <w:rPr>
-                <w:rFonts w:ascii="BRH Malayalam Extra" w:hAnsi="BRH Malayalam Extra" w:cs="BRH Devanagari Extra"/>
-                <w:b/>
-                <w:sz w:val="32"/>
-                <w:szCs w:val="40"/>
-              </w:rPr>
-              <w:t>–</w:t>
-            </w:r>
-            <w:r>
-              <w:rPr>
-                <w:rFonts w:ascii="BRH Devanagari Extra" w:hAnsi="BRH Devanagari Extra" w:cs="BRH Devanagari Extra"/>
-                <w:sz w:val="40"/>
-                <w:szCs w:val="40"/>
-              </w:rPr>
-              <w:t>ÅalÉåÈ | A</w:t>
-            </w:r>
-            <w:r>
-              <w:rPr>
-                <w:rFonts w:ascii="BRH Malayalam Extra" w:hAnsi="BRH Malayalam Extra" w:cs="BRH Devanagari Extra"/>
-                <w:b/>
-                <w:sz w:val="32"/>
-                <w:szCs w:val="40"/>
-              </w:rPr>
-              <w:t>–</w:t>
-            </w:r>
-            <w:r>
-              <w:rPr>
-                <w:rFonts w:ascii="BRH Devanagari Extra" w:hAnsi="BRH Devanagari Extra" w:cs="BRH Devanagari Extra"/>
-                <w:sz w:val="40"/>
-                <w:szCs w:val="40"/>
-              </w:rPr>
-              <w:t>alÉ</w:t>
+              <w:t>MüqÉÑþ | E</w:t>
+            </w:r>
+            <w:r>
+              <w:rPr>
+                <w:rFonts w:ascii="BRH Malayalam Extra" w:hAnsi="BRH Malayalam Extra" w:cs="BRH Devanagari Extra"/>
+                <w:b/>
+                <w:sz w:val="32"/>
+                <w:szCs w:val="40"/>
+              </w:rPr>
+              <w:t>–</w:t>
+            </w:r>
+            <w:r>
+              <w:rPr>
+                <w:rFonts w:ascii="BRH Devanagari Extra" w:hAnsi="BRH Devanagari Extra" w:cs="BRH Devanagari Extra"/>
+                <w:sz w:val="40"/>
+                <w:szCs w:val="40"/>
+              </w:rPr>
+              <w:t xml:space="preserve"> </w:t>
             </w:r>
             <w:r>
               <w:rPr>
@@ -5741,15 +6032,49 @@
                 <w:szCs w:val="40"/>
                 <w:highlight w:val="yellow"/>
               </w:rPr>
-              <w:t>åUç A</w:t>
-            </w:r>
-            <w:r>
-              <w:rPr>
-                <w:rFonts w:ascii="BRH Devanagari Extra" w:hAnsi="BRH Devanagari Extra" w:cs="BRH Devanagari Extra"/>
-                <w:sz w:val="40"/>
-                <w:szCs w:val="40"/>
-              </w:rPr>
-              <w:t>mÉÉþMücÉ¤ÉxÉÈ |</w:t>
+              <w:t>Îxu</w:t>
+            </w:r>
+            <w:r>
+              <w:rPr>
+                <w:rFonts w:ascii="BRH Devanagari Extra" w:hAnsi="BRH Devanagari Extra" w:cs="BRH Devanagari Extra"/>
+                <w:sz w:val="40"/>
+                <w:szCs w:val="40"/>
+              </w:rPr>
+              <w:t>É</w:t>
+            </w:r>
+            <w:r>
+              <w:rPr>
+                <w:rFonts w:ascii="BRH Malayalam Extra" w:hAnsi="BRH Malayalam Extra" w:cs="BRH Devanagari Extra"/>
+                <w:b/>
+                <w:sz w:val="32"/>
+                <w:szCs w:val="40"/>
+              </w:rPr>
+              <w:t>–</w:t>
+            </w:r>
+            <w:r>
+              <w:rPr>
+                <w:rFonts w:ascii="BRH Devanagari Extra" w:hAnsi="BRH Devanagari Extra" w:cs="BRH Devanagari Extra"/>
+                <w:sz w:val="40"/>
+                <w:szCs w:val="40"/>
+              </w:rPr>
+              <w:t>iÉç</w:t>
+            </w:r>
+            <w:r>
+              <w:rPr>
+                <w:rFonts w:ascii="BRH Malayalam Extra" w:hAnsi="BRH Malayalam Extra" w:cs="BRH Devanagari Extra"/>
+                <w:b/>
+                <w:sz w:val="32"/>
+                <w:szCs w:val="40"/>
+              </w:rPr>
+              <w:t>–</w:t>
+            </w:r>
+            <w:r>
+              <w:rPr>
+                <w:rFonts w:ascii="BRH Devanagari Extra" w:hAnsi="BRH Devanagari Extra" w:cs="BRH Devanagari Extra"/>
+                <w:sz w:val="40"/>
+                <w:szCs w:val="40"/>
+              </w:rPr>
+              <w:t xml:space="preserve"> |</w:t>
             </w:r>
           </w:p>
         </w:tc>
@@ -5766,51 +6091,28 @@
               <w:spacing w:before="0" w:line="240" w:lineRule="auto"/>
               <w:rPr>
                 <w:rFonts w:ascii="BRH Devanagari Extra" w:hAnsi="BRH Devanagari Extra" w:cs="BRH Devanagari Extra"/>
-                <w:sz w:val="40"/>
-                <w:szCs w:val="40"/>
-              </w:rPr>
-            </w:pPr>
-            <w:r>
-              <w:rPr>
-                <w:rFonts w:ascii="BRH Devanagari Extra" w:hAnsi="BRH Devanagari Extra" w:cs="BRH Devanagari Extra"/>
-                <w:sz w:val="40"/>
-                <w:szCs w:val="40"/>
-              </w:rPr>
-              <w:t>xÉålÉþrÉÉ</w:t>
-            </w:r>
-            <w:r>
-              <w:rPr>
-                <w:rFonts w:ascii="BRH Malayalam Extra" w:hAnsi="BRH Malayalam Extra" w:cs="BRH Devanagari Extra"/>
-                <w:b/>
-                <w:sz w:val="32"/>
-                <w:szCs w:val="40"/>
-              </w:rPr>
-              <w:t>–</w:t>
-            </w:r>
-            <w:r>
-              <w:rPr>
-                <w:rFonts w:ascii="BRH Devanagari Extra" w:hAnsi="BRH Devanagari Extra" w:cs="BRH Devanagari Extra"/>
-                <w:sz w:val="40"/>
-                <w:szCs w:val="40"/>
-              </w:rPr>
-              <w:t>ÅalÉåÈ | A</w:t>
-            </w:r>
-            <w:r>
-              <w:rPr>
-                <w:rFonts w:ascii="BRH Malayalam Extra" w:hAnsi="BRH Malayalam Extra" w:cs="BRH Devanagari Extra"/>
-                <w:b/>
-                <w:sz w:val="32"/>
-                <w:szCs w:val="40"/>
-              </w:rPr>
-              <w:t>–</w:t>
-            </w:r>
-            <w:r>
-              <w:rPr>
-                <w:rFonts w:ascii="BRH Devanagari Extra" w:hAnsi="BRH Devanagari Extra" w:cs="BRH Devanagari Extra"/>
-                <w:sz w:val="40"/>
-                <w:szCs w:val="40"/>
-              </w:rPr>
-              <w:t>alÉ</w:t>
+                <w:b/>
+                <w:bCs/>
+                <w:sz w:val="40"/>
+                <w:szCs w:val="40"/>
+              </w:rPr>
+            </w:pPr>
+            <w:r>
+              <w:rPr>
+                <w:rFonts w:ascii="BRH Devanagari Extra" w:hAnsi="BRH Devanagari Extra" w:cs="BRH Devanagari Extra"/>
+                <w:sz w:val="40"/>
+                <w:szCs w:val="40"/>
+              </w:rPr>
+              <w:t>MüqÉÑþ | E</w:t>
+            </w:r>
+            <w:r>
+              <w:rPr>
+                <w:rFonts w:ascii="BRH Malayalam Extra" w:hAnsi="BRH Malayalam Extra" w:cs="BRH Devanagari Extra"/>
+                <w:b/>
+                <w:sz w:val="32"/>
+                <w:szCs w:val="40"/>
+              </w:rPr>
+              <w:t xml:space="preserve">– </w:t>
             </w:r>
             <w:r>
               <w:rPr>
@@ -5819,15 +6121,49 @@
                 <w:szCs w:val="40"/>
                 <w:highlight w:val="green"/>
               </w:rPr>
-              <w:t>åUmÉÉþ</w:t>
-            </w:r>
-            <w:r>
-              <w:rPr>
-                <w:rFonts w:ascii="BRH Devanagari Extra" w:hAnsi="BRH Devanagari Extra" w:cs="BRH Devanagari Extra"/>
-                <w:sz w:val="40"/>
-                <w:szCs w:val="40"/>
-              </w:rPr>
-              <w:t xml:space="preserve">MücÉ¤ÉxÉÈ </w:t>
+              <w:t>Îwu</w:t>
+            </w:r>
+            <w:r>
+              <w:rPr>
+                <w:rFonts w:ascii="BRH Devanagari Extra" w:hAnsi="BRH Devanagari Extra" w:cs="BRH Devanagari Extra"/>
+                <w:sz w:val="40"/>
+                <w:szCs w:val="40"/>
+              </w:rPr>
+              <w:t>É</w:t>
+            </w:r>
+            <w:r>
+              <w:rPr>
+                <w:rFonts w:ascii="BRH Malayalam Extra" w:hAnsi="BRH Malayalam Extra" w:cs="BRH Devanagari Extra"/>
+                <w:b/>
+                <w:sz w:val="32"/>
+                <w:szCs w:val="40"/>
+              </w:rPr>
+              <w:t>–</w:t>
+            </w:r>
+            <w:r>
+              <w:rPr>
+                <w:rFonts w:ascii="BRH Devanagari Extra" w:hAnsi="BRH Devanagari Extra" w:cs="BRH Devanagari Extra"/>
+                <w:sz w:val="40"/>
+                <w:szCs w:val="40"/>
+              </w:rPr>
+              <w:t>iÉç</w:t>
+            </w:r>
+            <w:r>
+              <w:rPr>
+                <w:rFonts w:ascii="BRH Malayalam Extra" w:hAnsi="BRH Malayalam Extra" w:cs="BRH Devanagari Extra"/>
+                <w:b/>
+                <w:sz w:val="32"/>
+                <w:szCs w:val="40"/>
+              </w:rPr>
+              <w:t>–</w:t>
+            </w:r>
+            <w:r>
+              <w:rPr>
+                <w:rFonts w:ascii="BRH Devanagari Extra" w:hAnsi="BRH Devanagari Extra" w:cs="BRH Devanagari Extra"/>
+                <w:sz w:val="40"/>
+                <w:szCs w:val="40"/>
+              </w:rPr>
+              <w:t xml:space="preserve"> |</w:t>
             </w:r>
           </w:p>
         </w:tc>
@@ -5865,6 +6201,682 @@
                 <w:sz w:val="28"/>
                 <w:szCs w:val="32"/>
               </w:rPr>
+              <w:t>T.S.2.6.11.2 – Kramam</w:t>
+            </w:r>
+          </w:p>
+          <w:p>
+            <w:pPr>
+              <w:widowControl w:val="0"/>
+              <w:tabs>
+                <w:tab w:val="left" w:pos="993"/>
+              </w:tabs>
+              <w:autoSpaceDE w:val="0"/>
+              <w:autoSpaceDN w:val="0"/>
+              <w:adjustRightInd w:val="0"/>
+              <w:spacing w:before="0" w:line="240" w:lineRule="auto"/>
+              <w:ind w:right="297"/>
+              <w:rPr>
+                <w:rFonts w:cs="Arial"/>
+                <w:b/>
+                <w:sz w:val="28"/>
+                <w:szCs w:val="32"/>
+              </w:rPr>
+            </w:pPr>
+            <w:r>
+              <w:rPr>
+                <w:rFonts w:cs="Arial"/>
+                <w:b/>
+                <w:sz w:val="28"/>
+                <w:szCs w:val="32"/>
+              </w:rPr>
+              <w:t>Krama Vaakyam No.- 18</w:t>
+            </w:r>
+          </w:p>
+          <w:p>
+            <w:pPr>
+              <w:widowControl w:val="0"/>
+              <w:tabs>
+                <w:tab w:val="left" w:pos="993"/>
+              </w:tabs>
+              <w:autoSpaceDE w:val="0"/>
+              <w:autoSpaceDN w:val="0"/>
+              <w:adjustRightInd w:val="0"/>
+              <w:spacing w:before="0" w:line="240" w:lineRule="auto"/>
+              <w:ind w:right="297"/>
+              <w:rPr>
+                <w:rFonts w:cs="Arial"/>
+                <w:b/>
+                <w:sz w:val="28"/>
+                <w:szCs w:val="32"/>
+              </w:rPr>
+            </w:pPr>
+            <w:r>
+              <w:rPr>
+                <w:rFonts w:cs="Arial"/>
+                <w:b/>
+                <w:sz w:val="28"/>
+                <w:szCs w:val="32"/>
+              </w:rPr>
+              <w:t>Panchaati No</w:t>
+            </w:r>
+            <w:r>
+              <w:rPr>
+                <w:rFonts w:cs="Arial"/>
+                <w:b/>
+                <w:szCs w:val="32"/>
+              </w:rPr>
+              <w:t>. -</w:t>
+            </w:r>
+            <w:r>
+              <w:rPr>
+                <w:rFonts w:cs="Arial"/>
+                <w:b/>
+                <w:sz w:val="28"/>
+                <w:szCs w:val="36"/>
+              </w:rPr>
+              <w:t xml:space="preserve"> 62</w:t>
+            </w:r>
+          </w:p>
+        </w:tc>
+        <w:tc>
+          <w:tcPr>
+            <w:tcW w:w="5386" w:type="dxa"/>
+          </w:tcPr>
+          <w:p>
+            <w:pPr>
+              <w:widowControl w:val="0"/>
+              <w:autoSpaceDE w:val="0"/>
+              <w:autoSpaceDN w:val="0"/>
+              <w:adjustRightInd w:val="0"/>
+              <w:spacing w:before="0" w:line="240" w:lineRule="auto"/>
+              <w:rPr>
+                <w:rFonts w:ascii="BRH Devanagari Extra" w:hAnsi="BRH Devanagari Extra" w:cs="BRH Devanagari Extra"/>
+                <w:sz w:val="40"/>
+                <w:szCs w:val="40"/>
+              </w:rPr>
+            </w:pPr>
+            <w:r>
+              <w:rPr>
+                <w:rFonts w:ascii="BRH Devanagari Extra" w:hAnsi="BRH Devanagari Extra" w:cs="BRH Devanagari Extra"/>
+                <w:sz w:val="40"/>
+                <w:szCs w:val="40"/>
+              </w:rPr>
+              <w:t>xÉålÉþrÉÉ</w:t>
+            </w:r>
+            <w:r>
+              <w:rPr>
+                <w:rFonts w:ascii="BRH Malayalam Extra" w:hAnsi="BRH Malayalam Extra" w:cs="BRH Devanagari Extra"/>
+                <w:b/>
+                <w:sz w:val="32"/>
+                <w:szCs w:val="40"/>
+              </w:rPr>
+              <w:t>–</w:t>
+            </w:r>
+            <w:r>
+              <w:rPr>
+                <w:rFonts w:ascii="BRH Devanagari Extra" w:hAnsi="BRH Devanagari Extra" w:cs="BRH Devanagari Extra"/>
+                <w:sz w:val="40"/>
+                <w:szCs w:val="40"/>
+              </w:rPr>
+              <w:t>ÅalÉåÈ | A</w:t>
+            </w:r>
+            <w:r>
+              <w:rPr>
+                <w:rFonts w:ascii="BRH Malayalam Extra" w:hAnsi="BRH Malayalam Extra" w:cs="BRH Devanagari Extra"/>
+                <w:b/>
+                <w:sz w:val="32"/>
+                <w:szCs w:val="40"/>
+              </w:rPr>
+              <w:t>–</w:t>
+            </w:r>
+            <w:r>
+              <w:rPr>
+                <w:rFonts w:ascii="BRH Devanagari Extra" w:hAnsi="BRH Devanagari Extra" w:cs="BRH Devanagari Extra"/>
+                <w:sz w:val="40"/>
+                <w:szCs w:val="40"/>
+              </w:rPr>
+              <w:t>alÉ</w:t>
+            </w:r>
+            <w:r>
+              <w:rPr>
+                <w:rFonts w:ascii="BRH Devanagari Extra" w:hAnsi="BRH Devanagari Extra" w:cs="BRH Devanagari Extra"/>
+                <w:sz w:val="40"/>
+                <w:szCs w:val="40"/>
+                <w:highlight w:val="yellow"/>
+              </w:rPr>
+              <w:t>åUç A</w:t>
+            </w:r>
+            <w:r>
+              <w:rPr>
+                <w:rFonts w:ascii="BRH Devanagari Extra" w:hAnsi="BRH Devanagari Extra" w:cs="BRH Devanagari Extra"/>
+                <w:sz w:val="40"/>
+                <w:szCs w:val="40"/>
+              </w:rPr>
+              <w:t>mÉÉþMücÉ¤ÉxÉÈ |</w:t>
+            </w:r>
+          </w:p>
+        </w:tc>
+        <w:tc>
+          <w:tcPr>
+            <w:tcW w:w="5220" w:type="dxa"/>
+          </w:tcPr>
+          <w:p>
+            <w:pPr>
+              <w:widowControl w:val="0"/>
+              <w:autoSpaceDE w:val="0"/>
+              <w:autoSpaceDN w:val="0"/>
+              <w:adjustRightInd w:val="0"/>
+              <w:spacing w:before="0" w:line="240" w:lineRule="auto"/>
+              <w:rPr>
+                <w:rFonts w:ascii="BRH Devanagari Extra" w:hAnsi="BRH Devanagari Extra" w:cs="BRH Devanagari Extra"/>
+                <w:sz w:val="40"/>
+                <w:szCs w:val="40"/>
+              </w:rPr>
+            </w:pPr>
+            <w:r>
+              <w:rPr>
+                <w:rFonts w:ascii="BRH Devanagari Extra" w:hAnsi="BRH Devanagari Extra" w:cs="BRH Devanagari Extra"/>
+                <w:sz w:val="40"/>
+                <w:szCs w:val="40"/>
+              </w:rPr>
+              <w:t>xÉålÉþrÉÉ</w:t>
+            </w:r>
+            <w:r>
+              <w:rPr>
+                <w:rFonts w:ascii="BRH Malayalam Extra" w:hAnsi="BRH Malayalam Extra" w:cs="BRH Devanagari Extra"/>
+                <w:b/>
+                <w:sz w:val="32"/>
+                <w:szCs w:val="40"/>
+              </w:rPr>
+              <w:t>–</w:t>
+            </w:r>
+            <w:r>
+              <w:rPr>
+                <w:rFonts w:ascii="BRH Devanagari Extra" w:hAnsi="BRH Devanagari Extra" w:cs="BRH Devanagari Extra"/>
+                <w:sz w:val="40"/>
+                <w:szCs w:val="40"/>
+              </w:rPr>
+              <w:t>ÅalÉåÈ | A</w:t>
+            </w:r>
+            <w:r>
+              <w:rPr>
+                <w:rFonts w:ascii="BRH Malayalam Extra" w:hAnsi="BRH Malayalam Extra" w:cs="BRH Devanagari Extra"/>
+                <w:b/>
+                <w:sz w:val="32"/>
+                <w:szCs w:val="40"/>
+              </w:rPr>
+              <w:t>–</w:t>
+            </w:r>
+            <w:r>
+              <w:rPr>
+                <w:rFonts w:ascii="BRH Devanagari Extra" w:hAnsi="BRH Devanagari Extra" w:cs="BRH Devanagari Extra"/>
+                <w:sz w:val="40"/>
+                <w:szCs w:val="40"/>
+              </w:rPr>
+              <w:t>alÉ</w:t>
+            </w:r>
+            <w:r>
+              <w:rPr>
+                <w:rFonts w:ascii="BRH Devanagari Extra" w:hAnsi="BRH Devanagari Extra" w:cs="BRH Devanagari Extra"/>
+                <w:sz w:val="40"/>
+                <w:szCs w:val="40"/>
+                <w:highlight w:val="green"/>
+              </w:rPr>
+              <w:t>åUmÉÉþ</w:t>
+            </w:r>
+            <w:r>
+              <w:rPr>
+                <w:rFonts w:ascii="BRH Devanagari Extra" w:hAnsi="BRH Devanagari Extra" w:cs="BRH Devanagari Extra"/>
+                <w:sz w:val="40"/>
+                <w:szCs w:val="40"/>
+              </w:rPr>
+              <w:t xml:space="preserve">MücÉ¤ÉxÉÈ </w:t>
+            </w:r>
+          </w:p>
+        </w:tc>
+      </w:tr>
+      <w:tr>
+        <w:trPr>
+          <w:trHeight w:val="1091"/>
+        </w:trPr>
+        <w:tc>
+          <w:tcPr>
+            <w:tcW w:w="4048" w:type="dxa"/>
+          </w:tcPr>
+          <w:p>
+            <w:pPr>
+              <w:widowControl w:val="0"/>
+              <w:tabs>
+                <w:tab w:val="left" w:pos="993"/>
+              </w:tabs>
+              <w:autoSpaceDE w:val="0"/>
+              <w:autoSpaceDN w:val="0"/>
+              <w:adjustRightInd w:val="0"/>
+              <w:spacing w:before="0" w:line="240" w:lineRule="auto"/>
+              <w:ind w:right="297"/>
+              <w:rPr>
+                <w:rFonts w:cs="Arial"/>
+                <w:b/>
+                <w:sz w:val="28"/>
+                <w:szCs w:val="32"/>
+              </w:rPr>
+            </w:pPr>
+            <w:r>
+              <w:rPr>
+                <w:rFonts w:cs="Arial"/>
+                <w:b/>
+                <w:sz w:val="28"/>
+                <w:szCs w:val="32"/>
+              </w:rPr>
+              <w:t>T.S.2.6.11.</w:t>
+            </w:r>
+            <w:r>
+              <w:rPr>
+                <w:rFonts w:cs="Arial"/>
+                <w:b/>
+                <w:sz w:val="28"/>
+                <w:szCs w:val="32"/>
+              </w:rPr>
+              <w:t>4</w:t>
+            </w:r>
+            <w:r>
+              <w:rPr>
+                <w:rFonts w:cs="Arial"/>
+                <w:b/>
+                <w:sz w:val="28"/>
+                <w:szCs w:val="32"/>
+              </w:rPr>
+              <w:t xml:space="preserve"> – Kramam</w:t>
+            </w:r>
+          </w:p>
+          <w:p>
+            <w:pPr>
+              <w:widowControl w:val="0"/>
+              <w:tabs>
+                <w:tab w:val="left" w:pos="993"/>
+              </w:tabs>
+              <w:autoSpaceDE w:val="0"/>
+              <w:autoSpaceDN w:val="0"/>
+              <w:adjustRightInd w:val="0"/>
+              <w:spacing w:before="0" w:line="240" w:lineRule="auto"/>
+              <w:ind w:right="297"/>
+              <w:rPr>
+                <w:rFonts w:cs="Arial"/>
+                <w:b/>
+                <w:szCs w:val="28"/>
+                <w:lang w:val="en-IN"/>
+              </w:rPr>
+            </w:pPr>
+            <w:r>
+              <w:rPr>
+                <w:rFonts w:cs="Arial"/>
+                <w:b/>
+                <w:szCs w:val="28"/>
+                <w:lang w:val="en-IN"/>
+              </w:rPr>
+              <w:t>Krama Vaakyam No.- 39 &amp; 40</w:t>
+            </w:r>
+          </w:p>
+          <w:p>
+            <w:pPr>
+              <w:widowControl w:val="0"/>
+              <w:tabs>
+                <w:tab w:val="left" w:pos="993"/>
+              </w:tabs>
+              <w:autoSpaceDE w:val="0"/>
+              <w:autoSpaceDN w:val="0"/>
+              <w:adjustRightInd w:val="0"/>
+              <w:spacing w:before="0" w:line="240" w:lineRule="auto"/>
+              <w:ind w:right="297"/>
+              <w:rPr>
+                <w:rFonts w:cs="Arial"/>
+                <w:b/>
+                <w:sz w:val="28"/>
+                <w:szCs w:val="32"/>
+                <w:lang w:val="it-IT"/>
+              </w:rPr>
+            </w:pPr>
+            <w:r>
+              <w:rPr>
+                <w:rFonts w:cs="Arial"/>
+                <w:b/>
+                <w:sz w:val="28"/>
+                <w:szCs w:val="32"/>
+                <w:lang w:val="it-IT"/>
+              </w:rPr>
+              <w:t>Panchaati No</w:t>
+            </w:r>
+            <w:r>
+              <w:rPr>
+                <w:rFonts w:cs="Arial"/>
+                <w:b/>
+                <w:szCs w:val="32"/>
+                <w:lang w:val="it-IT"/>
+              </w:rPr>
+              <w:t>. -</w:t>
+            </w:r>
+            <w:r>
+              <w:rPr>
+                <w:rFonts w:cs="Arial"/>
+                <w:b/>
+                <w:sz w:val="28"/>
+                <w:szCs w:val="36"/>
+                <w:lang w:val="it-IT"/>
+              </w:rPr>
+              <w:t xml:space="preserve"> 62</w:t>
+            </w:r>
+          </w:p>
+        </w:tc>
+        <w:tc>
+          <w:tcPr>
+            <w:tcW w:w="5386" w:type="dxa"/>
+          </w:tcPr>
+          <w:p>
+            <w:pPr>
+              <w:widowControl w:val="0"/>
+              <w:autoSpaceDE w:val="0"/>
+              <w:autoSpaceDN w:val="0"/>
+              <w:adjustRightInd w:val="0"/>
+              <w:spacing w:before="0" w:line="240" w:lineRule="auto"/>
+              <w:ind w:right="-90"/>
+              <w:rPr>
+                <w:rFonts w:ascii="BRH Malayalam Extra" w:hAnsi="BRH Malayalam Extra" w:cs="BRH Malayalam Extra"/>
+                <w:color w:val="000000"/>
+                <w:sz w:val="40"/>
+                <w:szCs w:val="40"/>
+                <w:lang w:val="it-IT"/>
+              </w:rPr>
+            </w:pPr>
+            <w:r>
+              <w:rPr>
+                <w:rFonts w:ascii="BRH Devanagari Extra" w:hAnsi="BRH Devanagari Extra" w:cs="BRH Devanagari Extra"/>
+                <w:color w:val="000000"/>
+                <w:sz w:val="40"/>
+                <w:szCs w:val="40"/>
+                <w:lang w:val="it-IT"/>
+              </w:rPr>
+              <w:t>uÉ</w:t>
+            </w:r>
+            <w:r>
+              <w:rPr>
+                <w:rFonts w:ascii="BRH Malayalam Extra" w:hAnsi="BRH Malayalam Extra" w:cs="BRH Devanagari Extra"/>
+                <w:b/>
+                <w:color w:val="000000"/>
+                <w:sz w:val="32"/>
+                <w:szCs w:val="40"/>
+                <w:lang w:val="it-IT"/>
+              </w:rPr>
+              <w:t>–</w:t>
+            </w:r>
+            <w:r>
+              <w:rPr>
+                <w:rFonts w:ascii="BRH Devanagari Extra" w:hAnsi="BRH Devanagari Extra" w:cs="BRH Devanagari Extra"/>
+                <w:color w:val="000000"/>
+                <w:sz w:val="40"/>
+                <w:szCs w:val="40"/>
+                <w:lang w:val="it-IT"/>
+              </w:rPr>
+              <w:t>È xÉ</w:t>
+            </w:r>
+            <w:r>
+              <w:rPr>
+                <w:rFonts w:ascii="BRH Malayalam Extra" w:hAnsi="BRH Malayalam Extra" w:cs="BRH Devanagari Extra"/>
+                <w:b/>
+                <w:color w:val="000000"/>
+                <w:sz w:val="32"/>
+                <w:szCs w:val="40"/>
+                <w:highlight w:val="yellow"/>
+                <w:lang w:val="it-IT"/>
+              </w:rPr>
+              <w:t>–</w:t>
+            </w:r>
+            <w:r>
+              <w:rPr>
+                <w:rFonts w:ascii="BRH Devanagari Extra" w:hAnsi="BRH Devanagari Extra" w:cs="BRH Devanagari Extra"/>
+                <w:color w:val="000000"/>
+                <w:sz w:val="40"/>
+                <w:szCs w:val="40"/>
+                <w:highlight w:val="yellow"/>
+                <w:lang w:val="it-IT"/>
+              </w:rPr>
+              <w:t>qÉçÆr</w:t>
+            </w:r>
+            <w:r>
+              <w:rPr>
+                <w:rFonts w:ascii="BRH Devanagari Extra" w:hAnsi="BRH Devanagari Extra" w:cs="BRH Devanagari Extra"/>
+                <w:color w:val="000000"/>
+                <w:sz w:val="40"/>
+                <w:szCs w:val="40"/>
+                <w:lang w:val="it-IT"/>
+              </w:rPr>
+              <w:t>ÉgcÉÿqÉç | xÉ</w:t>
+            </w:r>
+            <w:r>
+              <w:rPr>
+                <w:rFonts w:ascii="BRH Malayalam Extra" w:hAnsi="BRH Malayalam Extra" w:cs="BRH Devanagari Extra"/>
+                <w:b/>
+                <w:color w:val="000000"/>
+                <w:sz w:val="32"/>
+                <w:szCs w:val="40"/>
+                <w:lang w:val="it-IT"/>
+              </w:rPr>
+              <w:t>–</w:t>
+            </w:r>
+            <w:r>
+              <w:rPr>
+                <w:rFonts w:ascii="BRH Devanagari Extra" w:hAnsi="BRH Devanagari Extra" w:cs="BRH Devanagari Extra"/>
+                <w:color w:val="000000"/>
+                <w:sz w:val="40"/>
+                <w:szCs w:val="40"/>
+                <w:highlight w:val="yellow"/>
+                <w:lang w:val="it-IT"/>
+              </w:rPr>
+              <w:t>qÉçÆrÉ</w:t>
+            </w:r>
+            <w:r>
+              <w:rPr>
+                <w:rFonts w:ascii="BRH Devanagari Extra" w:hAnsi="BRH Devanagari Extra" w:cs="BRH Devanagari Extra"/>
+                <w:color w:val="000000"/>
+                <w:sz w:val="40"/>
+                <w:szCs w:val="40"/>
+                <w:lang w:val="it-IT"/>
+              </w:rPr>
+              <w:t>gcÉ</w:t>
+            </w:r>
+            <w:r>
+              <w:rPr>
+                <w:rFonts w:ascii="BRH Malayalam Extra" w:hAnsi="BRH Malayalam Extra" w:cs="BRH Devanagari Extra"/>
+                <w:b/>
+                <w:color w:val="000000"/>
+                <w:sz w:val="32"/>
+                <w:szCs w:val="40"/>
+                <w:lang w:val="it-IT"/>
+              </w:rPr>
+              <w:t>–</w:t>
+            </w:r>
+            <w:r>
+              <w:rPr>
+                <w:rFonts w:ascii="BRH Devanagari Extra" w:hAnsi="BRH Devanagari Extra" w:cs="BRH Devanagari Extra"/>
+                <w:color w:val="000000"/>
+                <w:sz w:val="40"/>
+                <w:szCs w:val="40"/>
+                <w:lang w:val="it-IT"/>
+              </w:rPr>
+              <w:t>ÍqÉwÉÿqÉç |</w:t>
+            </w:r>
+          </w:p>
+        </w:tc>
+        <w:tc>
+          <w:tcPr>
+            <w:tcW w:w="5220" w:type="dxa"/>
+          </w:tcPr>
+          <w:p>
+            <w:pPr>
+              <w:widowControl w:val="0"/>
+              <w:autoSpaceDE w:val="0"/>
+              <w:autoSpaceDN w:val="0"/>
+              <w:adjustRightInd w:val="0"/>
+              <w:spacing w:before="0" w:line="240" w:lineRule="auto"/>
+              <w:rPr>
+                <w:rFonts w:ascii="BRH Malayalam Extra" w:hAnsi="BRH Malayalam Extra" w:cs="BRH Malayalam Extra"/>
+                <w:color w:val="000000"/>
+                <w:sz w:val="40"/>
+                <w:szCs w:val="40"/>
+                <w:lang w:val="it-IT"/>
+              </w:rPr>
+            </w:pPr>
+            <w:r>
+              <w:rPr>
+                <w:rFonts w:ascii="BRH Devanagari Extra" w:hAnsi="BRH Devanagari Extra" w:cs="BRH Devanagari Extra"/>
+                <w:color w:val="000000"/>
+                <w:sz w:val="40"/>
+                <w:szCs w:val="40"/>
+                <w:lang w:val="it-IT"/>
+              </w:rPr>
+              <w:t>uÉ</w:t>
+            </w:r>
+            <w:r>
+              <w:rPr>
+                <w:rFonts w:ascii="BRH Malayalam Extra" w:hAnsi="BRH Malayalam Extra" w:cs="BRH Devanagari Extra"/>
+                <w:b/>
+                <w:color w:val="000000"/>
+                <w:sz w:val="32"/>
+                <w:szCs w:val="40"/>
+                <w:lang w:val="it-IT"/>
+              </w:rPr>
+              <w:t>–</w:t>
+            </w:r>
+            <w:r>
+              <w:rPr>
+                <w:rFonts w:ascii="BRH Devanagari Extra" w:hAnsi="BRH Devanagari Extra" w:cs="BRH Devanagari Extra"/>
+                <w:color w:val="000000"/>
+                <w:sz w:val="40"/>
+                <w:szCs w:val="40"/>
+                <w:lang w:val="it-IT"/>
+              </w:rPr>
+              <w:t>È xÉ</w:t>
+            </w:r>
+            <w:r>
+              <w:rPr>
+                <w:rFonts w:ascii="BRH Malayalam Extra" w:hAnsi="BRH Malayalam Extra" w:cs="BRH Devanagari Extra"/>
+                <w:b/>
+                <w:color w:val="000000"/>
+                <w:sz w:val="32"/>
+                <w:szCs w:val="40"/>
+                <w:lang w:val="it-IT"/>
+              </w:rPr>
+              <w:t>–</w:t>
+            </w:r>
+            <w:r>
+              <w:rPr>
+                <w:rFonts w:ascii="BRH Devanagari Extra" w:hAnsi="BRH Devanagari Extra" w:cs="BRH Devanagari Extra"/>
+                <w:color w:val="000000"/>
+                <w:sz w:val="40"/>
+                <w:szCs w:val="40"/>
+                <w:highlight w:val="green"/>
+                <w:lang w:val="it-IT"/>
+              </w:rPr>
+              <w:t>qrÉ</w:t>
+            </w:r>
+            <w:r>
+              <w:rPr>
+                <w:rFonts w:ascii="BRH Devanagari Extra" w:hAnsi="BRH Devanagari Extra" w:cs="BRH Devanagari Extra"/>
+                <w:color w:val="000000"/>
+                <w:sz w:val="40"/>
+                <w:szCs w:val="40"/>
+                <w:lang w:val="it-IT"/>
+              </w:rPr>
+              <w:t>gcÉÿqÉç | xÉ</w:t>
+            </w:r>
+            <w:r>
+              <w:rPr>
+                <w:rFonts w:ascii="BRH Malayalam Extra" w:hAnsi="BRH Malayalam Extra" w:cs="BRH Devanagari Extra"/>
+                <w:b/>
+                <w:color w:val="000000"/>
+                <w:sz w:val="32"/>
+                <w:szCs w:val="40"/>
+                <w:lang w:val="it-IT"/>
+              </w:rPr>
+              <w:t>–</w:t>
+            </w:r>
+            <w:r>
+              <w:rPr>
+                <w:rFonts w:ascii="BRH Devanagari Extra" w:hAnsi="BRH Devanagari Extra" w:cs="BRH Devanagari Extra"/>
+                <w:color w:val="000000"/>
+                <w:sz w:val="40"/>
+                <w:szCs w:val="40"/>
+                <w:highlight w:val="green"/>
+                <w:lang w:val="it-IT"/>
+              </w:rPr>
+              <w:t>qr</w:t>
+            </w:r>
+            <w:r>
+              <w:rPr>
+                <w:rFonts w:ascii="BRH Devanagari Extra" w:hAnsi="BRH Devanagari Extra" w:cs="BRH Devanagari Extra"/>
+                <w:color w:val="000000"/>
+                <w:sz w:val="40"/>
+                <w:szCs w:val="40"/>
+                <w:lang w:val="it-IT"/>
+              </w:rPr>
+              <w:t>ÉgcÉ</w:t>
+            </w:r>
+            <w:r>
+              <w:rPr>
+                <w:rFonts w:ascii="BRH Malayalam Extra" w:hAnsi="BRH Malayalam Extra" w:cs="BRH Devanagari Extra"/>
+                <w:b/>
+                <w:color w:val="000000"/>
+                <w:sz w:val="32"/>
+                <w:szCs w:val="40"/>
+                <w:lang w:val="it-IT"/>
+              </w:rPr>
+              <w:t>–</w:t>
+            </w:r>
+            <w:r>
+              <w:rPr>
+                <w:rFonts w:ascii="BRH Devanagari Extra" w:hAnsi="BRH Devanagari Extra" w:cs="BRH Devanagari Extra"/>
+                <w:color w:val="000000"/>
+                <w:sz w:val="40"/>
+                <w:szCs w:val="40"/>
+                <w:lang w:val="it-IT"/>
+              </w:rPr>
+              <w:t>ÍqÉwÉÿqÉç |</w:t>
+            </w:r>
+          </w:p>
+        </w:tc>
+      </w:tr>
+      <w:tr>
+        <w:trPr>
+          <w:trHeight w:val="1091"/>
+        </w:trPr>
+        <w:tc>
+          <w:tcPr>
+            <w:tcW w:w="4048" w:type="dxa"/>
+          </w:tcPr>
+          <w:p>
+            <w:pPr>
+              <w:widowControl w:val="0"/>
+              <w:tabs>
+                <w:tab w:val="left" w:pos="993"/>
+              </w:tabs>
+              <w:autoSpaceDE w:val="0"/>
+              <w:autoSpaceDN w:val="0"/>
+              <w:adjustRightInd w:val="0"/>
+              <w:spacing w:before="0" w:line="240" w:lineRule="auto"/>
+              <w:ind w:right="297"/>
+              <w:rPr>
+                <w:rFonts w:cs="Arial"/>
+                <w:b/>
+                <w:sz w:val="28"/>
+                <w:szCs w:val="32"/>
+              </w:rPr>
+            </w:pPr>
+            <w:r>
+              <w:rPr>
+                <w:rFonts w:cs="Arial"/>
+                <w:b/>
+                <w:sz w:val="28"/>
+                <w:szCs w:val="32"/>
+              </w:rPr>
               <w:t>T.S.2.6.</w:t>
             </w:r>
             <w:r>
@@ -6334,6 +7346,7 @@
                 <w:sz w:val="28"/>
                 <w:szCs w:val="32"/>
               </w:rPr>
+              <w:lastRenderedPageBreak/>
               <w:t>T.S.2.6.</w:t>
             </w:r>
             <w:r>
@@ -7012,7 +8025,6 @@
                 <w:sz w:val="32"/>
                 <w:szCs w:val="32"/>
               </w:rPr>
-              <w:lastRenderedPageBreak/>
               <w:t>Reference</w:t>
             </w:r>
           </w:p>
@@ -7035,7 +8047,6 @@
                 <w:sz w:val="32"/>
                 <w:szCs w:val="32"/>
               </w:rPr>
-              <w:lastRenderedPageBreak/>
               <w:t>As Printed</w:t>
             </w:r>
           </w:p>
@@ -8618,6 +9629,7 @@
                 <w:sz w:val="28"/>
                 <w:szCs w:val="32"/>
               </w:rPr>
+              <w:lastRenderedPageBreak/>
               <w:t>T.S.2.</w:t>
             </w:r>
             <w:r>
@@ -9935,7 +10947,6 @@
                 <w:sz w:val="32"/>
                 <w:szCs w:val="32"/>
               </w:rPr>
-              <w:lastRenderedPageBreak/>
               <w:t>Reference</w:t>
             </w:r>
           </w:p>
@@ -9958,7 +10969,6 @@
                 <w:sz w:val="32"/>
                 <w:szCs w:val="32"/>
               </w:rPr>
-              <w:lastRenderedPageBreak/>
               <w:t>As Printed</w:t>
             </w:r>
           </w:p>
@@ -11001,6 +12011,7 @@
                 <w:sz w:val="32"/>
                 <w:szCs w:val="32"/>
               </w:rPr>
+              <w:lastRenderedPageBreak/>
               <w:t>Reference</w:t>
             </w:r>
           </w:p>
@@ -11023,6 +12034,7 @@
                 <w:sz w:val="32"/>
                 <w:szCs w:val="32"/>
               </w:rPr>
+              <w:lastRenderedPageBreak/>
               <w:t>As Printed</w:t>
             </w:r>
           </w:p>
@@ -12260,7 +13272,6 @@
                 <w:sz w:val="28"/>
                 <w:szCs w:val="32"/>
               </w:rPr>
-              <w:lastRenderedPageBreak/>
               <w:t>T.S.2.</w:t>
             </w:r>
             <w:r>
@@ -13850,6 +14861,7 @@
                 <w:sz w:val="28"/>
                 <w:szCs w:val="32"/>
               </w:rPr>
+              <w:lastRenderedPageBreak/>
               <w:t>T</w:t>
             </w:r>
             <w:r>
@@ -15008,7 +16020,6 @@
                 <w:sz w:val="40"/>
                 <w:szCs w:val="40"/>
               </w:rPr>
-              <w:lastRenderedPageBreak/>
               <w:t>mÉëxÉÔÿ</w:t>
             </w:r>
             <w:r>
@@ -15116,7 +16127,6 @@
                 <w:sz w:val="40"/>
                 <w:szCs w:val="40"/>
               </w:rPr>
-              <w:lastRenderedPageBreak/>
               <w:t>mÉëxÉÔÿirÉÉ A</w:t>
             </w:r>
             <w:r>
@@ -15160,7 +16170,6 @@
                 <w:sz w:val="40"/>
                 <w:szCs w:val="40"/>
               </w:rPr>
-              <w:lastRenderedPageBreak/>
               <w:t>mÉëxÉÔÿ</w:t>
             </w:r>
             <w:r>
@@ -15290,7 +16299,6 @@
                 <w:sz w:val="28"/>
                 <w:szCs w:val="32"/>
               </w:rPr>
-              <w:lastRenderedPageBreak/>
               <w:t>T</w:t>
             </w:r>
             <w:r>
@@ -16561,6 +17569,7 @@
                 <w:sz w:val="28"/>
                 <w:szCs w:val="32"/>
               </w:rPr>
+              <w:lastRenderedPageBreak/>
               <w:t>T</w:t>
             </w:r>
             <w:r>
@@ -17504,7 +18513,6 @@
                 <w:sz w:val="28"/>
                 <w:szCs w:val="32"/>
               </w:rPr>
-              <w:lastRenderedPageBreak/>
               <w:t>T</w:t>
             </w:r>
             <w:r>
@@ -19535,6 +20543,7 @@
           <w:b/>
           <w:bCs/>
         </w:rPr>
+        <w:lastRenderedPageBreak/>
         <w:t>(ignore those which are already incorporated in your book’s version and date)</w:t>
       </w:r>
     </w:p>

--- a/TS-Kramam/TS-2.6/TS 2.6 Sanskrit Krama Paatam Corrections.docx
+++ b/TS-Kramam/TS-2.6/TS 2.6 Sanskrit Krama Paatam Corrections.docx
@@ -69,10 +69,9 @@
           <w:bCs/>
           <w:sz w:val="32"/>
           <w:szCs w:val="32"/>
-          <w:highlight w:val="red"/>
           <w:u w:val="single"/>
         </w:rPr>
-        <w:t>????</w:t>
+        <w:t>31st July 2026</w:t>
       </w:r>
     </w:p>
     <w:p>
@@ -1622,6 +1621,7 @@
               </w:rPr>
               <w:t>Uç</w:t>
             </w:r>
+            <w:proofErr w:type="gramStart"/>
             <w:r>
               <w:rPr>
                 <w:rFonts w:ascii="BRH Malayalam Extra" w:hAnsi="BRH Malayalam Extra" w:cs="BRH Devanagari Extra"/>
@@ -1641,6 +1641,7 @@
               </w:rPr>
               <w:t>.G</w:t>
             </w:r>
+            <w:proofErr w:type="gramEnd"/>
             <w:r>
               <w:rPr>
                 <w:rFonts w:ascii="BRH Malayalam Extra" w:hAnsi="BRH Malayalam Extra" w:cs="BRH Devanagari Extra"/>
@@ -1746,6 +1747,7 @@
               </w:rPr>
               <w:t>Uç</w:t>
             </w:r>
+            <w:proofErr w:type="gramStart"/>
             <w:r>
               <w:rPr>
                 <w:rFonts w:ascii="BRH Malayalam Extra" w:hAnsi="BRH Malayalam Extra" w:cs="BRH Devanagari Extra"/>
@@ -1765,6 +1767,7 @@
               </w:rPr>
               <w:t>.G</w:t>
             </w:r>
+            <w:proofErr w:type="gramEnd"/>
             <w:r>
               <w:rPr>
                 <w:rFonts w:ascii="BRH Malayalam Extra" w:hAnsi="BRH Malayalam Extra" w:cs="BRH Devanagari Extra"/>
@@ -7865,22 +7868,20 @@
           <w:sz w:val="32"/>
           <w:szCs w:val="32"/>
           <w:u w:val="single"/>
-          <w:lang w:val="it-IT"/>
+          <w:lang w:val="en-IN"/>
         </w:rPr>
       </w:pPr>
-    </w:p>
-    <w:p>
-      <w:pPr>
-        <w:jc w:val="center"/>
+      <w:r>
         <w:rPr>
           <w:b/>
           <w:bCs/>
           <w:sz w:val="32"/>
           <w:szCs w:val="32"/>
           <w:u w:val="single"/>
-          <w:lang w:val="it-IT"/>
+          <w:lang w:val="en-IN"/>
         </w:rPr>
-      </w:pPr>
+        <w:t>==============</w:t>
+      </w:r>
     </w:p>
     <w:p>
       <w:pPr>
@@ -9629,7 +9630,6 @@
                 <w:sz w:val="28"/>
                 <w:szCs w:val="32"/>
               </w:rPr>
-              <w:lastRenderedPageBreak/>
               <w:t>T.S.2.</w:t>
             </w:r>
             <w:r>
@@ -9825,6 +9825,7 @@
               </w:rPr>
               <w:t>–</w:t>
             </w:r>
+            <w:proofErr w:type="gramStart"/>
             <w:r>
               <w:rPr>
                 <w:rFonts w:ascii="BRH Devanagari Extra" w:hAnsi="BRH Devanagari Extra" w:cs="BRH Devanagari Extra"/>
@@ -9846,6 +9847,7 @@
               </w:rPr>
               <w:t>–</w:t>
             </w:r>
+            <w:proofErr w:type="gramEnd"/>
             <w:r>
               <w:rPr>
                 <w:rFonts w:ascii="BRH Devanagari Extra" w:hAnsi="BRH Devanagari Extra" w:cs="BRH Devanagari Extra"/>
@@ -10010,6 +10012,7 @@
                 <w:sz w:val="28"/>
                 <w:szCs w:val="32"/>
               </w:rPr>
+              <w:lastRenderedPageBreak/>
               <w:t>T.S.2.</w:t>
             </w:r>
             <w:r>
@@ -10804,6 +10807,28 @@
         </w:tc>
       </w:tr>
     </w:tbl>
+    <w:p>
+      <w:pPr>
+        <w:jc w:val="center"/>
+        <w:rPr>
+          <w:b/>
+          <w:bCs/>
+          <w:sz w:val="32"/>
+          <w:szCs w:val="32"/>
+          <w:u w:val="single"/>
+        </w:rPr>
+      </w:pPr>
+      <w:r>
+        <w:rPr>
+          <w:b/>
+          <w:bCs/>
+          <w:sz w:val="32"/>
+          <w:szCs w:val="32"/>
+          <w:u w:val="single"/>
+        </w:rPr>
+        <w:t>=========</w:t>
+      </w:r>
+    </w:p>
     <w:p>
       <w:pPr>
         <w:jc w:val="center"/>
@@ -11829,6 +11854,42 @@
           <w:u w:val="single"/>
         </w:rPr>
       </w:pPr>
+    </w:p>
+    <w:p>
+      <w:pPr>
+        <w:jc w:val="center"/>
+        <w:rPr>
+          <w:b/>
+          <w:bCs/>
+          <w:sz w:val="32"/>
+          <w:szCs w:val="32"/>
+          <w:u w:val="single"/>
+        </w:rPr>
+      </w:pPr>
+    </w:p>
+    <w:p>
+      <w:pPr>
+        <w:jc w:val="center"/>
+        <w:rPr>
+          <w:b/>
+          <w:bCs/>
+          <w:sz w:val="32"/>
+          <w:szCs w:val="32"/>
+          <w:u w:val="single"/>
+        </w:rPr>
+      </w:pPr>
+    </w:p>
+    <w:p>
+      <w:pPr>
+        <w:jc w:val="center"/>
+        <w:rPr>
+          <w:b/>
+          <w:bCs/>
+          <w:sz w:val="32"/>
+          <w:szCs w:val="32"/>
+          <w:u w:val="single"/>
+        </w:rPr>
+      </w:pPr>
       <w:r>
         <w:rPr>
           <w:b/>
@@ -11837,6 +11898,7 @@
           <w:szCs w:val="32"/>
           <w:u w:val="single"/>
         </w:rPr>
+        <w:lastRenderedPageBreak/>
         <w:t xml:space="preserve">TS </w:t>
       </w:r>
       <w:r>
@@ -12011,7 +12073,6 @@
                 <w:sz w:val="32"/>
                 <w:szCs w:val="32"/>
               </w:rPr>
-              <w:lastRenderedPageBreak/>
               <w:t>Reference</w:t>
             </w:r>
           </w:p>
@@ -12034,7 +12095,6 @@
                 <w:sz w:val="32"/>
                 <w:szCs w:val="32"/>
               </w:rPr>
-              <w:lastRenderedPageBreak/>
               <w:t>As Printed</w:t>
             </w:r>
           </w:p>
@@ -13985,6 +14045,7 @@
               </w:rPr>
               <w:t>–</w:t>
             </w:r>
+            <w:proofErr w:type="gramStart"/>
             <w:r>
               <w:rPr>
                 <w:rFonts w:ascii="BRH Devanagari Extra" w:hAnsi="BRH Devanagari Extra" w:cs="BRH Devanagari Extra"/>
@@ -14004,6 +14065,7 @@
               </w:rPr>
               <w:t>–</w:t>
             </w:r>
+            <w:proofErr w:type="gramEnd"/>
             <w:r>
               <w:rPr>
                 <w:rFonts w:ascii="BRH Devanagari Extra" w:hAnsi="BRH Devanagari Extra" w:cs="BRH Devanagari Extra"/>
@@ -14157,6 +14219,7 @@
               </w:rPr>
               <w:t>–</w:t>
             </w:r>
+            <w:proofErr w:type="gramStart"/>
             <w:r>
               <w:rPr>
                 <w:rFonts w:ascii="BRH Devanagari Extra" w:hAnsi="BRH Devanagari Extra" w:cs="BRH Devanagari Extra"/>
@@ -14176,6 +14239,7 @@
               </w:rPr>
               <w:t>–</w:t>
             </w:r>
+            <w:proofErr w:type="gramEnd"/>
             <w:r>
               <w:rPr>
                 <w:rFonts w:ascii="BRH Devanagari Extra" w:hAnsi="BRH Devanagari Extra" w:cs="BRH Devanagari Extra"/>
@@ -14417,6 +14481,7 @@
                 <w:sz w:val="28"/>
                 <w:szCs w:val="32"/>
               </w:rPr>
+              <w:lastRenderedPageBreak/>
               <w:t>9 &amp;10</w:t>
             </w:r>
           </w:p>
@@ -14514,6 +14579,7 @@
                 <w:sz w:val="40"/>
                 <w:szCs w:val="40"/>
               </w:rPr>
+              <w:lastRenderedPageBreak/>
               <w:t>ÍkÉë</w:t>
             </w:r>
             <w:r>
@@ -14625,6 +14691,7 @@
                 <w:sz w:val="40"/>
                 <w:szCs w:val="40"/>
               </w:rPr>
+              <w:lastRenderedPageBreak/>
               <w:t>oÉ×Wû</w:t>
             </w:r>
             <w:r>
@@ -14683,6 +14750,7 @@
                 <w:sz w:val="40"/>
                 <w:szCs w:val="40"/>
               </w:rPr>
+              <w:lastRenderedPageBreak/>
               <w:t>ÍkÉë</w:t>
             </w:r>
             <w:r>
@@ -14792,6 +14860,7 @@
                 <w:sz w:val="40"/>
                 <w:szCs w:val="40"/>
               </w:rPr>
+              <w:lastRenderedPageBreak/>
               <w:t>oÉ×Wû</w:t>
             </w:r>
             <w:r>
@@ -17052,6 +17121,7 @@
                 <w:sz w:val="28"/>
                 <w:szCs w:val="32"/>
               </w:rPr>
+              <w:lastRenderedPageBreak/>
               <w:t>T</w:t>
             </w:r>
             <w:r>
@@ -17569,7 +17639,6 @@
                 <w:sz w:val="28"/>
                 <w:szCs w:val="32"/>
               </w:rPr>
-              <w:lastRenderedPageBreak/>
               <w:t>T</w:t>
             </w:r>
             <w:r>
@@ -20029,6 +20098,7 @@
               </w:rPr>
               <w:t>–</w:t>
             </w:r>
+            <w:proofErr w:type="gramStart"/>
             <w:r>
               <w:rPr>
                 <w:rFonts w:ascii="BRH Devanagari Extra" w:hAnsi="BRH Devanagari Extra" w:cs="BRH Devanagari Extra"/>
@@ -20048,6 +20118,7 @@
               </w:rPr>
               <w:t>–</w:t>
             </w:r>
+            <w:proofErr w:type="gramEnd"/>
             <w:r>
               <w:rPr>
                 <w:rFonts w:ascii="BRH Devanagari Extra" w:hAnsi="BRH Devanagari Extra" w:cs="BRH Devanagari Extra"/>
@@ -20101,6 +20172,7 @@
               </w:rPr>
               <w:t>–</w:t>
             </w:r>
+            <w:proofErr w:type="gramStart"/>
             <w:r>
               <w:rPr>
                 <w:rFonts w:ascii="BRH Devanagari Extra" w:hAnsi="BRH Devanagari Extra" w:cs="BRH Devanagari Extra"/>
@@ -20120,6 +20192,7 @@
               </w:rPr>
               <w:t>–</w:t>
             </w:r>
+            <w:proofErr w:type="gramEnd"/>
             <w:r>
               <w:rPr>
                 <w:rFonts w:ascii="BRH Devanagari Extra" w:hAnsi="BRH Devanagari Extra" w:cs="BRH Devanagari Extra"/>
@@ -20222,6 +20295,7 @@
               </w:rPr>
               <w:t>–</w:t>
             </w:r>
+            <w:proofErr w:type="gramStart"/>
             <w:r>
               <w:rPr>
                 <w:rFonts w:ascii="BRH Devanagari Extra" w:hAnsi="BRH Devanagari Extra" w:cs="BRH Devanagari Extra"/>
@@ -20241,6 +20315,7 @@
               </w:rPr>
               <w:t>–</w:t>
             </w:r>
+            <w:proofErr w:type="gramEnd"/>
             <w:r>
               <w:rPr>
                 <w:rFonts w:ascii="BRH Devanagari Extra" w:hAnsi="BRH Devanagari Extra" w:cs="BRH Devanagari Extra"/>
@@ -20315,6 +20390,7 @@
               </w:rPr>
               <w:t>–</w:t>
             </w:r>
+            <w:proofErr w:type="gramStart"/>
             <w:r>
               <w:rPr>
                 <w:rFonts w:ascii="BRH Devanagari Extra" w:hAnsi="BRH Devanagari Extra" w:cs="BRH Devanagari Extra"/>
@@ -20345,6 +20421,7 @@
               </w:rPr>
               <w:t>–</w:t>
             </w:r>
+            <w:proofErr w:type="gramEnd"/>
             <w:r>
               <w:rPr>
                 <w:rFonts w:ascii="BRH Devanagari Extra" w:hAnsi="BRH Devanagari Extra" w:cs="BRH Devanagari Extra"/>
@@ -20425,6 +20502,7 @@
           <w:szCs w:val="40"/>
           <w:lang w:val="en-IN" w:eastAsia="en-IN"/>
         </w:rPr>
+        <w:lastRenderedPageBreak/>
         <w:t xml:space="preserve">"zlÉ" </w:t>
       </w:r>
       <w:r>
@@ -20433,7 +20511,16 @@
           <w:bCs/>
           <w:sz w:val="32"/>
         </w:rPr>
-        <w:t>replaced with</w:t>
+        <w:t xml:space="preserve">replaced </w:t>
+      </w:r>
+      <w:proofErr w:type="gramStart"/>
+      <w:r>
+        <w:rPr>
+          <w:b/>
+          <w:bCs/>
+          <w:sz w:val="32"/>
+        </w:rPr>
+        <w:t>with</w:t>
       </w:r>
       <w:r>
         <w:rPr>
@@ -20455,6 +20542,7 @@
         </w:rPr>
         <w:t>"</w:t>
       </w:r>
+      <w:proofErr w:type="gramEnd"/>
       <w:r>
         <w:rPr>
           <w:rFonts w:ascii="BRH Devanagari" w:hAnsi="BRH Devanagari" w:cs="BRH Devanagari"/>
@@ -20543,7 +20631,6 @@
           <w:b/>
           <w:bCs/>
         </w:rPr>
-        <w:lastRenderedPageBreak/>
         <w:t>(ignore those which are already incorporated in your book’s version and date)</w:t>
       </w:r>
     </w:p>
